--- a/files/ByungjunKim_CV_2606.docx
+++ b/files/ByungjunKim_CV_2606.docx
@@ -423,7 +423,43 @@
           <w:sz w:val="20"/>
           <w:szCs w:val="20"/>
         </w:rPr>
-        <w:t>. Advisors: Wonjae Lee and Bong Gwan Jun.</w:t>
+        <w:t xml:space="preserve">. Advisors: </w:t>
+      </w:r>
+      <w:proofErr w:type="spellStart"/>
+      <w:r>
+        <w:rPr>
+          <w:rFonts w:ascii="Pretendard" w:eastAsia="Pretendard" w:hAnsi="Pretendard"/>
+          <w:sz w:val="20"/>
+          <w:szCs w:val="20"/>
+        </w:rPr>
+        <w:t>Wonjae</w:t>
+      </w:r>
+      <w:proofErr w:type="spellEnd"/>
+      <w:r>
+        <w:rPr>
+          <w:rFonts w:ascii="Pretendard" w:eastAsia="Pretendard" w:hAnsi="Pretendard"/>
+          <w:sz w:val="20"/>
+          <w:szCs w:val="20"/>
+        </w:rPr>
+        <w:t xml:space="preserve"> Lee and Bong </w:t>
+      </w:r>
+      <w:proofErr w:type="spellStart"/>
+      <w:r>
+        <w:rPr>
+          <w:rFonts w:ascii="Pretendard" w:eastAsia="Pretendard" w:hAnsi="Pretendard"/>
+          <w:sz w:val="20"/>
+          <w:szCs w:val="20"/>
+        </w:rPr>
+        <w:t>Gwan</w:t>
+      </w:r>
+      <w:proofErr w:type="spellEnd"/>
+      <w:r>
+        <w:rPr>
+          <w:rFonts w:ascii="Pretendard" w:eastAsia="Pretendard" w:hAnsi="Pretendard"/>
+          <w:sz w:val="20"/>
+          <w:szCs w:val="20"/>
+        </w:rPr>
+        <w:t xml:space="preserve"> Jun.</w:t>
       </w:r>
     </w:p>
     <w:p>
@@ -849,7 +885,25 @@
           <w:sz w:val="20"/>
           <w:szCs w:val="20"/>
         </w:rPr>
-        <w:t>, Data Research Team, Bigvalue (real estate data analysis</w:t>
+        <w:t xml:space="preserve">, Data Research Team, </w:t>
+      </w:r>
+      <w:proofErr w:type="spellStart"/>
+      <w:r>
+        <w:rPr>
+          <w:rFonts w:ascii="Pretendard" w:eastAsia="Pretendard" w:hAnsi="Pretendard"/>
+          <w:sz w:val="20"/>
+          <w:szCs w:val="20"/>
+        </w:rPr>
+        <w:t>Bigvalue</w:t>
+      </w:r>
+      <w:proofErr w:type="spellEnd"/>
+      <w:r>
+        <w:rPr>
+          <w:rFonts w:ascii="Pretendard" w:eastAsia="Pretendard" w:hAnsi="Pretendard"/>
+          <w:sz w:val="20"/>
+          <w:szCs w:val="20"/>
+        </w:rPr>
+        <w:t xml:space="preserve"> (real estate data analysis</w:t>
       </w:r>
       <w:r>
         <w:rPr>
@@ -944,7 +998,25 @@
           <w:sz w:val="20"/>
           <w:szCs w:val="20"/>
         </w:rPr>
-        <w:t xml:space="preserve"> (2026). KPoEM: A human-annotated dataset for emotion classification and RAG-based poetry generation in Korean modern poetry. </w:t>
+        <w:t xml:space="preserve"> (2026). </w:t>
+      </w:r>
+      <w:proofErr w:type="spellStart"/>
+      <w:r>
+        <w:rPr>
+          <w:rFonts w:ascii="Pretendard" w:eastAsia="Pretendard" w:hAnsi="Pretendard"/>
+          <w:sz w:val="20"/>
+          <w:szCs w:val="20"/>
+        </w:rPr>
+        <w:t>KPoEM</w:t>
+      </w:r>
+      <w:proofErr w:type="spellEnd"/>
+      <w:r>
+        <w:rPr>
+          <w:rFonts w:ascii="Pretendard" w:eastAsia="Pretendard" w:hAnsi="Pretendard"/>
+          <w:sz w:val="20"/>
+          <w:szCs w:val="20"/>
+        </w:rPr>
+        <w:t xml:space="preserve">: A human-annotated dataset for emotion classification and RAG-based poetry generation in Korean modern poetry. </w:t>
       </w:r>
       <w:r>
         <w:rPr>
@@ -1006,7 +1078,25 @@
           <w:sz w:val="20"/>
           <w:szCs w:val="20"/>
         </w:rPr>
-        <w:t xml:space="preserve">, Jee, J., &amp; Woo, D. (2026). Mapping the semantic transformations of major powers in Cold War East Asia: A word embedding approach using Chinese and Korean newspapers (1946–95). </w:t>
+        <w:t xml:space="preserve">, </w:t>
+      </w:r>
+      <w:proofErr w:type="spellStart"/>
+      <w:r>
+        <w:rPr>
+          <w:rFonts w:ascii="Pretendard" w:eastAsia="Pretendard" w:hAnsi="Pretendard"/>
+          <w:sz w:val="20"/>
+          <w:szCs w:val="20"/>
+        </w:rPr>
+        <w:t>Jee</w:t>
+      </w:r>
+      <w:proofErr w:type="spellEnd"/>
+      <w:r>
+        <w:rPr>
+          <w:rFonts w:ascii="Pretendard" w:eastAsia="Pretendard" w:hAnsi="Pretendard"/>
+          <w:sz w:val="20"/>
+          <w:szCs w:val="20"/>
+        </w:rPr>
+        <w:t xml:space="preserve">, J., &amp; Woo, D. (2026). Mapping the semantic transformations of major powers in Cold War East Asia: A word embedding approach using Chinese and Korean newspapers (1946–95). </w:t>
       </w:r>
       <w:r>
         <w:rPr>
@@ -1192,13 +1282,23 @@
           <w:szCs w:val="20"/>
         </w:rPr>
       </w:pPr>
-      <w:r>
-        <w:rPr>
-          <w:rFonts w:ascii="Pretendard" w:eastAsia="Pretendard" w:hAnsi="Pretendard"/>
-          <w:sz w:val="20"/>
-          <w:szCs w:val="20"/>
-        </w:rPr>
-        <w:t xml:space="preserve">Jee, J., </w:t>
+      <w:proofErr w:type="spellStart"/>
+      <w:r>
+        <w:rPr>
+          <w:rFonts w:ascii="Pretendard" w:eastAsia="Pretendard" w:hAnsi="Pretendard"/>
+          <w:sz w:val="20"/>
+          <w:szCs w:val="20"/>
+        </w:rPr>
+        <w:t>Jee</w:t>
+      </w:r>
+      <w:proofErr w:type="spellEnd"/>
+      <w:r>
+        <w:rPr>
+          <w:rFonts w:ascii="Pretendard" w:eastAsia="Pretendard" w:hAnsi="Pretendard"/>
+          <w:sz w:val="20"/>
+          <w:szCs w:val="20"/>
+        </w:rPr>
+        <w:t xml:space="preserve">, J., </w:t>
       </w:r>
       <w:r>
         <w:rPr>
@@ -1216,7 +1316,25 @@
           <w:sz w:val="20"/>
           <w:szCs w:val="20"/>
         </w:rPr>
-        <w:t xml:space="preserve">, &amp; Jun, B. G. (2024). The role of English Wikipedia in mediating East Asian historical disputes: The case of Balhae. </w:t>
+        <w:t xml:space="preserve">, &amp; Jun, B. G. (2024). The role of English Wikipedia in mediating East Asian historical disputes: The case of </w:t>
+      </w:r>
+      <w:proofErr w:type="spellStart"/>
+      <w:r>
+        <w:rPr>
+          <w:rFonts w:ascii="Pretendard" w:eastAsia="Pretendard" w:hAnsi="Pretendard"/>
+          <w:sz w:val="20"/>
+          <w:szCs w:val="20"/>
+        </w:rPr>
+        <w:t>Balhae</w:t>
+      </w:r>
+      <w:proofErr w:type="spellEnd"/>
+      <w:r>
+        <w:rPr>
+          <w:rFonts w:ascii="Pretendard" w:eastAsia="Pretendard" w:hAnsi="Pretendard"/>
+          <w:sz w:val="20"/>
+          <w:szCs w:val="20"/>
+        </w:rPr>
+        <w:t xml:space="preserve">. </w:t>
       </w:r>
       <w:r>
         <w:rPr>
@@ -1621,7 +1739,25 @@
           <w:sz w:val="20"/>
           <w:szCs w:val="20"/>
         </w:rPr>
-        <w:t xml:space="preserve">, Yoo, M., Park, K. C., Lee, K. R., &amp; Kim, J. H. (2021). A value of civic voices for smart city: A big data analysis of civic queries posed by Seoul citizens. </w:t>
+        <w:t xml:space="preserve">, </w:t>
+      </w:r>
+      <w:proofErr w:type="spellStart"/>
+      <w:r>
+        <w:rPr>
+          <w:rFonts w:ascii="Pretendard" w:eastAsia="Pretendard" w:hAnsi="Pretendard"/>
+          <w:sz w:val="20"/>
+          <w:szCs w:val="20"/>
+        </w:rPr>
+        <w:t>Yoo</w:t>
+      </w:r>
+      <w:proofErr w:type="spellEnd"/>
+      <w:r>
+        <w:rPr>
+          <w:rFonts w:ascii="Pretendard" w:eastAsia="Pretendard" w:hAnsi="Pretendard"/>
+          <w:sz w:val="20"/>
+          <w:szCs w:val="20"/>
+        </w:rPr>
+        <w:t xml:space="preserve">, M., Park, K. C., Lee, K. R., &amp; Kim, J. H. (2021). A value of civic voices for smart city: A big data analysis of civic queries posed by Seoul citizens. </w:t>
       </w:r>
       <w:r>
         <w:rPr>
@@ -1696,7 +1832,79 @@
           <w:sz w:val="20"/>
           <w:szCs w:val="20"/>
         </w:rPr>
-        <w:t xml:space="preserve">van Cranenburgh, A., Yang, X., Alvanita, Di Domenico, C. N., Ferragud, M., Graciotti, A., </w:t>
+        <w:t xml:space="preserve">van </w:t>
+      </w:r>
+      <w:proofErr w:type="spellStart"/>
+      <w:r>
+        <w:rPr>
+          <w:rFonts w:ascii="Pretendard" w:eastAsia="Pretendard" w:hAnsi="Pretendard"/>
+          <w:sz w:val="20"/>
+          <w:szCs w:val="20"/>
+        </w:rPr>
+        <w:t>Cranenburgh</w:t>
+      </w:r>
+      <w:proofErr w:type="spellEnd"/>
+      <w:r>
+        <w:rPr>
+          <w:rFonts w:ascii="Pretendard" w:eastAsia="Pretendard" w:hAnsi="Pretendard"/>
+          <w:sz w:val="20"/>
+          <w:szCs w:val="20"/>
+        </w:rPr>
+        <w:t xml:space="preserve">, A., Yang, X., </w:t>
+      </w:r>
+      <w:proofErr w:type="spellStart"/>
+      <w:r>
+        <w:rPr>
+          <w:rFonts w:ascii="Pretendard" w:eastAsia="Pretendard" w:hAnsi="Pretendard"/>
+          <w:sz w:val="20"/>
+          <w:szCs w:val="20"/>
+        </w:rPr>
+        <w:t>Alvanita</w:t>
+      </w:r>
+      <w:proofErr w:type="spellEnd"/>
+      <w:r>
+        <w:rPr>
+          <w:rFonts w:ascii="Pretendard" w:eastAsia="Pretendard" w:hAnsi="Pretendard"/>
+          <w:sz w:val="20"/>
+          <w:szCs w:val="20"/>
+        </w:rPr>
+        <w:t xml:space="preserve">, Di Domenico, C. N., </w:t>
+      </w:r>
+      <w:proofErr w:type="spellStart"/>
+      <w:r>
+        <w:rPr>
+          <w:rFonts w:ascii="Pretendard" w:eastAsia="Pretendard" w:hAnsi="Pretendard"/>
+          <w:sz w:val="20"/>
+          <w:szCs w:val="20"/>
+        </w:rPr>
+        <w:t>Ferragud</w:t>
+      </w:r>
+      <w:proofErr w:type="spellEnd"/>
+      <w:r>
+        <w:rPr>
+          <w:rFonts w:ascii="Pretendard" w:eastAsia="Pretendard" w:hAnsi="Pretendard"/>
+          <w:sz w:val="20"/>
+          <w:szCs w:val="20"/>
+        </w:rPr>
+        <w:t xml:space="preserve">, M., </w:t>
+      </w:r>
+      <w:proofErr w:type="spellStart"/>
+      <w:r>
+        <w:rPr>
+          <w:rFonts w:ascii="Pretendard" w:eastAsia="Pretendard" w:hAnsi="Pretendard"/>
+          <w:sz w:val="20"/>
+          <w:szCs w:val="20"/>
+        </w:rPr>
+        <w:t>Graciotti</w:t>
+      </w:r>
+      <w:proofErr w:type="spellEnd"/>
+      <w:r>
+        <w:rPr>
+          <w:rFonts w:ascii="Pretendard" w:eastAsia="Pretendard" w:hAnsi="Pretendard"/>
+          <w:sz w:val="20"/>
+          <w:szCs w:val="20"/>
+        </w:rPr>
+        <w:t xml:space="preserve">, A., </w:t>
       </w:r>
       <w:r>
         <w:rPr>
@@ -1714,7 +1922,61 @@
           <w:sz w:val="20"/>
           <w:szCs w:val="20"/>
         </w:rPr>
-        <w:t xml:space="preserve">, Park, S., Visser Solissa, N., Zhou, X., &amp; Pianzola, F. (2026). GOLEMcoref: A multilingual coreference dataset of </w:t>
+        <w:t xml:space="preserve">, Park, S., Visser </w:t>
+      </w:r>
+      <w:proofErr w:type="spellStart"/>
+      <w:r>
+        <w:rPr>
+          <w:rFonts w:ascii="Pretendard" w:eastAsia="Pretendard" w:hAnsi="Pretendard"/>
+          <w:sz w:val="20"/>
+          <w:szCs w:val="20"/>
+        </w:rPr>
+        <w:t>Solissa</w:t>
+      </w:r>
+      <w:proofErr w:type="spellEnd"/>
+      <w:r>
+        <w:rPr>
+          <w:rFonts w:ascii="Pretendard" w:eastAsia="Pretendard" w:hAnsi="Pretendard"/>
+          <w:sz w:val="20"/>
+          <w:szCs w:val="20"/>
+        </w:rPr>
+        <w:t xml:space="preserve">, N., Zhou, X., &amp; </w:t>
+      </w:r>
+      <w:proofErr w:type="spellStart"/>
+      <w:r>
+        <w:rPr>
+          <w:rFonts w:ascii="Pretendard" w:eastAsia="Pretendard" w:hAnsi="Pretendard"/>
+          <w:sz w:val="20"/>
+          <w:szCs w:val="20"/>
+        </w:rPr>
+        <w:t>Pianzola</w:t>
+      </w:r>
+      <w:proofErr w:type="spellEnd"/>
+      <w:r>
+        <w:rPr>
+          <w:rFonts w:ascii="Pretendard" w:eastAsia="Pretendard" w:hAnsi="Pretendard"/>
+          <w:sz w:val="20"/>
+          <w:szCs w:val="20"/>
+        </w:rPr>
+        <w:t xml:space="preserve">, F. (2026). </w:t>
+      </w:r>
+      <w:proofErr w:type="spellStart"/>
+      <w:r>
+        <w:rPr>
+          <w:rFonts w:ascii="Pretendard" w:eastAsia="Pretendard" w:hAnsi="Pretendard"/>
+          <w:sz w:val="20"/>
+          <w:szCs w:val="20"/>
+        </w:rPr>
+        <w:t>GOLEMcoref</w:t>
+      </w:r>
+      <w:proofErr w:type="spellEnd"/>
+      <w:r>
+        <w:rPr>
+          <w:rFonts w:ascii="Pretendard" w:eastAsia="Pretendard" w:hAnsi="Pretendard"/>
+          <w:sz w:val="20"/>
+          <w:szCs w:val="20"/>
+        </w:rPr>
+        <w:t xml:space="preserve">: A multilingual coreference dataset of </w:t>
       </w:r>
       <w:r>
         <w:rPr>
@@ -1743,17 +2005,7 @@
           <w:sz w:val="20"/>
           <w:szCs w:val="20"/>
         </w:rPr>
-        <w:t xml:space="preserve">, </w:t>
-      </w:r>
-      <w:r>
-        <w:rPr>
-          <w:rFonts w:ascii="Pretendard" w:eastAsia="Pretendard" w:hAnsi="Pretendard"/>
-          <w:i/>
-          <w:iCs/>
-          <w:sz w:val="20"/>
-          <w:szCs w:val="20"/>
-        </w:rPr>
-        <w:t>acceptance rate: 19%)</w:t>
+        <w:t>, acceptance rate: 19%</w:t>
       </w:r>
       <w:r>
         <w:rPr>
@@ -1882,13 +2134,23 @@
           <w:szCs w:val="20"/>
         </w:rPr>
       </w:pPr>
-      <w:r>
-        <w:rPr>
-          <w:rFonts w:ascii="Pretendard" w:eastAsia="Pretendard" w:hAnsi="Pretendard"/>
-          <w:sz w:val="20"/>
-          <w:szCs w:val="20"/>
-        </w:rPr>
-        <w:t xml:space="preserve">최주찬, </w:t>
+      <w:proofErr w:type="spellStart"/>
+      <w:r>
+        <w:rPr>
+          <w:rFonts w:ascii="Pretendard" w:eastAsia="Pretendard" w:hAnsi="Pretendard"/>
+          <w:sz w:val="20"/>
+          <w:szCs w:val="20"/>
+        </w:rPr>
+        <w:t>최주찬</w:t>
+      </w:r>
+      <w:proofErr w:type="spellEnd"/>
+      <w:r>
+        <w:rPr>
+          <w:rFonts w:ascii="Pretendard" w:eastAsia="Pretendard" w:hAnsi="Pretendard"/>
+          <w:sz w:val="20"/>
+          <w:szCs w:val="20"/>
+        </w:rPr>
+        <w:t xml:space="preserve">, </w:t>
       </w:r>
       <w:r>
         <w:rPr>
@@ -1906,7 +2168,25 @@
           <w:sz w:val="20"/>
           <w:szCs w:val="20"/>
         </w:rPr>
-        <w:t xml:space="preserve">, 김경민, 허예슬. 「소설의 시대 31년, 그 백 번째 물음 — 데이터로 읽는 『현대소설연구』 1~99호」. </w:t>
+        <w:t xml:space="preserve">, 김경민, </w:t>
+      </w:r>
+      <w:proofErr w:type="spellStart"/>
+      <w:r>
+        <w:rPr>
+          <w:rFonts w:ascii="Pretendard" w:eastAsia="Pretendard" w:hAnsi="Pretendard"/>
+          <w:sz w:val="20"/>
+          <w:szCs w:val="20"/>
+        </w:rPr>
+        <w:t>허예슬</w:t>
+      </w:r>
+      <w:proofErr w:type="spellEnd"/>
+      <w:r>
+        <w:rPr>
+          <w:rFonts w:ascii="Pretendard" w:eastAsia="Pretendard" w:hAnsi="Pretendard"/>
+          <w:sz w:val="20"/>
+          <w:szCs w:val="20"/>
+        </w:rPr>
+        <w:t xml:space="preserve">. 「소설의 시대 31년, 그 백 번째 물음 — 데이터로 읽는 『현대소설연구』 1~99호」. </w:t>
       </w:r>
       <w:r>
         <w:rPr>
@@ -1968,8 +2248,27 @@
           <w:sz w:val="20"/>
           <w:szCs w:val="20"/>
         </w:rPr>
-        <w:t xml:space="preserve">, 노대원. 「생성형 AI는 인문학 연구를 어떻게 바꿀까?」. </w:t>
-      </w:r>
+        <w:t xml:space="preserve">, </w:t>
+      </w:r>
+      <w:proofErr w:type="spellStart"/>
+      <w:r>
+        <w:rPr>
+          <w:rFonts w:ascii="Pretendard" w:eastAsia="Pretendard" w:hAnsi="Pretendard"/>
+          <w:sz w:val="20"/>
+          <w:szCs w:val="20"/>
+        </w:rPr>
+        <w:t>노대원</w:t>
+      </w:r>
+      <w:proofErr w:type="spellEnd"/>
+      <w:r>
+        <w:rPr>
+          <w:rFonts w:ascii="Pretendard" w:eastAsia="Pretendard" w:hAnsi="Pretendard"/>
+          <w:sz w:val="20"/>
+          <w:szCs w:val="20"/>
+        </w:rPr>
+        <w:t xml:space="preserve">. 「생성형 AI는 인문학 연구를 어떻게 바꿀까?」. </w:t>
+      </w:r>
+      <w:proofErr w:type="spellStart"/>
       <w:r>
         <w:rPr>
           <w:rFonts w:ascii="Pretendard" w:eastAsia="Pretendard" w:hAnsi="Pretendard"/>
@@ -1980,6 +2279,7 @@
         </w:rPr>
         <w:t>영주어문</w:t>
       </w:r>
+      <w:proofErr w:type="spellEnd"/>
       <w:r>
         <w:rPr>
           <w:rFonts w:ascii="Pretendard" w:eastAsia="Pretendard" w:hAnsi="Pretendard"/>
@@ -2020,7 +2320,25 @@
           <w:sz w:val="20"/>
           <w:szCs w:val="20"/>
         </w:rPr>
-        <w:t xml:space="preserve">최진석, 최새흰, </w:t>
+        <w:t xml:space="preserve">최진석, </w:t>
+      </w:r>
+      <w:proofErr w:type="spellStart"/>
+      <w:r>
+        <w:rPr>
+          <w:rFonts w:ascii="Pretendard" w:eastAsia="Pretendard" w:hAnsi="Pretendard"/>
+          <w:sz w:val="20"/>
+          <w:szCs w:val="20"/>
+        </w:rPr>
+        <w:t>최새흰</w:t>
+      </w:r>
+      <w:proofErr w:type="spellEnd"/>
+      <w:r>
+        <w:rPr>
+          <w:rFonts w:ascii="Pretendard" w:eastAsia="Pretendard" w:hAnsi="Pretendard"/>
+          <w:sz w:val="20"/>
+          <w:szCs w:val="20"/>
+        </w:rPr>
+        <w:t xml:space="preserve">, </w:t>
       </w:r>
       <w:r>
         <w:rPr>
@@ -2038,7 +2356,115 @@
           <w:sz w:val="20"/>
           <w:szCs w:val="20"/>
         </w:rPr>
-        <w:t xml:space="preserve">, 허예슬, 최주찬, 황호덕. 「두 박완서, 제도와 젠더 혹은 디지털 작가 연구의 시좌 — 2010년대의 『여성문학연구』를 중심으로」. </w:t>
+        <w:t xml:space="preserve">, </w:t>
+      </w:r>
+      <w:proofErr w:type="spellStart"/>
+      <w:r>
+        <w:rPr>
+          <w:rFonts w:ascii="Pretendard" w:eastAsia="Pretendard" w:hAnsi="Pretendard"/>
+          <w:sz w:val="20"/>
+          <w:szCs w:val="20"/>
+        </w:rPr>
+        <w:t>허예슬</w:t>
+      </w:r>
+      <w:proofErr w:type="spellEnd"/>
+      <w:r>
+        <w:rPr>
+          <w:rFonts w:ascii="Pretendard" w:eastAsia="Pretendard" w:hAnsi="Pretendard"/>
+          <w:sz w:val="20"/>
+          <w:szCs w:val="20"/>
+        </w:rPr>
+        <w:t xml:space="preserve">, </w:t>
+      </w:r>
+      <w:proofErr w:type="spellStart"/>
+      <w:r>
+        <w:rPr>
+          <w:rFonts w:ascii="Pretendard" w:eastAsia="Pretendard" w:hAnsi="Pretendard"/>
+          <w:sz w:val="20"/>
+          <w:szCs w:val="20"/>
+        </w:rPr>
+        <w:t>최주찬</w:t>
+      </w:r>
+      <w:proofErr w:type="spellEnd"/>
+      <w:r>
+        <w:rPr>
+          <w:rFonts w:ascii="Pretendard" w:eastAsia="Pretendard" w:hAnsi="Pretendard"/>
+          <w:sz w:val="20"/>
+          <w:szCs w:val="20"/>
+        </w:rPr>
+        <w:t xml:space="preserve">, </w:t>
+      </w:r>
+      <w:proofErr w:type="spellStart"/>
+      <w:r>
+        <w:rPr>
+          <w:rFonts w:ascii="Pretendard" w:eastAsia="Pretendard" w:hAnsi="Pretendard"/>
+          <w:sz w:val="20"/>
+          <w:szCs w:val="20"/>
+        </w:rPr>
+        <w:t>황호덕</w:t>
+      </w:r>
+      <w:proofErr w:type="spellEnd"/>
+      <w:r>
+        <w:rPr>
+          <w:rFonts w:ascii="Pretendard" w:eastAsia="Pretendard" w:hAnsi="Pretendard"/>
+          <w:sz w:val="20"/>
+          <w:szCs w:val="20"/>
+        </w:rPr>
+        <w:t xml:space="preserve">. 「두 </w:t>
+      </w:r>
+      <w:proofErr w:type="spellStart"/>
+      <w:r>
+        <w:rPr>
+          <w:rFonts w:ascii="Pretendard" w:eastAsia="Pretendard" w:hAnsi="Pretendard"/>
+          <w:sz w:val="20"/>
+          <w:szCs w:val="20"/>
+        </w:rPr>
+        <w:t>박완서</w:t>
+      </w:r>
+      <w:proofErr w:type="spellEnd"/>
+      <w:r>
+        <w:rPr>
+          <w:rFonts w:ascii="Pretendard" w:eastAsia="Pretendard" w:hAnsi="Pretendard"/>
+          <w:sz w:val="20"/>
+          <w:szCs w:val="20"/>
+        </w:rPr>
+        <w:t xml:space="preserve">, 제도와 젠더 혹은 디지털 작가 연구의 </w:t>
+      </w:r>
+      <w:proofErr w:type="spellStart"/>
+      <w:r>
+        <w:rPr>
+          <w:rFonts w:ascii="Pretendard" w:eastAsia="Pretendard" w:hAnsi="Pretendard"/>
+          <w:sz w:val="20"/>
+          <w:szCs w:val="20"/>
+        </w:rPr>
+        <w:t>시좌</w:t>
+      </w:r>
+      <w:proofErr w:type="spellEnd"/>
+      <w:r>
+        <w:rPr>
+          <w:rFonts w:ascii="Pretendard" w:eastAsia="Pretendard" w:hAnsi="Pretendard"/>
+          <w:sz w:val="20"/>
+          <w:szCs w:val="20"/>
+        </w:rPr>
+        <w:t xml:space="preserve"> — 2010년대의 『</w:t>
+      </w:r>
+      <w:proofErr w:type="spellStart"/>
+      <w:r>
+        <w:rPr>
+          <w:rFonts w:ascii="Pretendard" w:eastAsia="Pretendard" w:hAnsi="Pretendard"/>
+          <w:sz w:val="20"/>
+          <w:szCs w:val="20"/>
+        </w:rPr>
+        <w:t>여성문학연구』를</w:t>
+      </w:r>
+      <w:proofErr w:type="spellEnd"/>
+      <w:r>
+        <w:rPr>
+          <w:rFonts w:ascii="Pretendard" w:eastAsia="Pretendard" w:hAnsi="Pretendard"/>
+          <w:sz w:val="20"/>
+          <w:szCs w:val="20"/>
+        </w:rPr>
+        <w:t xml:space="preserve"> 중심으로」. </w:t>
       </w:r>
       <w:r>
         <w:rPr>
@@ -2066,7 +2492,27 @@
             <w:sz w:val="20"/>
             <w:szCs w:val="20"/>
           </w:rPr>
-          <w:t>doi.org/10.15797/concom.2024..34.004</w:t>
+          <w:t>doi.org/10.15797/</w:t>
+        </w:r>
+        <w:proofErr w:type="gramStart"/>
+        <w:r>
+          <w:rPr>
+            <w:rStyle w:val="a5"/>
+            <w:rFonts w:ascii="Pretendard" w:eastAsia="Pretendard" w:hAnsi="Pretendard"/>
+            <w:sz w:val="20"/>
+            <w:szCs w:val="20"/>
+          </w:rPr>
+          <w:t>concom.2024..</w:t>
+        </w:r>
+        <w:proofErr w:type="gramEnd"/>
+        <w:r>
+          <w:rPr>
+            <w:rStyle w:val="a5"/>
+            <w:rFonts w:ascii="Pretendard" w:eastAsia="Pretendard" w:hAnsi="Pretendard"/>
+            <w:sz w:val="20"/>
+            <w:szCs w:val="20"/>
+          </w:rPr>
+          <w:t>34.004</w:t>
         </w:r>
       </w:hyperlink>
     </w:p>
@@ -2108,7 +2554,25 @@
           <w:sz w:val="20"/>
           <w:szCs w:val="20"/>
         </w:rPr>
-        <w:t xml:space="preserve">, 박소정. 「멀리서 읽는 “저희” — ELECTRA 기반 의미 분류 모델과 N-gram을 활용한 두 가지 ‘저희’의 통시적 변화 양상 연구」. </w:t>
+        <w:t xml:space="preserve">, </w:t>
+      </w:r>
+      <w:proofErr w:type="spellStart"/>
+      <w:r>
+        <w:rPr>
+          <w:rFonts w:ascii="Pretendard" w:eastAsia="Pretendard" w:hAnsi="Pretendard"/>
+          <w:sz w:val="20"/>
+          <w:szCs w:val="20"/>
+        </w:rPr>
+        <w:t>박소정</w:t>
+      </w:r>
+      <w:proofErr w:type="spellEnd"/>
+      <w:r>
+        <w:rPr>
+          <w:rFonts w:ascii="Pretendard" w:eastAsia="Pretendard" w:hAnsi="Pretendard"/>
+          <w:sz w:val="20"/>
+          <w:szCs w:val="20"/>
+        </w:rPr>
+        <w:t xml:space="preserve">. 「멀리서 읽는 “저희” — ELECTRA 기반 의미 분류 모델과 N-gram을 활용한 두 가지 ‘저희’의 통시적 변화 양상 연구」. </w:t>
       </w:r>
       <w:r>
         <w:rPr>
@@ -2136,7 +2600,27 @@
             <w:sz w:val="20"/>
             <w:szCs w:val="20"/>
           </w:rPr>
-          <w:t>doi.org/10.18219/ddmh..128.202412.513</w:t>
+          <w:t>doi.org/10.18219/</w:t>
+        </w:r>
+        <w:proofErr w:type="gramStart"/>
+        <w:r>
+          <w:rPr>
+            <w:rStyle w:val="a5"/>
+            <w:rFonts w:ascii="Pretendard" w:eastAsia="Pretendard" w:hAnsi="Pretendard"/>
+            <w:sz w:val="20"/>
+            <w:szCs w:val="20"/>
+          </w:rPr>
+          <w:t>ddmh..</w:t>
+        </w:r>
+        <w:proofErr w:type="gramEnd"/>
+        <w:r>
+          <w:rPr>
+            <w:rStyle w:val="a5"/>
+            <w:rFonts w:ascii="Pretendard" w:eastAsia="Pretendard" w:hAnsi="Pretendard"/>
+            <w:sz w:val="20"/>
+            <w:szCs w:val="20"/>
+          </w:rPr>
+          <w:t>128.202412.513</w:t>
         </w:r>
       </w:hyperlink>
     </w:p>
@@ -2160,7 +2644,25 @@
           <w:sz w:val="20"/>
           <w:szCs w:val="20"/>
         </w:rPr>
-        <w:t xml:space="preserve">(KCI 미등재) </w:t>
+        <w:t xml:space="preserve">(KCI </w:t>
+      </w:r>
+      <w:proofErr w:type="spellStart"/>
+      <w:r>
+        <w:rPr>
+          <w:rFonts w:ascii="Pretendard" w:eastAsia="Pretendard" w:hAnsi="Pretendard"/>
+          <w:sz w:val="20"/>
+          <w:szCs w:val="20"/>
+        </w:rPr>
+        <w:t>미등재</w:t>
+      </w:r>
+      <w:proofErr w:type="spellEnd"/>
+      <w:r>
+        <w:rPr>
+          <w:rFonts w:ascii="Pretendard" w:eastAsia="Pretendard" w:hAnsi="Pretendard"/>
+          <w:sz w:val="20"/>
+          <w:szCs w:val="20"/>
+        </w:rPr>
+        <w:t xml:space="preserve">) </w:t>
       </w:r>
       <w:r>
         <w:rPr>
@@ -2179,7 +2681,43 @@
           <w:sz w:val="20"/>
           <w:szCs w:val="20"/>
         </w:rPr>
-        <w:t xml:space="preserve">. 「근대 국한문혼용체 자료 서브워드 기반 형태소 분석기의 설계와 적용」. </w:t>
+        <w:t xml:space="preserve">. 「근대 </w:t>
+      </w:r>
+      <w:proofErr w:type="spellStart"/>
+      <w:r>
+        <w:rPr>
+          <w:rFonts w:ascii="Pretendard" w:eastAsia="Pretendard" w:hAnsi="Pretendard"/>
+          <w:sz w:val="20"/>
+          <w:szCs w:val="20"/>
+        </w:rPr>
+        <w:t>국한문혼용체</w:t>
+      </w:r>
+      <w:proofErr w:type="spellEnd"/>
+      <w:r>
+        <w:rPr>
+          <w:rFonts w:ascii="Pretendard" w:eastAsia="Pretendard" w:hAnsi="Pretendard"/>
+          <w:sz w:val="20"/>
+          <w:szCs w:val="20"/>
+        </w:rPr>
+        <w:t xml:space="preserve"> 자료 </w:t>
+      </w:r>
+      <w:proofErr w:type="spellStart"/>
+      <w:r>
+        <w:rPr>
+          <w:rFonts w:ascii="Pretendard" w:eastAsia="Pretendard" w:hAnsi="Pretendard"/>
+          <w:sz w:val="20"/>
+          <w:szCs w:val="20"/>
+        </w:rPr>
+        <w:t>서브워드</w:t>
+      </w:r>
+      <w:proofErr w:type="spellEnd"/>
+      <w:r>
+        <w:rPr>
+          <w:rFonts w:ascii="Pretendard" w:eastAsia="Pretendard" w:hAnsi="Pretendard"/>
+          <w:sz w:val="20"/>
+          <w:szCs w:val="20"/>
+        </w:rPr>
+        <w:t xml:space="preserve"> 기반 형태소 분석기의 설계와 적용」. </w:t>
       </w:r>
       <w:r>
         <w:rPr>
@@ -2231,7 +2769,25 @@
           <w:sz w:val="20"/>
           <w:szCs w:val="20"/>
         </w:rPr>
-        <w:t xml:space="preserve">(우수등재) 장우리, </w:t>
+        <w:t xml:space="preserve">(우수등재) </w:t>
+      </w:r>
+      <w:proofErr w:type="spellStart"/>
+      <w:r>
+        <w:rPr>
+          <w:rFonts w:ascii="Pretendard" w:eastAsia="Pretendard" w:hAnsi="Pretendard"/>
+          <w:sz w:val="20"/>
+          <w:szCs w:val="20"/>
+        </w:rPr>
+        <w:t>장우리</w:t>
+      </w:r>
+      <w:proofErr w:type="spellEnd"/>
+      <w:r>
+        <w:rPr>
+          <w:rFonts w:ascii="Pretendard" w:eastAsia="Pretendard" w:hAnsi="Pretendard"/>
+          <w:sz w:val="20"/>
+          <w:szCs w:val="20"/>
+        </w:rPr>
+        <w:t xml:space="preserve">, </w:t>
       </w:r>
       <w:r>
         <w:rPr>
@@ -2249,8 +2805,63 @@
           <w:sz w:val="20"/>
           <w:szCs w:val="20"/>
         </w:rPr>
-        <w:t xml:space="preserve">, 전봉관. 「한국 최초 신문연재만화 「멍텅구리」의 서사 구조와 문화사적 의미 연구」. </w:t>
-      </w:r>
+        <w:t xml:space="preserve">, </w:t>
+      </w:r>
+      <w:proofErr w:type="spellStart"/>
+      <w:r>
+        <w:rPr>
+          <w:rFonts w:ascii="Pretendard" w:eastAsia="Pretendard" w:hAnsi="Pretendard"/>
+          <w:sz w:val="20"/>
+          <w:szCs w:val="20"/>
+        </w:rPr>
+        <w:t>전봉관</w:t>
+      </w:r>
+      <w:proofErr w:type="spellEnd"/>
+      <w:r>
+        <w:rPr>
+          <w:rFonts w:ascii="Pretendard" w:eastAsia="Pretendard" w:hAnsi="Pretendard"/>
+          <w:sz w:val="20"/>
+          <w:szCs w:val="20"/>
+        </w:rPr>
+        <w:t xml:space="preserve">. 「한국 최초 </w:t>
+      </w:r>
+      <w:proofErr w:type="spellStart"/>
+      <w:r>
+        <w:rPr>
+          <w:rFonts w:ascii="Pretendard" w:eastAsia="Pretendard" w:hAnsi="Pretendard"/>
+          <w:sz w:val="20"/>
+          <w:szCs w:val="20"/>
+        </w:rPr>
+        <w:t>신문연재만화</w:t>
+      </w:r>
+      <w:proofErr w:type="spellEnd"/>
+      <w:r>
+        <w:rPr>
+          <w:rFonts w:ascii="Pretendard" w:eastAsia="Pretendard" w:hAnsi="Pretendard"/>
+          <w:sz w:val="20"/>
+          <w:szCs w:val="20"/>
+        </w:rPr>
+        <w:t xml:space="preserve"> 「</w:t>
+      </w:r>
+      <w:proofErr w:type="spellStart"/>
+      <w:r>
+        <w:rPr>
+          <w:rFonts w:ascii="Pretendard" w:eastAsia="Pretendard" w:hAnsi="Pretendard"/>
+          <w:sz w:val="20"/>
+          <w:szCs w:val="20"/>
+        </w:rPr>
+        <w:t>멍텅구리」의</w:t>
+      </w:r>
+      <w:proofErr w:type="spellEnd"/>
+      <w:r>
+        <w:rPr>
+          <w:rFonts w:ascii="Pretendard" w:eastAsia="Pretendard" w:hAnsi="Pretendard"/>
+          <w:sz w:val="20"/>
+          <w:szCs w:val="20"/>
+        </w:rPr>
+        <w:t xml:space="preserve"> 서사 구조와 문화사적 의미 연구」. </w:t>
+      </w:r>
+      <w:proofErr w:type="spellStart"/>
       <w:r>
         <w:rPr>
           <w:rFonts w:ascii="Pretendard" w:eastAsia="Pretendard" w:hAnsi="Pretendard"/>
@@ -2261,6 +2872,7 @@
         </w:rPr>
         <w:t>인문콘텐츠</w:t>
       </w:r>
+      <w:proofErr w:type="spellEnd"/>
       <w:r>
         <w:rPr>
           <w:rFonts w:ascii="Pretendard" w:eastAsia="Pretendard" w:hAnsi="Pretendard"/>
@@ -2320,7 +2932,25 @@
           <w:sz w:val="20"/>
           <w:szCs w:val="20"/>
         </w:rPr>
-        <w:t xml:space="preserve">. 「한국 학술장 내 웹툰 관련 연구의 확장과 분화: KCI 논문 서지 데이터 기반 구조적 토픽 모델링 분석, 2003~2023」. </w:t>
+        <w:t xml:space="preserve">. 「한국 </w:t>
+      </w:r>
+      <w:proofErr w:type="spellStart"/>
+      <w:r>
+        <w:rPr>
+          <w:rFonts w:ascii="Pretendard" w:eastAsia="Pretendard" w:hAnsi="Pretendard"/>
+          <w:sz w:val="20"/>
+          <w:szCs w:val="20"/>
+        </w:rPr>
+        <w:t>학술장</w:t>
+      </w:r>
+      <w:proofErr w:type="spellEnd"/>
+      <w:r>
+        <w:rPr>
+          <w:rFonts w:ascii="Pretendard" w:eastAsia="Pretendard" w:hAnsi="Pretendard"/>
+          <w:sz w:val="20"/>
+          <w:szCs w:val="20"/>
+        </w:rPr>
+        <w:t xml:space="preserve"> 내 웹툰 관련 연구의 확장과 분화: KCI 논문 서지 데이터 기반 구조적 토픽 모델링 분석, 2003~2023」. </w:t>
       </w:r>
       <w:r>
         <w:rPr>
@@ -2372,7 +3002,25 @@
           <w:sz w:val="20"/>
           <w:szCs w:val="20"/>
         </w:rPr>
-        <w:t xml:space="preserve">(KCI 미등재) </w:t>
+        <w:t xml:space="preserve">(KCI </w:t>
+      </w:r>
+      <w:proofErr w:type="spellStart"/>
+      <w:r>
+        <w:rPr>
+          <w:rFonts w:ascii="Pretendard" w:eastAsia="Pretendard" w:hAnsi="Pretendard"/>
+          <w:sz w:val="20"/>
+          <w:szCs w:val="20"/>
+        </w:rPr>
+        <w:t>미등재</w:t>
+      </w:r>
+      <w:proofErr w:type="spellEnd"/>
+      <w:r>
+        <w:rPr>
+          <w:rFonts w:ascii="Pretendard" w:eastAsia="Pretendard" w:hAnsi="Pretendard"/>
+          <w:sz w:val="20"/>
+          <w:szCs w:val="20"/>
+        </w:rPr>
+        <w:t xml:space="preserve">) </w:t>
       </w:r>
       <w:r>
         <w:rPr>
@@ -2391,8 +3039,45 @@
           <w:sz w:val="20"/>
           <w:szCs w:val="20"/>
         </w:rPr>
-        <w:t xml:space="preserve">. 「디지털인문학의 미래, 스마트 빅데이터: 독일 트리어 디지털인문학 센터 CLS 연구 펠로우 후기」. </w:t>
-      </w:r>
+        <w:t xml:space="preserve">. 「디지털인문학의 미래, 스마트 빅데이터: 독일 </w:t>
+      </w:r>
+      <w:proofErr w:type="spellStart"/>
+      <w:r>
+        <w:rPr>
+          <w:rFonts w:ascii="Pretendard" w:eastAsia="Pretendard" w:hAnsi="Pretendard"/>
+          <w:sz w:val="20"/>
+          <w:szCs w:val="20"/>
+        </w:rPr>
+        <w:t>트리어</w:t>
+      </w:r>
+      <w:proofErr w:type="spellEnd"/>
+      <w:r>
+        <w:rPr>
+          <w:rFonts w:ascii="Pretendard" w:eastAsia="Pretendard" w:hAnsi="Pretendard"/>
+          <w:sz w:val="20"/>
+          <w:szCs w:val="20"/>
+        </w:rPr>
+        <w:t xml:space="preserve"> 디지털인문학 센터 CLS 연구 </w:t>
+      </w:r>
+      <w:proofErr w:type="spellStart"/>
+      <w:r>
+        <w:rPr>
+          <w:rFonts w:ascii="Pretendard" w:eastAsia="Pretendard" w:hAnsi="Pretendard"/>
+          <w:sz w:val="20"/>
+          <w:szCs w:val="20"/>
+        </w:rPr>
+        <w:t>펠로우</w:t>
+      </w:r>
+      <w:proofErr w:type="spellEnd"/>
+      <w:r>
+        <w:rPr>
+          <w:rFonts w:ascii="Pretendard" w:eastAsia="Pretendard" w:hAnsi="Pretendard"/>
+          <w:sz w:val="20"/>
+          <w:szCs w:val="20"/>
+        </w:rPr>
+        <w:t xml:space="preserve"> 후기」. </w:t>
+      </w:r>
+      <w:proofErr w:type="spellStart"/>
       <w:r>
         <w:rPr>
           <w:rFonts w:ascii="Pretendard" w:eastAsia="Pretendard" w:hAnsi="Pretendard"/>
@@ -2403,6 +3088,7 @@
         </w:rPr>
         <w:t>Digital+Humanities</w:t>
       </w:r>
+      <w:proofErr w:type="spellEnd"/>
       <w:r>
         <w:rPr>
           <w:rFonts w:ascii="Pretendard" w:eastAsia="Pretendard" w:hAnsi="Pretendard"/>
@@ -2437,13 +3123,23 @@
           <w:szCs w:val="20"/>
         </w:rPr>
       </w:pPr>
-      <w:r>
-        <w:rPr>
-          <w:rFonts w:ascii="Pretendard" w:eastAsia="Pretendard" w:hAnsi="Pretendard"/>
-          <w:sz w:val="20"/>
-          <w:szCs w:val="20"/>
-        </w:rPr>
-        <w:t xml:space="preserve">허예슬, </w:t>
+      <w:proofErr w:type="spellStart"/>
+      <w:r>
+        <w:rPr>
+          <w:rFonts w:ascii="Pretendard" w:eastAsia="Pretendard" w:hAnsi="Pretendard"/>
+          <w:sz w:val="20"/>
+          <w:szCs w:val="20"/>
+        </w:rPr>
+        <w:t>허예슬</w:t>
+      </w:r>
+      <w:proofErr w:type="spellEnd"/>
+      <w:r>
+        <w:rPr>
+          <w:rFonts w:ascii="Pretendard" w:eastAsia="Pretendard" w:hAnsi="Pretendard"/>
+          <w:sz w:val="20"/>
+          <w:szCs w:val="20"/>
+        </w:rPr>
+        <w:t xml:space="preserve">, </w:t>
       </w:r>
       <w:r>
         <w:rPr>
@@ -2461,7 +3157,61 @@
           <w:sz w:val="20"/>
           <w:szCs w:val="20"/>
         </w:rPr>
-        <w:t xml:space="preserve">, 최주찬, 최진석. 「푸코의 초상: 한국 현대문학 학술장의 푸코 인용 양상 변화, 2008~2021」. </w:t>
+        <w:t xml:space="preserve">, </w:t>
+      </w:r>
+      <w:proofErr w:type="spellStart"/>
+      <w:r>
+        <w:rPr>
+          <w:rFonts w:ascii="Pretendard" w:eastAsia="Pretendard" w:hAnsi="Pretendard"/>
+          <w:sz w:val="20"/>
+          <w:szCs w:val="20"/>
+        </w:rPr>
+        <w:t>최주찬</w:t>
+      </w:r>
+      <w:proofErr w:type="spellEnd"/>
+      <w:r>
+        <w:rPr>
+          <w:rFonts w:ascii="Pretendard" w:eastAsia="Pretendard" w:hAnsi="Pretendard"/>
+          <w:sz w:val="20"/>
+          <w:szCs w:val="20"/>
+        </w:rPr>
+        <w:t>, 최진석. 「</w:t>
+      </w:r>
+      <w:proofErr w:type="spellStart"/>
+      <w:r>
+        <w:rPr>
+          <w:rFonts w:ascii="Pretendard" w:eastAsia="Pretendard" w:hAnsi="Pretendard"/>
+          <w:sz w:val="20"/>
+          <w:szCs w:val="20"/>
+        </w:rPr>
+        <w:t>푸코의</w:t>
+      </w:r>
+      <w:proofErr w:type="spellEnd"/>
+      <w:r>
+        <w:rPr>
+          <w:rFonts w:ascii="Pretendard" w:eastAsia="Pretendard" w:hAnsi="Pretendard"/>
+          <w:sz w:val="20"/>
+          <w:szCs w:val="20"/>
+        </w:rPr>
+        <w:t xml:space="preserve"> 초상: 한국 현대문학 학술장의 </w:t>
+      </w:r>
+      <w:proofErr w:type="spellStart"/>
+      <w:r>
+        <w:rPr>
+          <w:rFonts w:ascii="Pretendard" w:eastAsia="Pretendard" w:hAnsi="Pretendard"/>
+          <w:sz w:val="20"/>
+          <w:szCs w:val="20"/>
+        </w:rPr>
+        <w:t>푸코</w:t>
+      </w:r>
+      <w:proofErr w:type="spellEnd"/>
+      <w:r>
+        <w:rPr>
+          <w:rFonts w:ascii="Pretendard" w:eastAsia="Pretendard" w:hAnsi="Pretendard"/>
+          <w:sz w:val="20"/>
+          <w:szCs w:val="20"/>
+        </w:rPr>
+        <w:t xml:space="preserve"> 인용 양상 변화, 2008~2021」. </w:t>
       </w:r>
       <w:r>
         <w:rPr>
@@ -2523,7 +3273,43 @@
           <w:sz w:val="20"/>
           <w:szCs w:val="20"/>
         </w:rPr>
-        <w:t xml:space="preserve">, 전봉관. 「민족, 국민, 국가 — 시계열 워드 임베딩을 활용한 조선일보 기사의 민족 담론 의미 변동 추적(1920~40)」. </w:t>
+        <w:t xml:space="preserve">, </w:t>
+      </w:r>
+      <w:proofErr w:type="spellStart"/>
+      <w:r>
+        <w:rPr>
+          <w:rFonts w:ascii="Pretendard" w:eastAsia="Pretendard" w:hAnsi="Pretendard"/>
+          <w:sz w:val="20"/>
+          <w:szCs w:val="20"/>
+        </w:rPr>
+        <w:t>전봉관</w:t>
+      </w:r>
+      <w:proofErr w:type="spellEnd"/>
+      <w:r>
+        <w:rPr>
+          <w:rFonts w:ascii="Pretendard" w:eastAsia="Pretendard" w:hAnsi="Pretendard"/>
+          <w:sz w:val="20"/>
+          <w:szCs w:val="20"/>
+        </w:rPr>
+        <w:t xml:space="preserve">. 「민족, 국민, 국가 — 시계열 워드 </w:t>
+      </w:r>
+      <w:proofErr w:type="spellStart"/>
+      <w:r>
+        <w:rPr>
+          <w:rFonts w:ascii="Pretendard" w:eastAsia="Pretendard" w:hAnsi="Pretendard"/>
+          <w:sz w:val="20"/>
+          <w:szCs w:val="20"/>
+        </w:rPr>
+        <w:t>임베딩을</w:t>
+      </w:r>
+      <w:proofErr w:type="spellEnd"/>
+      <w:r>
+        <w:rPr>
+          <w:rFonts w:ascii="Pretendard" w:eastAsia="Pretendard" w:hAnsi="Pretendard"/>
+          <w:sz w:val="20"/>
+          <w:szCs w:val="20"/>
+        </w:rPr>
+        <w:t xml:space="preserve"> 활용한 조선일보 기사의 민족 담론 의미 변동 추적(1920~40)」. </w:t>
       </w:r>
       <w:r>
         <w:rPr>
@@ -2593,7 +3379,25 @@
           <w:sz w:val="20"/>
           <w:szCs w:val="20"/>
         </w:rPr>
-        <w:t xml:space="preserve">, 김재홍, 김란우. 「전산사회과학 연구과정의 블랙박스 열기: 아카데믹 데이터베이스를 활용한 비교사회학 연구를 중심으로」. </w:t>
+        <w:t xml:space="preserve">, 김재홍, </w:t>
+      </w:r>
+      <w:proofErr w:type="spellStart"/>
+      <w:r>
+        <w:rPr>
+          <w:rFonts w:ascii="Pretendard" w:eastAsia="Pretendard" w:hAnsi="Pretendard"/>
+          <w:sz w:val="20"/>
+          <w:szCs w:val="20"/>
+        </w:rPr>
+        <w:t>김란우</w:t>
+      </w:r>
+      <w:proofErr w:type="spellEnd"/>
+      <w:r>
+        <w:rPr>
+          <w:rFonts w:ascii="Pretendard" w:eastAsia="Pretendard" w:hAnsi="Pretendard"/>
+          <w:sz w:val="20"/>
+          <w:szCs w:val="20"/>
+        </w:rPr>
+        <w:t xml:space="preserve">. 「전산사회과학 연구과정의 블랙박스 열기: 아카데믹 데이터베이스를 활용한 비교사회학 연구를 중심으로」. </w:t>
       </w:r>
       <w:r>
         <w:rPr>
@@ -2663,7 +3467,79 @@
           <w:sz w:val="20"/>
           <w:szCs w:val="20"/>
         </w:rPr>
-        <w:t xml:space="preserve">, 허예슬, 최주찬, 황호덕. 「김윤식과 우리 시대, 인용의 인구사회학적 시좌: 현대문학연구자의 성별 및 세대별 김윤식 저술 인용 양상 연구(2004~2019)」. </w:t>
+        <w:t xml:space="preserve">, </w:t>
+      </w:r>
+      <w:proofErr w:type="spellStart"/>
+      <w:r>
+        <w:rPr>
+          <w:rFonts w:ascii="Pretendard" w:eastAsia="Pretendard" w:hAnsi="Pretendard"/>
+          <w:sz w:val="20"/>
+          <w:szCs w:val="20"/>
+        </w:rPr>
+        <w:t>허예슬</w:t>
+      </w:r>
+      <w:proofErr w:type="spellEnd"/>
+      <w:r>
+        <w:rPr>
+          <w:rFonts w:ascii="Pretendard" w:eastAsia="Pretendard" w:hAnsi="Pretendard"/>
+          <w:sz w:val="20"/>
+          <w:szCs w:val="20"/>
+        </w:rPr>
+        <w:t xml:space="preserve">, </w:t>
+      </w:r>
+      <w:proofErr w:type="spellStart"/>
+      <w:r>
+        <w:rPr>
+          <w:rFonts w:ascii="Pretendard" w:eastAsia="Pretendard" w:hAnsi="Pretendard"/>
+          <w:sz w:val="20"/>
+          <w:szCs w:val="20"/>
+        </w:rPr>
+        <w:t>최주찬</w:t>
+      </w:r>
+      <w:proofErr w:type="spellEnd"/>
+      <w:r>
+        <w:rPr>
+          <w:rFonts w:ascii="Pretendard" w:eastAsia="Pretendard" w:hAnsi="Pretendard"/>
+          <w:sz w:val="20"/>
+          <w:szCs w:val="20"/>
+        </w:rPr>
+        <w:t xml:space="preserve">, </w:t>
+      </w:r>
+      <w:proofErr w:type="spellStart"/>
+      <w:r>
+        <w:rPr>
+          <w:rFonts w:ascii="Pretendard" w:eastAsia="Pretendard" w:hAnsi="Pretendard"/>
+          <w:sz w:val="20"/>
+          <w:szCs w:val="20"/>
+        </w:rPr>
+        <w:t>황호덕</w:t>
+      </w:r>
+      <w:proofErr w:type="spellEnd"/>
+      <w:r>
+        <w:rPr>
+          <w:rFonts w:ascii="Pretendard" w:eastAsia="Pretendard" w:hAnsi="Pretendard"/>
+          <w:sz w:val="20"/>
+          <w:szCs w:val="20"/>
+        </w:rPr>
+        <w:t xml:space="preserve">. 「김윤식과 우리 시대, 인용의 인구사회학적 </w:t>
+      </w:r>
+      <w:proofErr w:type="spellStart"/>
+      <w:r>
+        <w:rPr>
+          <w:rFonts w:ascii="Pretendard" w:eastAsia="Pretendard" w:hAnsi="Pretendard"/>
+          <w:sz w:val="20"/>
+          <w:szCs w:val="20"/>
+        </w:rPr>
+        <w:t>시좌</w:t>
+      </w:r>
+      <w:proofErr w:type="spellEnd"/>
+      <w:r>
+        <w:rPr>
+          <w:rFonts w:ascii="Pretendard" w:eastAsia="Pretendard" w:hAnsi="Pretendard"/>
+          <w:sz w:val="20"/>
+          <w:szCs w:val="20"/>
+        </w:rPr>
+        <w:t xml:space="preserve">: 현대문학연구자의 성별 및 세대별 김윤식 저술 인용 양상 연구(2004~2019)」. </w:t>
       </w:r>
       <w:r>
         <w:rPr>
@@ -2803,7 +3679,25 @@
           <w:sz w:val="20"/>
           <w:szCs w:val="20"/>
         </w:rPr>
-        <w:t xml:space="preserve">, 김민우, 박소정. 「멀리서 읽는 “우리” — Word2Vec, N-gram을 이용한 근대 소설 텍스트 분석」. </w:t>
+        <w:t xml:space="preserve">, 김민우, </w:t>
+      </w:r>
+      <w:proofErr w:type="spellStart"/>
+      <w:r>
+        <w:rPr>
+          <w:rFonts w:ascii="Pretendard" w:eastAsia="Pretendard" w:hAnsi="Pretendard"/>
+          <w:sz w:val="20"/>
+          <w:szCs w:val="20"/>
+        </w:rPr>
+        <w:t>박소정</w:t>
+      </w:r>
+      <w:proofErr w:type="spellEnd"/>
+      <w:r>
+        <w:rPr>
+          <w:rFonts w:ascii="Pretendard" w:eastAsia="Pretendard" w:hAnsi="Pretendard"/>
+          <w:sz w:val="20"/>
+          <w:szCs w:val="20"/>
+        </w:rPr>
+        <w:t xml:space="preserve">. 「멀리서 읽는 “우리” — Word2Vec, N-gram을 이용한 근대 소설 텍스트 분석」. </w:t>
       </w:r>
       <w:r>
         <w:rPr>
@@ -2831,7 +3725,27 @@
             <w:sz w:val="20"/>
             <w:szCs w:val="20"/>
           </w:rPr>
-          <w:t>doi.org/10.18219/ddmh..115.202109.349</w:t>
+          <w:t>doi.org/10.18219/</w:t>
+        </w:r>
+        <w:proofErr w:type="gramStart"/>
+        <w:r>
+          <w:rPr>
+            <w:rStyle w:val="a5"/>
+            <w:rFonts w:ascii="Pretendard" w:eastAsia="Pretendard" w:hAnsi="Pretendard"/>
+            <w:sz w:val="20"/>
+            <w:szCs w:val="20"/>
+          </w:rPr>
+          <w:t>ddmh..</w:t>
+        </w:r>
+        <w:proofErr w:type="gramEnd"/>
+        <w:r>
+          <w:rPr>
+            <w:rStyle w:val="a5"/>
+            <w:rFonts w:ascii="Pretendard" w:eastAsia="Pretendard" w:hAnsi="Pretendard"/>
+            <w:sz w:val="20"/>
+            <w:szCs w:val="20"/>
+          </w:rPr>
+          <w:t>115.202109.349</w:t>
         </w:r>
       </w:hyperlink>
     </w:p>
@@ -2867,6 +3781,7 @@
         </w:rPr>
         <w:t xml:space="preserve">, 천정환. 「박사학위 논문(2000~2019) 데이터 분석을 통해 본 한국 현대문학 연구의 변화와 전망」. </w:t>
       </w:r>
+      <w:proofErr w:type="spellStart"/>
       <w:r>
         <w:rPr>
           <w:rFonts w:ascii="Pretendard" w:eastAsia="Pretendard" w:hAnsi="Pretendard"/>
@@ -2877,6 +3792,7 @@
         </w:rPr>
         <w:t>상허학보</w:t>
       </w:r>
+      <w:proofErr w:type="spellEnd"/>
       <w:r>
         <w:rPr>
           <w:rFonts w:ascii="Pretendard" w:eastAsia="Pretendard" w:hAnsi="Pretendard"/>
@@ -2893,7 +3809,27 @@
             <w:sz w:val="20"/>
             <w:szCs w:val="20"/>
           </w:rPr>
-          <w:t>doi.org/10.22936/sh.60..202010.012</w:t>
+          <w:t>doi.org/10.22936/sh.</w:t>
+        </w:r>
+        <w:proofErr w:type="gramStart"/>
+        <w:r>
+          <w:rPr>
+            <w:rStyle w:val="a5"/>
+            <w:rFonts w:ascii="Pretendard" w:eastAsia="Pretendard" w:hAnsi="Pretendard"/>
+            <w:sz w:val="20"/>
+            <w:szCs w:val="20"/>
+          </w:rPr>
+          <w:t>60..</w:t>
+        </w:r>
+        <w:proofErr w:type="gramEnd"/>
+        <w:r>
+          <w:rPr>
+            <w:rStyle w:val="a5"/>
+            <w:rFonts w:ascii="Pretendard" w:eastAsia="Pretendard" w:hAnsi="Pretendard"/>
+            <w:sz w:val="20"/>
+            <w:szCs w:val="20"/>
+          </w:rPr>
+          <w:t>202010.012</w:t>
         </w:r>
       </w:hyperlink>
     </w:p>
@@ -2911,6 +3847,7 @@
           <w:szCs w:val="20"/>
         </w:rPr>
       </w:pPr>
+      <w:proofErr w:type="spellStart"/>
       <w:r>
         <w:rPr>
           <w:rFonts w:ascii="Pretendard" w:eastAsia="Pretendard" w:hAnsi="Pretendard"/>
@@ -2918,7 +3855,16 @@
           <w:szCs w:val="20"/>
         </w:rPr>
         <w:lastRenderedPageBreak/>
-        <w:t xml:space="preserve">전성규, </w:t>
+        <w:t>전성규</w:t>
+      </w:r>
+      <w:proofErr w:type="spellEnd"/>
+      <w:r>
+        <w:rPr>
+          <w:rFonts w:ascii="Pretendard" w:eastAsia="Pretendard" w:hAnsi="Pretendard"/>
+          <w:sz w:val="20"/>
+          <w:szCs w:val="20"/>
+        </w:rPr>
+        <w:t xml:space="preserve">, </w:t>
       </w:r>
       <w:r>
         <w:rPr>
@@ -2937,7 +3883,43 @@
           <w:sz w:val="20"/>
           <w:szCs w:val="20"/>
         </w:rPr>
-        <w:t xml:space="preserve">. 「디지털인문학 방법론을 통한 『서북학회월보』와 『태극학보』의 담론적 상관관계 연구」. </w:t>
+        <w:t>. 「디지털인문학 방법론을 통한 『</w:t>
+      </w:r>
+      <w:proofErr w:type="spellStart"/>
+      <w:r>
+        <w:rPr>
+          <w:rFonts w:ascii="Pretendard" w:eastAsia="Pretendard" w:hAnsi="Pretendard"/>
+          <w:sz w:val="20"/>
+          <w:szCs w:val="20"/>
+        </w:rPr>
+        <w:t>서북학회월보』와</w:t>
+      </w:r>
+      <w:proofErr w:type="spellEnd"/>
+      <w:r>
+        <w:rPr>
+          <w:rFonts w:ascii="Pretendard" w:eastAsia="Pretendard" w:hAnsi="Pretendard"/>
+          <w:sz w:val="20"/>
+          <w:szCs w:val="20"/>
+        </w:rPr>
+        <w:t xml:space="preserve"> 『</w:t>
+      </w:r>
+      <w:proofErr w:type="spellStart"/>
+      <w:r>
+        <w:rPr>
+          <w:rFonts w:ascii="Pretendard" w:eastAsia="Pretendard" w:hAnsi="Pretendard"/>
+          <w:sz w:val="20"/>
+          <w:szCs w:val="20"/>
+        </w:rPr>
+        <w:t>태극학보』의</w:t>
+      </w:r>
+      <w:proofErr w:type="spellEnd"/>
+      <w:r>
+        <w:rPr>
+          <w:rFonts w:ascii="Pretendard" w:eastAsia="Pretendard" w:hAnsi="Pretendard"/>
+          <w:sz w:val="20"/>
+          <w:szCs w:val="20"/>
+        </w:rPr>
+        <w:t xml:space="preserve"> 담론적 상관관계 연구」. </w:t>
       </w:r>
       <w:r>
         <w:rPr>
@@ -2965,7 +3947,27 @@
             <w:sz w:val="20"/>
             <w:szCs w:val="20"/>
           </w:rPr>
-          <w:t>doi.org/10.15797/concom.2019..23.005</w:t>
+          <w:t>doi.org/10.15797/</w:t>
+        </w:r>
+        <w:proofErr w:type="gramStart"/>
+        <w:r>
+          <w:rPr>
+            <w:rStyle w:val="a5"/>
+            <w:rFonts w:ascii="Pretendard" w:eastAsia="Pretendard" w:hAnsi="Pretendard"/>
+            <w:sz w:val="20"/>
+            <w:szCs w:val="20"/>
+          </w:rPr>
+          <w:t>concom.2019..</w:t>
+        </w:r>
+        <w:proofErr w:type="gramEnd"/>
+        <w:r>
+          <w:rPr>
+            <w:rStyle w:val="a5"/>
+            <w:rFonts w:ascii="Pretendard" w:eastAsia="Pretendard" w:hAnsi="Pretendard"/>
+            <w:sz w:val="20"/>
+            <w:szCs w:val="20"/>
+          </w:rPr>
+          <w:t>23.005</w:t>
         </w:r>
       </w:hyperlink>
     </w:p>
@@ -2999,7 +4001,43 @@
           <w:sz w:val="20"/>
           <w:szCs w:val="20"/>
         </w:rPr>
-        <w:t xml:space="preserve">, 전봉관, 이원재. 「비평 언어의 변동: 문예지 비평 텍스트에 나타난 개념단어의 변동 양상, 1995~2015」. </w:t>
+        <w:t xml:space="preserve">, </w:t>
+      </w:r>
+      <w:proofErr w:type="spellStart"/>
+      <w:r>
+        <w:rPr>
+          <w:rFonts w:ascii="Pretendard" w:eastAsia="Pretendard" w:hAnsi="Pretendard"/>
+          <w:sz w:val="20"/>
+          <w:szCs w:val="20"/>
+        </w:rPr>
+        <w:t>전봉관</w:t>
+      </w:r>
+      <w:proofErr w:type="spellEnd"/>
+      <w:r>
+        <w:rPr>
+          <w:rFonts w:ascii="Pretendard" w:eastAsia="Pretendard" w:hAnsi="Pretendard"/>
+          <w:sz w:val="20"/>
+          <w:szCs w:val="20"/>
+        </w:rPr>
+        <w:t xml:space="preserve">, </w:t>
+      </w:r>
+      <w:proofErr w:type="spellStart"/>
+      <w:r>
+        <w:rPr>
+          <w:rFonts w:ascii="Pretendard" w:eastAsia="Pretendard" w:hAnsi="Pretendard"/>
+          <w:sz w:val="20"/>
+          <w:szCs w:val="20"/>
+        </w:rPr>
+        <w:t>이원재</w:t>
+      </w:r>
+      <w:proofErr w:type="spellEnd"/>
+      <w:r>
+        <w:rPr>
+          <w:rFonts w:ascii="Pretendard" w:eastAsia="Pretendard" w:hAnsi="Pretendard"/>
+          <w:sz w:val="20"/>
+          <w:szCs w:val="20"/>
+        </w:rPr>
+        <w:t xml:space="preserve">. 「비평 언어의 변동: 문예지 비평 텍스트에 나타난 개념단어의 변동 양상, 1995~2015」. </w:t>
       </w:r>
       <w:r>
         <w:rPr>
@@ -3027,7 +4065,27 @@
             <w:sz w:val="20"/>
             <w:szCs w:val="20"/>
           </w:rPr>
-          <w:t>doi.org/10.35419/kmlit.2017..61.002</w:t>
+          <w:t>doi.org/10.35419/</w:t>
+        </w:r>
+        <w:proofErr w:type="gramStart"/>
+        <w:r>
+          <w:rPr>
+            <w:rStyle w:val="a5"/>
+            <w:rFonts w:ascii="Pretendard" w:eastAsia="Pretendard" w:hAnsi="Pretendard"/>
+            <w:sz w:val="20"/>
+            <w:szCs w:val="20"/>
+          </w:rPr>
+          <w:t>kmlit.2017..</w:t>
+        </w:r>
+        <w:proofErr w:type="gramEnd"/>
+        <w:r>
+          <w:rPr>
+            <w:rStyle w:val="a5"/>
+            <w:rFonts w:ascii="Pretendard" w:eastAsia="Pretendard" w:hAnsi="Pretendard"/>
+            <w:sz w:val="20"/>
+            <w:szCs w:val="20"/>
+          </w:rPr>
+          <w:t>61.002</w:t>
         </w:r>
       </w:hyperlink>
     </w:p>
@@ -3045,13 +4103,23 @@
           <w:szCs w:val="20"/>
         </w:rPr>
       </w:pPr>
-      <w:r>
-        <w:rPr>
-          <w:rFonts w:ascii="Pretendard" w:eastAsia="Pretendard" w:hAnsi="Pretendard"/>
-          <w:sz w:val="20"/>
-          <w:szCs w:val="20"/>
-        </w:rPr>
-        <w:t xml:space="preserve">이원재, </w:t>
+      <w:proofErr w:type="spellStart"/>
+      <w:r>
+        <w:rPr>
+          <w:rFonts w:ascii="Pretendard" w:eastAsia="Pretendard" w:hAnsi="Pretendard"/>
+          <w:sz w:val="20"/>
+          <w:szCs w:val="20"/>
+        </w:rPr>
+        <w:t>이원재</w:t>
+      </w:r>
+      <w:proofErr w:type="spellEnd"/>
+      <w:r>
+        <w:rPr>
+          <w:rFonts w:ascii="Pretendard" w:eastAsia="Pretendard" w:hAnsi="Pretendard"/>
+          <w:sz w:val="20"/>
+          <w:szCs w:val="20"/>
+        </w:rPr>
+        <w:t xml:space="preserve">, </w:t>
       </w:r>
       <w:r>
         <w:rPr>
@@ -3069,7 +4137,25 @@
           <w:sz w:val="20"/>
           <w:szCs w:val="20"/>
         </w:rPr>
-        <w:t xml:space="preserve">, 전봉관. 「작가-비평가 관계와 비평가의 구조적 위치가 소설 단행본 판매량 증감에 미치는 영향: 2010~2015」. </w:t>
+        <w:t xml:space="preserve">, </w:t>
+      </w:r>
+      <w:proofErr w:type="spellStart"/>
+      <w:r>
+        <w:rPr>
+          <w:rFonts w:ascii="Pretendard" w:eastAsia="Pretendard" w:hAnsi="Pretendard"/>
+          <w:sz w:val="20"/>
+          <w:szCs w:val="20"/>
+        </w:rPr>
+        <w:t>전봉관</w:t>
+      </w:r>
+      <w:proofErr w:type="spellEnd"/>
+      <w:r>
+        <w:rPr>
+          <w:rFonts w:ascii="Pretendard" w:eastAsia="Pretendard" w:hAnsi="Pretendard"/>
+          <w:sz w:val="20"/>
+          <w:szCs w:val="20"/>
+        </w:rPr>
+        <w:t xml:space="preserve">. 「작가-비평가 관계와 비평가의 구조적 위치가 소설 단행본 판매량 증감에 미치는 영향: 2010~2015」. </w:t>
       </w:r>
       <w:r>
         <w:rPr>
@@ -3115,13 +4201,23 @@
           <w:szCs w:val="20"/>
         </w:rPr>
       </w:pPr>
-      <w:r>
-        <w:rPr>
-          <w:rFonts w:ascii="Pretendard" w:eastAsia="Pretendard" w:hAnsi="Pretendard"/>
-          <w:sz w:val="20"/>
-          <w:szCs w:val="20"/>
-        </w:rPr>
-        <w:t xml:space="preserve">전봉관, </w:t>
+      <w:proofErr w:type="spellStart"/>
+      <w:r>
+        <w:rPr>
+          <w:rFonts w:ascii="Pretendard" w:eastAsia="Pretendard" w:hAnsi="Pretendard"/>
+          <w:sz w:val="20"/>
+          <w:szCs w:val="20"/>
+        </w:rPr>
+        <w:t>전봉관</w:t>
+      </w:r>
+      <w:proofErr w:type="spellEnd"/>
+      <w:r>
+        <w:rPr>
+          <w:rFonts w:ascii="Pretendard" w:eastAsia="Pretendard" w:hAnsi="Pretendard"/>
+          <w:sz w:val="20"/>
+          <w:szCs w:val="20"/>
+        </w:rPr>
+        <w:t xml:space="preserve">, </w:t>
       </w:r>
       <w:r>
         <w:rPr>
@@ -3139,7 +4235,25 @@
           <w:sz w:val="20"/>
           <w:szCs w:val="20"/>
         </w:rPr>
-        <w:t xml:space="preserve">, 이원재. 「문예지를 매개로 한 한국 소설가들의 사회적 지형: 1994~2014」. </w:t>
+        <w:t xml:space="preserve">, </w:t>
+      </w:r>
+      <w:proofErr w:type="spellStart"/>
+      <w:r>
+        <w:rPr>
+          <w:rFonts w:ascii="Pretendard" w:eastAsia="Pretendard" w:hAnsi="Pretendard"/>
+          <w:sz w:val="20"/>
+          <w:szCs w:val="20"/>
+        </w:rPr>
+        <w:t>이원재</w:t>
+      </w:r>
+      <w:proofErr w:type="spellEnd"/>
+      <w:r>
+        <w:rPr>
+          <w:rFonts w:ascii="Pretendard" w:eastAsia="Pretendard" w:hAnsi="Pretendard"/>
+          <w:sz w:val="20"/>
+          <w:szCs w:val="20"/>
+        </w:rPr>
+        <w:t xml:space="preserve">. 「문예지를 매개로 한 한국 소설가들의 사회적 지형: 1994~2014」. </w:t>
       </w:r>
       <w:r>
         <w:rPr>
@@ -3224,7 +4338,61 @@
           <w:sz w:val="20"/>
           <w:szCs w:val="20"/>
         </w:rPr>
-        <w:t xml:space="preserve">, 유인혁, 김화선, 최성민, 허민석, 배하은, 김완종. 「분업과 연대, 학술 공공성의 새로운 형식들: 한국현대문학 편집인의 열린 대화 (좌담)」. </w:t>
+        <w:t xml:space="preserve">, 유인혁, </w:t>
+      </w:r>
+      <w:proofErr w:type="spellStart"/>
+      <w:r>
+        <w:rPr>
+          <w:rFonts w:ascii="Pretendard" w:eastAsia="Pretendard" w:hAnsi="Pretendard"/>
+          <w:sz w:val="20"/>
+          <w:szCs w:val="20"/>
+        </w:rPr>
+        <w:t>김화선</w:t>
+      </w:r>
+      <w:proofErr w:type="spellEnd"/>
+      <w:r>
+        <w:rPr>
+          <w:rFonts w:ascii="Pretendard" w:eastAsia="Pretendard" w:hAnsi="Pretendard"/>
+          <w:sz w:val="20"/>
+          <w:szCs w:val="20"/>
+        </w:rPr>
+        <w:t xml:space="preserve">, 최성민, </w:t>
+      </w:r>
+      <w:proofErr w:type="spellStart"/>
+      <w:r>
+        <w:rPr>
+          <w:rFonts w:ascii="Pretendard" w:eastAsia="Pretendard" w:hAnsi="Pretendard"/>
+          <w:sz w:val="20"/>
+          <w:szCs w:val="20"/>
+        </w:rPr>
+        <w:t>허민석</w:t>
+      </w:r>
+      <w:proofErr w:type="spellEnd"/>
+      <w:r>
+        <w:rPr>
+          <w:rFonts w:ascii="Pretendard" w:eastAsia="Pretendard" w:hAnsi="Pretendard"/>
+          <w:sz w:val="20"/>
+          <w:szCs w:val="20"/>
+        </w:rPr>
+        <w:t xml:space="preserve">, 배하은, </w:t>
+      </w:r>
+      <w:proofErr w:type="spellStart"/>
+      <w:r>
+        <w:rPr>
+          <w:rFonts w:ascii="Pretendard" w:eastAsia="Pretendard" w:hAnsi="Pretendard"/>
+          <w:sz w:val="20"/>
+          <w:szCs w:val="20"/>
+        </w:rPr>
+        <w:t>김완종</w:t>
+      </w:r>
+      <w:proofErr w:type="spellEnd"/>
+      <w:r>
+        <w:rPr>
+          <w:rFonts w:ascii="Pretendard" w:eastAsia="Pretendard" w:hAnsi="Pretendard"/>
+          <w:sz w:val="20"/>
+          <w:szCs w:val="20"/>
+        </w:rPr>
+        <w:t xml:space="preserve">. 「분업과 연대, 학술 공공성의 새로운 형식들: 한국현대문학 편집인의 열린 대화 (좌담)」. </w:t>
       </w:r>
       <w:r>
         <w:rPr>
@@ -3289,6 +4457,7 @@
         </w:rPr>
         <w:t xml:space="preserve">. 「학위논문 서지 데이터 분석을 통해 본 한국 현대문학 연구의 변화와 전망」. </w:t>
       </w:r>
+      <w:proofErr w:type="spellStart"/>
       <w:r>
         <w:rPr>
           <w:rFonts w:ascii="Pretendard" w:eastAsia="Pretendard" w:hAnsi="Pretendard"/>
@@ -3299,6 +4468,7 @@
         </w:rPr>
         <w:t>상허학보</w:t>
       </w:r>
+      <w:proofErr w:type="spellEnd"/>
       <w:r>
         <w:rPr>
           <w:rFonts w:ascii="Pretendard" w:eastAsia="Pretendard" w:hAnsi="Pretendard"/>
@@ -3315,7 +4485,27 @@
             <w:sz w:val="20"/>
             <w:szCs w:val="20"/>
           </w:rPr>
-          <w:t>doi.org/10.22936/sh.74..202506.016</w:t>
+          <w:t>doi.org/10.22936/sh.</w:t>
+        </w:r>
+        <w:proofErr w:type="gramStart"/>
+        <w:r>
+          <w:rPr>
+            <w:rStyle w:val="a5"/>
+            <w:rFonts w:ascii="Pretendard" w:eastAsia="Pretendard" w:hAnsi="Pretendard"/>
+            <w:sz w:val="20"/>
+            <w:szCs w:val="20"/>
+          </w:rPr>
+          <w:t>74..</w:t>
+        </w:r>
+        <w:proofErr w:type="gramEnd"/>
+        <w:r>
+          <w:rPr>
+            <w:rStyle w:val="a5"/>
+            <w:rFonts w:ascii="Pretendard" w:eastAsia="Pretendard" w:hAnsi="Pretendard"/>
+            <w:sz w:val="20"/>
+            <w:szCs w:val="20"/>
+          </w:rPr>
+          <w:t>202506.016</w:t>
         </w:r>
       </w:hyperlink>
     </w:p>
@@ -3357,7 +4547,79 @@
           <w:sz w:val="20"/>
           <w:szCs w:val="20"/>
         </w:rPr>
-        <w:t xml:space="preserve">, 서희경, 이융희, 이혜령, 홍덕구. 「〈특집〉 제1회 한국현대문학자 대회 — 좌담: 학회란 무엇인가」. </w:t>
+        <w:t xml:space="preserve">, 서희경, </w:t>
+      </w:r>
+      <w:proofErr w:type="spellStart"/>
+      <w:r>
+        <w:rPr>
+          <w:rFonts w:ascii="Pretendard" w:eastAsia="Pretendard" w:hAnsi="Pretendard"/>
+          <w:sz w:val="20"/>
+          <w:szCs w:val="20"/>
+        </w:rPr>
+        <w:t>이융희</w:t>
+      </w:r>
+      <w:proofErr w:type="spellEnd"/>
+      <w:r>
+        <w:rPr>
+          <w:rFonts w:ascii="Pretendard" w:eastAsia="Pretendard" w:hAnsi="Pretendard"/>
+          <w:sz w:val="20"/>
+          <w:szCs w:val="20"/>
+        </w:rPr>
+        <w:t xml:space="preserve">, </w:t>
+      </w:r>
+      <w:proofErr w:type="spellStart"/>
+      <w:r>
+        <w:rPr>
+          <w:rFonts w:ascii="Pretendard" w:eastAsia="Pretendard" w:hAnsi="Pretendard"/>
+          <w:sz w:val="20"/>
+          <w:szCs w:val="20"/>
+        </w:rPr>
+        <w:t>이혜령</w:t>
+      </w:r>
+      <w:proofErr w:type="spellEnd"/>
+      <w:r>
+        <w:rPr>
+          <w:rFonts w:ascii="Pretendard" w:eastAsia="Pretendard" w:hAnsi="Pretendard"/>
+          <w:sz w:val="20"/>
+          <w:szCs w:val="20"/>
+        </w:rPr>
+        <w:t xml:space="preserve">, </w:t>
+      </w:r>
+      <w:proofErr w:type="spellStart"/>
+      <w:r>
+        <w:rPr>
+          <w:rFonts w:ascii="Pretendard" w:eastAsia="Pretendard" w:hAnsi="Pretendard"/>
+          <w:sz w:val="20"/>
+          <w:szCs w:val="20"/>
+        </w:rPr>
+        <w:t>홍덕구</w:t>
+      </w:r>
+      <w:proofErr w:type="spellEnd"/>
+      <w:r>
+        <w:rPr>
+          <w:rFonts w:ascii="Pretendard" w:eastAsia="Pretendard" w:hAnsi="Pretendard"/>
+          <w:sz w:val="20"/>
+          <w:szCs w:val="20"/>
+        </w:rPr>
+        <w:t xml:space="preserve">. 「〈특집〉 제1회 한국현대문학자 대회 — 좌담: </w:t>
+      </w:r>
+      <w:proofErr w:type="spellStart"/>
+      <w:r>
+        <w:rPr>
+          <w:rFonts w:ascii="Pretendard" w:eastAsia="Pretendard" w:hAnsi="Pretendard"/>
+          <w:sz w:val="20"/>
+          <w:szCs w:val="20"/>
+        </w:rPr>
+        <w:t>학회란</w:t>
+      </w:r>
+      <w:proofErr w:type="spellEnd"/>
+      <w:r>
+        <w:rPr>
+          <w:rFonts w:ascii="Pretendard" w:eastAsia="Pretendard" w:hAnsi="Pretendard"/>
+          <w:sz w:val="20"/>
+          <w:szCs w:val="20"/>
+        </w:rPr>
+        <w:t xml:space="preserve"> 무엇인가」. </w:t>
       </w:r>
       <w:r>
         <w:rPr>
@@ -3440,7 +4702,43 @@
           <w:sz w:val="20"/>
           <w:szCs w:val="20"/>
         </w:rPr>
-        <w:t xml:space="preserve">. 「계량서지학 기반 개념사 연구의 가능성」. </w:t>
+        <w:t>. 「</w:t>
+      </w:r>
+      <w:proofErr w:type="spellStart"/>
+      <w:r>
+        <w:rPr>
+          <w:rFonts w:ascii="Pretendard" w:eastAsia="Pretendard" w:hAnsi="Pretendard"/>
+          <w:sz w:val="20"/>
+          <w:szCs w:val="20"/>
+        </w:rPr>
+        <w:t>계량서지학</w:t>
+      </w:r>
+      <w:proofErr w:type="spellEnd"/>
+      <w:r>
+        <w:rPr>
+          <w:rFonts w:ascii="Pretendard" w:eastAsia="Pretendard" w:hAnsi="Pretendard"/>
+          <w:sz w:val="20"/>
+          <w:szCs w:val="20"/>
+        </w:rPr>
+        <w:t xml:space="preserve"> 기반 </w:t>
+      </w:r>
+      <w:proofErr w:type="spellStart"/>
+      <w:r>
+        <w:rPr>
+          <w:rFonts w:ascii="Pretendard" w:eastAsia="Pretendard" w:hAnsi="Pretendard"/>
+          <w:sz w:val="20"/>
+          <w:szCs w:val="20"/>
+        </w:rPr>
+        <w:t>개념사</w:t>
+      </w:r>
+      <w:proofErr w:type="spellEnd"/>
+      <w:r>
+        <w:rPr>
+          <w:rFonts w:ascii="Pretendard" w:eastAsia="Pretendard" w:hAnsi="Pretendard"/>
+          <w:sz w:val="20"/>
+          <w:szCs w:val="20"/>
+        </w:rPr>
+        <w:t xml:space="preserve"> 연구의 가능성」. </w:t>
       </w:r>
       <w:r>
         <w:rPr>
@@ -3509,13 +4807,23 @@
           <w:szCs w:val="20"/>
         </w:rPr>
       </w:pPr>
-      <w:r>
-        <w:rPr>
-          <w:rFonts w:ascii="Pretendard" w:eastAsia="Pretendard" w:hAnsi="Pretendard"/>
-          <w:sz w:val="20"/>
-          <w:szCs w:val="20"/>
-        </w:rPr>
-        <w:t xml:space="preserve">이하람, 김희진, 강수진, 김용수, </w:t>
+      <w:proofErr w:type="spellStart"/>
+      <w:r>
+        <w:rPr>
+          <w:rFonts w:ascii="Pretendard" w:eastAsia="Pretendard" w:hAnsi="Pretendard"/>
+          <w:sz w:val="20"/>
+          <w:szCs w:val="20"/>
+        </w:rPr>
+        <w:t>이하람</w:t>
+      </w:r>
+      <w:proofErr w:type="spellEnd"/>
+      <w:r>
+        <w:rPr>
+          <w:rFonts w:ascii="Pretendard" w:eastAsia="Pretendard" w:hAnsi="Pretendard"/>
+          <w:sz w:val="20"/>
+          <w:szCs w:val="20"/>
+        </w:rPr>
+        <w:t xml:space="preserve">, 김희진, 강수진, 김용수, </w:t>
       </w:r>
       <w:r>
         <w:rPr>
@@ -3533,7 +4841,61 @@
           <w:sz w:val="20"/>
           <w:szCs w:val="20"/>
         </w:rPr>
-        <w:t>, 박언주, 설연지, 윤미선, 장성현, 전보미, 정서현. 『디지털 인문학의 길잡이: 입문』(가제). 서울대학교출판문화원, 2026 (근간).</w:t>
+        <w:t xml:space="preserve">, </w:t>
+      </w:r>
+      <w:proofErr w:type="spellStart"/>
+      <w:r>
+        <w:rPr>
+          <w:rFonts w:ascii="Pretendard" w:eastAsia="Pretendard" w:hAnsi="Pretendard"/>
+          <w:sz w:val="20"/>
+          <w:szCs w:val="20"/>
+        </w:rPr>
+        <w:t>박언주</w:t>
+      </w:r>
+      <w:proofErr w:type="spellEnd"/>
+      <w:r>
+        <w:rPr>
+          <w:rFonts w:ascii="Pretendard" w:eastAsia="Pretendard" w:hAnsi="Pretendard"/>
+          <w:sz w:val="20"/>
+          <w:szCs w:val="20"/>
+        </w:rPr>
+        <w:t xml:space="preserve">, </w:t>
+      </w:r>
+      <w:proofErr w:type="spellStart"/>
+      <w:r>
+        <w:rPr>
+          <w:rFonts w:ascii="Pretendard" w:eastAsia="Pretendard" w:hAnsi="Pretendard"/>
+          <w:sz w:val="20"/>
+          <w:szCs w:val="20"/>
+        </w:rPr>
+        <w:t>설연지</w:t>
+      </w:r>
+      <w:proofErr w:type="spellEnd"/>
+      <w:r>
+        <w:rPr>
+          <w:rFonts w:ascii="Pretendard" w:eastAsia="Pretendard" w:hAnsi="Pretendard"/>
+          <w:sz w:val="20"/>
+          <w:szCs w:val="20"/>
+        </w:rPr>
+        <w:t xml:space="preserve">, 윤미선, 장성현, </w:t>
+      </w:r>
+      <w:proofErr w:type="spellStart"/>
+      <w:r>
+        <w:rPr>
+          <w:rFonts w:ascii="Pretendard" w:eastAsia="Pretendard" w:hAnsi="Pretendard"/>
+          <w:sz w:val="20"/>
+          <w:szCs w:val="20"/>
+        </w:rPr>
+        <w:t>전보미</w:t>
+      </w:r>
+      <w:proofErr w:type="spellEnd"/>
+      <w:r>
+        <w:rPr>
+          <w:rFonts w:ascii="Pretendard" w:eastAsia="Pretendard" w:hAnsi="Pretendard"/>
+          <w:sz w:val="20"/>
+          <w:szCs w:val="20"/>
+        </w:rPr>
+        <w:t>, 정서현. 『디지털 인문학의 길잡이: 입문』(가제). 서울대학교출판문화원, 2026 (근간).</w:t>
       </w:r>
     </w:p>
     <w:p>
@@ -3550,17 +4912,27 @@
           <w:szCs w:val="20"/>
         </w:rPr>
       </w:pPr>
-      <w:r>
-        <w:rPr>
-          <w:rFonts w:ascii="Pretendard" w:eastAsia="Pretendard" w:hAnsi="Pretendard"/>
-          <w:sz w:val="20"/>
-          <w:szCs w:val="20"/>
-        </w:rPr>
-        <w:t xml:space="preserve">양소은, 최석영, </w:t>
-      </w:r>
-      <w:r>
-        <w:rPr>
-          <w:rFonts w:ascii="Pretendard" w:eastAsia="Pretendard" w:hAnsi="Pretendard"/>
+      <w:proofErr w:type="spellStart"/>
+      <w:r>
+        <w:rPr>
+          <w:rFonts w:ascii="Pretendard" w:eastAsia="Pretendard" w:hAnsi="Pretendard" w:hint="eastAsia"/>
+          <w:sz w:val="20"/>
+          <w:szCs w:val="20"/>
+        </w:rPr>
+        <w:t>고부열</w:t>
+      </w:r>
+      <w:proofErr w:type="spellEnd"/>
+      <w:r>
+        <w:rPr>
+          <w:rFonts w:ascii="Pretendard" w:eastAsia="Pretendard" w:hAnsi="Pretendard" w:hint="eastAsia"/>
+          <w:sz w:val="20"/>
+          <w:szCs w:val="20"/>
+        </w:rPr>
+        <w:t xml:space="preserve">, </w:t>
+      </w:r>
+      <w:r>
+        <w:rPr>
+          <w:rFonts w:ascii="Pretendard" w:eastAsia="Pretendard" w:hAnsi="Pretendard" w:hint="eastAsia"/>
           <w:b/>
           <w:bCs/>
           <w:sz w:val="20"/>
@@ -3570,11 +4942,119 @@
       </w:r>
       <w:r>
         <w:rPr>
-          <w:rFonts w:ascii="Pretendard" w:eastAsia="Pretendard" w:hAnsi="Pretendard"/>
-          <w:sz w:val="20"/>
-          <w:szCs w:val="20"/>
-        </w:rPr>
-        <w:t>. 『생성형 AI 활용 격차와 AI 리터러시』. 한국언론진흥재단, 2025.</w:t>
+          <w:rFonts w:ascii="Pretendard" w:eastAsia="Pretendard" w:hAnsi="Pretendard" w:hint="eastAsia"/>
+          <w:sz w:val="20"/>
+          <w:szCs w:val="20"/>
+        </w:rPr>
+        <w:t xml:space="preserve">, 남지만, </w:t>
+      </w:r>
+      <w:proofErr w:type="spellStart"/>
+      <w:r>
+        <w:rPr>
+          <w:rFonts w:ascii="Pretendard" w:eastAsia="Pretendard" w:hAnsi="Pretendard" w:hint="eastAsia"/>
+          <w:sz w:val="20"/>
+          <w:szCs w:val="20"/>
+        </w:rPr>
+        <w:t>박철우</w:t>
+      </w:r>
+      <w:proofErr w:type="spellEnd"/>
+      <w:r>
+        <w:rPr>
+          <w:rFonts w:ascii="Pretendard" w:eastAsia="Pretendard" w:hAnsi="Pretendard" w:hint="eastAsia"/>
+          <w:sz w:val="20"/>
+          <w:szCs w:val="20"/>
+        </w:rPr>
+        <w:t xml:space="preserve">, 신원철, 안광호, 전현주, 정진한, 최형근, </w:t>
+      </w:r>
+      <w:proofErr w:type="spellStart"/>
+      <w:r>
+        <w:rPr>
+          <w:rFonts w:ascii="Pretendard" w:eastAsia="Pretendard" w:hAnsi="Pretendard" w:hint="eastAsia"/>
+          <w:sz w:val="20"/>
+          <w:szCs w:val="20"/>
+        </w:rPr>
+        <w:t>허인영</w:t>
+      </w:r>
+      <w:proofErr w:type="spellEnd"/>
+      <w:r>
+        <w:rPr>
+          <w:rFonts w:ascii="Pretendard" w:eastAsia="Pretendard" w:hAnsi="Pretendard" w:hint="eastAsia"/>
+          <w:sz w:val="20"/>
+          <w:szCs w:val="20"/>
+        </w:rPr>
+        <w:t xml:space="preserve">, </w:t>
+      </w:r>
+      <w:proofErr w:type="spellStart"/>
+      <w:r>
+        <w:rPr>
+          <w:rFonts w:ascii="Pretendard" w:eastAsia="Pretendard" w:hAnsi="Pretendard" w:hint="eastAsia"/>
+          <w:sz w:val="20"/>
+          <w:szCs w:val="20"/>
+        </w:rPr>
+        <w:t>허철</w:t>
+      </w:r>
+      <w:proofErr w:type="spellEnd"/>
+      <w:r>
+        <w:rPr>
+          <w:rFonts w:ascii="Pretendard" w:eastAsia="Pretendard" w:hAnsi="Pretendard" w:hint="eastAsia"/>
+          <w:sz w:val="20"/>
+          <w:szCs w:val="20"/>
+        </w:rPr>
+        <w:t>. 『</w:t>
+      </w:r>
+      <w:proofErr w:type="spellStart"/>
+      <w:r>
+        <w:rPr>
+          <w:rFonts w:ascii="Pretendard" w:eastAsia="Pretendard" w:hAnsi="Pretendard" w:hint="eastAsia"/>
+          <w:sz w:val="20"/>
+          <w:szCs w:val="20"/>
+        </w:rPr>
+        <w:t>동·서</w:t>
+      </w:r>
+      <w:proofErr w:type="spellEnd"/>
+      <w:r>
+        <w:rPr>
+          <w:rFonts w:ascii="Pretendard" w:eastAsia="Pretendard" w:hAnsi="Pretendard" w:hint="eastAsia"/>
+          <w:sz w:val="20"/>
+          <w:szCs w:val="20"/>
+        </w:rPr>
+        <w:t xml:space="preserve"> 디지털 인문학, </w:t>
+      </w:r>
+      <w:proofErr w:type="spellStart"/>
+      <w:r>
+        <w:rPr>
+          <w:rFonts w:ascii="Pretendard" w:eastAsia="Pretendard" w:hAnsi="Pretendard" w:hint="eastAsia"/>
+          <w:sz w:val="20"/>
+          <w:szCs w:val="20"/>
+        </w:rPr>
+        <w:t>구축·활용·번역</w:t>
+      </w:r>
+      <w:proofErr w:type="spellEnd"/>
+      <w:r>
+        <w:rPr>
+          <w:rFonts w:ascii="Pretendard" w:eastAsia="Pretendard" w:hAnsi="Pretendard" w:hint="eastAsia"/>
+          <w:sz w:val="20"/>
+          <w:szCs w:val="20"/>
+        </w:rPr>
+        <w:t xml:space="preserve">』. </w:t>
+      </w:r>
+      <w:proofErr w:type="spellStart"/>
+      <w:r>
+        <w:rPr>
+          <w:rFonts w:ascii="Pretendard" w:eastAsia="Pretendard" w:hAnsi="Pretendard" w:hint="eastAsia"/>
+          <w:sz w:val="20"/>
+          <w:szCs w:val="20"/>
+        </w:rPr>
+        <w:t>동문연</w:t>
+      </w:r>
+      <w:proofErr w:type="spellEnd"/>
+      <w:r>
+        <w:rPr>
+          <w:rFonts w:ascii="Pretendard" w:eastAsia="Pretendard" w:hAnsi="Pretendard" w:hint="eastAsia"/>
+          <w:sz w:val="20"/>
+          <w:szCs w:val="20"/>
+        </w:rPr>
+        <w:t>, 2026. ISBN 9791124374047. [안양대학교 HK+ 동서교류문헌총서 7]</w:t>
       </w:r>
     </w:p>
     <w:p>
@@ -3591,6 +5071,42 @@
           <w:szCs w:val="20"/>
         </w:rPr>
       </w:pPr>
+      <w:proofErr w:type="spellStart"/>
+      <w:r>
+        <w:rPr>
+          <w:rFonts w:ascii="Pretendard" w:eastAsia="Pretendard" w:hAnsi="Pretendard"/>
+          <w:sz w:val="20"/>
+          <w:szCs w:val="20"/>
+        </w:rPr>
+        <w:t>양소은</w:t>
+      </w:r>
+      <w:proofErr w:type="spellEnd"/>
+      <w:r>
+        <w:rPr>
+          <w:rFonts w:ascii="Pretendard" w:eastAsia="Pretendard" w:hAnsi="Pretendard"/>
+          <w:sz w:val="20"/>
+          <w:szCs w:val="20"/>
+        </w:rPr>
+        <w:t xml:space="preserve">, </w:t>
+      </w:r>
+      <w:proofErr w:type="spellStart"/>
+      <w:r>
+        <w:rPr>
+          <w:rFonts w:ascii="Pretendard" w:eastAsia="Pretendard" w:hAnsi="Pretendard"/>
+          <w:sz w:val="20"/>
+          <w:szCs w:val="20"/>
+        </w:rPr>
+        <w:t>최석영</w:t>
+      </w:r>
+      <w:proofErr w:type="spellEnd"/>
+      <w:r>
+        <w:rPr>
+          <w:rFonts w:ascii="Pretendard" w:eastAsia="Pretendard" w:hAnsi="Pretendard"/>
+          <w:sz w:val="20"/>
+          <w:szCs w:val="20"/>
+        </w:rPr>
+        <w:t xml:space="preserve">, </w:t>
+      </w:r>
       <w:r>
         <w:rPr>
           <w:rFonts w:ascii="Pretendard" w:eastAsia="Pretendard" w:hAnsi="Pretendard"/>
@@ -3607,7 +5123,25 @@
           <w:sz w:val="20"/>
           <w:szCs w:val="20"/>
         </w:rPr>
-        <w:t>. 「디지털 인문학: 한국 학술 데이터의 새로운 지평」. 『한국학의 현재와 미래』, 이영준, 김동규, 오영진 엮음. 민음사, 2025.</w:t>
+        <w:t xml:space="preserve">. 『생성형 AI 활용 격차와 AI </w:t>
+      </w:r>
+      <w:proofErr w:type="spellStart"/>
+      <w:r>
+        <w:rPr>
+          <w:rFonts w:ascii="Pretendard" w:eastAsia="Pretendard" w:hAnsi="Pretendard"/>
+          <w:sz w:val="20"/>
+          <w:szCs w:val="20"/>
+        </w:rPr>
+        <w:t>리터러시</w:t>
+      </w:r>
+      <w:proofErr w:type="spellEnd"/>
+      <w:r>
+        <w:rPr>
+          <w:rFonts w:ascii="Pretendard" w:eastAsia="Pretendard" w:hAnsi="Pretendard"/>
+          <w:sz w:val="20"/>
+          <w:szCs w:val="20"/>
+        </w:rPr>
+        <w:t>』. 한국언론진흥재단, 2025.</w:t>
       </w:r>
     </w:p>
     <w:p>
@@ -3627,14 +5161,6 @@
       <w:r>
         <w:rPr>
           <w:rFonts w:ascii="Pretendard" w:eastAsia="Pretendard" w:hAnsi="Pretendard"/>
-          <w:sz w:val="20"/>
-          <w:szCs w:val="20"/>
-        </w:rPr>
-        <w:t xml:space="preserve">전봉관, 장우리, 이서준, </w:t>
-      </w:r>
-      <w:r>
-        <w:rPr>
-          <w:rFonts w:ascii="Pretendard" w:eastAsia="Pretendard" w:hAnsi="Pretendard"/>
           <w:b/>
           <w:bCs/>
           <w:sz w:val="20"/>
@@ -3648,7 +5174,25 @@
           <w:sz w:val="20"/>
           <w:szCs w:val="20"/>
         </w:rPr>
-        <w:t>. 『멍텅구리: 한국 최초 신문 연재 네컷만화로 100년 전 날것의 식민지 조선을 보다』. 더숲, 2024. ISBN 9791194273080.</w:t>
+        <w:t xml:space="preserve">. 「디지털 인문학: 한국 학술 데이터의 새로운 지평」. 『한국학의 현재와 미래』, 이영준, 김동규, 오영진 엮음. </w:t>
+      </w:r>
+      <w:proofErr w:type="spellStart"/>
+      <w:r>
+        <w:rPr>
+          <w:rFonts w:ascii="Pretendard" w:eastAsia="Pretendard" w:hAnsi="Pretendard"/>
+          <w:sz w:val="20"/>
+          <w:szCs w:val="20"/>
+        </w:rPr>
+        <w:t>민음사</w:t>
+      </w:r>
+      <w:proofErr w:type="spellEnd"/>
+      <w:r>
+        <w:rPr>
+          <w:rFonts w:ascii="Pretendard" w:eastAsia="Pretendard" w:hAnsi="Pretendard"/>
+          <w:sz w:val="20"/>
+          <w:szCs w:val="20"/>
+        </w:rPr>
+        <w:t>, 2025.</w:t>
       </w:r>
     </w:p>
     <w:p>
@@ -3665,13 +5209,41 @@
           <w:szCs w:val="20"/>
         </w:rPr>
       </w:pPr>
-      <w:r>
-        <w:rPr>
-          <w:rFonts w:ascii="Pretendard" w:eastAsia="Pretendard" w:hAnsi="Pretendard"/>
-          <w:sz w:val="20"/>
-          <w:szCs w:val="20"/>
-        </w:rPr>
-        <w:t xml:space="preserve">류인태, 곽지은, 권기성, 김바로, </w:t>
+      <w:proofErr w:type="spellStart"/>
+      <w:r>
+        <w:rPr>
+          <w:rFonts w:ascii="Pretendard" w:eastAsia="Pretendard" w:hAnsi="Pretendard"/>
+          <w:sz w:val="20"/>
+          <w:szCs w:val="20"/>
+        </w:rPr>
+        <w:t>전봉관</w:t>
+      </w:r>
+      <w:proofErr w:type="spellEnd"/>
+      <w:r>
+        <w:rPr>
+          <w:rFonts w:ascii="Pretendard" w:eastAsia="Pretendard" w:hAnsi="Pretendard"/>
+          <w:sz w:val="20"/>
+          <w:szCs w:val="20"/>
+        </w:rPr>
+        <w:t xml:space="preserve">, </w:t>
+      </w:r>
+      <w:proofErr w:type="spellStart"/>
+      <w:r>
+        <w:rPr>
+          <w:rFonts w:ascii="Pretendard" w:eastAsia="Pretendard" w:hAnsi="Pretendard"/>
+          <w:sz w:val="20"/>
+          <w:szCs w:val="20"/>
+        </w:rPr>
+        <w:t>장우리</w:t>
+      </w:r>
+      <w:proofErr w:type="spellEnd"/>
+      <w:r>
+        <w:rPr>
+          <w:rFonts w:ascii="Pretendard" w:eastAsia="Pretendard" w:hAnsi="Pretendard"/>
+          <w:sz w:val="20"/>
+          <w:szCs w:val="20"/>
+        </w:rPr>
+        <w:t xml:space="preserve">, 이서준, </w:t>
       </w:r>
       <w:r>
         <w:rPr>
@@ -3689,7 +5261,43 @@
           <w:sz w:val="20"/>
           <w:szCs w:val="20"/>
         </w:rPr>
-        <w:t>, 김지선, 박진호, 양승목, 이민철, 이재연, 장문석, 지영원, 한희연. 『디지털로 읽고 데이터로 쓰다: 디지털 한국어문학의 모색』. 박문사, 2023. ISBN 9791192365268.</w:t>
+        <w:t xml:space="preserve">. 『멍텅구리: 한국 최초 신문 연재 </w:t>
+      </w:r>
+      <w:proofErr w:type="spellStart"/>
+      <w:r>
+        <w:rPr>
+          <w:rFonts w:ascii="Pretendard" w:eastAsia="Pretendard" w:hAnsi="Pretendard"/>
+          <w:sz w:val="20"/>
+          <w:szCs w:val="20"/>
+        </w:rPr>
+        <w:t>네컷만화로</w:t>
+      </w:r>
+      <w:proofErr w:type="spellEnd"/>
+      <w:r>
+        <w:rPr>
+          <w:rFonts w:ascii="Pretendard" w:eastAsia="Pretendard" w:hAnsi="Pretendard"/>
+          <w:sz w:val="20"/>
+          <w:szCs w:val="20"/>
+        </w:rPr>
+        <w:t xml:space="preserve"> 100년 전 날것의 식민지 조선을 보다』. </w:t>
+      </w:r>
+      <w:proofErr w:type="spellStart"/>
+      <w:r>
+        <w:rPr>
+          <w:rFonts w:ascii="Pretendard" w:eastAsia="Pretendard" w:hAnsi="Pretendard"/>
+          <w:sz w:val="20"/>
+          <w:szCs w:val="20"/>
+        </w:rPr>
+        <w:t>더숲</w:t>
+      </w:r>
+      <w:proofErr w:type="spellEnd"/>
+      <w:r>
+        <w:rPr>
+          <w:rFonts w:ascii="Pretendard" w:eastAsia="Pretendard" w:hAnsi="Pretendard"/>
+          <w:sz w:val="20"/>
+          <w:szCs w:val="20"/>
+        </w:rPr>
+        <w:t>, 2024. ISBN 9791194273080.</w:t>
       </w:r>
     </w:p>
     <w:p>
@@ -3706,13 +5314,41 @@
           <w:szCs w:val="20"/>
         </w:rPr>
       </w:pPr>
-      <w:r>
-        <w:rPr>
-          <w:rFonts w:ascii="Pretendard" w:eastAsia="Pretendard" w:hAnsi="Pretendard"/>
-          <w:sz w:val="20"/>
-          <w:szCs w:val="20"/>
-        </w:rPr>
-        <w:t xml:space="preserve">이재열, 하상응, 임동균, 이원재, </w:t>
+      <w:proofErr w:type="spellStart"/>
+      <w:r>
+        <w:rPr>
+          <w:rFonts w:ascii="Pretendard" w:eastAsia="Pretendard" w:hAnsi="Pretendard"/>
+          <w:sz w:val="20"/>
+          <w:szCs w:val="20"/>
+        </w:rPr>
+        <w:t>류인태</w:t>
+      </w:r>
+      <w:proofErr w:type="spellEnd"/>
+      <w:r>
+        <w:rPr>
+          <w:rFonts w:ascii="Pretendard" w:eastAsia="Pretendard" w:hAnsi="Pretendard"/>
+          <w:sz w:val="20"/>
+          <w:szCs w:val="20"/>
+        </w:rPr>
+        <w:t xml:space="preserve">, 곽지은, 권기성, </w:t>
+      </w:r>
+      <w:proofErr w:type="spellStart"/>
+      <w:r>
+        <w:rPr>
+          <w:rFonts w:ascii="Pretendard" w:eastAsia="Pretendard" w:hAnsi="Pretendard"/>
+          <w:sz w:val="20"/>
+          <w:szCs w:val="20"/>
+        </w:rPr>
+        <w:t>김바로</w:t>
+      </w:r>
+      <w:proofErr w:type="spellEnd"/>
+      <w:r>
+        <w:rPr>
+          <w:rFonts w:ascii="Pretendard" w:eastAsia="Pretendard" w:hAnsi="Pretendard"/>
+          <w:sz w:val="20"/>
+          <w:szCs w:val="20"/>
+        </w:rPr>
+        <w:t xml:space="preserve">, </w:t>
       </w:r>
       <w:r>
         <w:rPr>
@@ -3730,7 +5366,97 @@
           <w:sz w:val="20"/>
           <w:szCs w:val="20"/>
         </w:rPr>
-        <w:t>, 조은아, 강정한, 이호영, 한준. 『플랫폼 사회가 온다: 20대와 50대의 단절과 전승』. 한울아카데미, 2021. ISBN 9788946080744.</w:t>
+        <w:t xml:space="preserve">, 김지선, 박진호, </w:t>
+      </w:r>
+      <w:proofErr w:type="spellStart"/>
+      <w:r>
+        <w:rPr>
+          <w:rFonts w:ascii="Pretendard" w:eastAsia="Pretendard" w:hAnsi="Pretendard"/>
+          <w:sz w:val="20"/>
+          <w:szCs w:val="20"/>
+        </w:rPr>
+        <w:t>양승목</w:t>
+      </w:r>
+      <w:proofErr w:type="spellEnd"/>
+      <w:r>
+        <w:rPr>
+          <w:rFonts w:ascii="Pretendard" w:eastAsia="Pretendard" w:hAnsi="Pretendard"/>
+          <w:sz w:val="20"/>
+          <w:szCs w:val="20"/>
+        </w:rPr>
+        <w:t xml:space="preserve">, 이민철, </w:t>
+      </w:r>
+      <w:proofErr w:type="spellStart"/>
+      <w:r>
+        <w:rPr>
+          <w:rFonts w:ascii="Pretendard" w:eastAsia="Pretendard" w:hAnsi="Pretendard"/>
+          <w:sz w:val="20"/>
+          <w:szCs w:val="20"/>
+        </w:rPr>
+        <w:t>이재연</w:t>
+      </w:r>
+      <w:proofErr w:type="spellEnd"/>
+      <w:r>
+        <w:rPr>
+          <w:rFonts w:ascii="Pretendard" w:eastAsia="Pretendard" w:hAnsi="Pretendard"/>
+          <w:sz w:val="20"/>
+          <w:szCs w:val="20"/>
+        </w:rPr>
+        <w:t xml:space="preserve">, </w:t>
+      </w:r>
+      <w:proofErr w:type="spellStart"/>
+      <w:r>
+        <w:rPr>
+          <w:rFonts w:ascii="Pretendard" w:eastAsia="Pretendard" w:hAnsi="Pretendard"/>
+          <w:sz w:val="20"/>
+          <w:szCs w:val="20"/>
+        </w:rPr>
+        <w:t>장문석</w:t>
+      </w:r>
+      <w:proofErr w:type="spellEnd"/>
+      <w:r>
+        <w:rPr>
+          <w:rFonts w:ascii="Pretendard" w:eastAsia="Pretendard" w:hAnsi="Pretendard"/>
+          <w:sz w:val="20"/>
+          <w:szCs w:val="20"/>
+        </w:rPr>
+        <w:t xml:space="preserve">, </w:t>
+      </w:r>
+      <w:proofErr w:type="spellStart"/>
+      <w:r>
+        <w:rPr>
+          <w:rFonts w:ascii="Pretendard" w:eastAsia="Pretendard" w:hAnsi="Pretendard"/>
+          <w:sz w:val="20"/>
+          <w:szCs w:val="20"/>
+        </w:rPr>
+        <w:t>지영원</w:t>
+      </w:r>
+      <w:proofErr w:type="spellEnd"/>
+      <w:r>
+        <w:rPr>
+          <w:rFonts w:ascii="Pretendard" w:eastAsia="Pretendard" w:hAnsi="Pretendard"/>
+          <w:sz w:val="20"/>
+          <w:szCs w:val="20"/>
+        </w:rPr>
+        <w:t xml:space="preserve">, 한희연. 『디지털로 읽고 데이터로 쓰다: 디지털 한국어문학의 모색』. </w:t>
+      </w:r>
+      <w:proofErr w:type="spellStart"/>
+      <w:r>
+        <w:rPr>
+          <w:rFonts w:ascii="Pretendard" w:eastAsia="Pretendard" w:hAnsi="Pretendard"/>
+          <w:sz w:val="20"/>
+          <w:szCs w:val="20"/>
+        </w:rPr>
+        <w:t>박문사</w:t>
+      </w:r>
+      <w:proofErr w:type="spellEnd"/>
+      <w:r>
+        <w:rPr>
+          <w:rFonts w:ascii="Pretendard" w:eastAsia="Pretendard" w:hAnsi="Pretendard"/>
+          <w:sz w:val="20"/>
+          <w:szCs w:val="20"/>
+        </w:rPr>
+        <w:t>, 2023. ISBN 9791192365268.</w:t>
       </w:r>
     </w:p>
     <w:p>
@@ -3753,7 +5479,148 @@
           <w:sz w:val="20"/>
           <w:szCs w:val="20"/>
         </w:rPr>
-        <w:t xml:space="preserve">김장현, 김윤환, 이겨레, </w:t>
+        <w:t xml:space="preserve">이재열, </w:t>
+      </w:r>
+      <w:proofErr w:type="spellStart"/>
+      <w:r>
+        <w:rPr>
+          <w:rFonts w:ascii="Pretendard" w:eastAsia="Pretendard" w:hAnsi="Pretendard"/>
+          <w:sz w:val="20"/>
+          <w:szCs w:val="20"/>
+        </w:rPr>
+        <w:t>하상응</w:t>
+      </w:r>
+      <w:proofErr w:type="spellEnd"/>
+      <w:r>
+        <w:rPr>
+          <w:rFonts w:ascii="Pretendard" w:eastAsia="Pretendard" w:hAnsi="Pretendard"/>
+          <w:sz w:val="20"/>
+          <w:szCs w:val="20"/>
+        </w:rPr>
+        <w:t xml:space="preserve">, </w:t>
+      </w:r>
+      <w:proofErr w:type="spellStart"/>
+      <w:r>
+        <w:rPr>
+          <w:rFonts w:ascii="Pretendard" w:eastAsia="Pretendard" w:hAnsi="Pretendard"/>
+          <w:sz w:val="20"/>
+          <w:szCs w:val="20"/>
+        </w:rPr>
+        <w:t>임동균</w:t>
+      </w:r>
+      <w:proofErr w:type="spellEnd"/>
+      <w:r>
+        <w:rPr>
+          <w:rFonts w:ascii="Pretendard" w:eastAsia="Pretendard" w:hAnsi="Pretendard"/>
+          <w:sz w:val="20"/>
+          <w:szCs w:val="20"/>
+        </w:rPr>
+        <w:t xml:space="preserve">, </w:t>
+      </w:r>
+      <w:proofErr w:type="spellStart"/>
+      <w:r>
+        <w:rPr>
+          <w:rFonts w:ascii="Pretendard" w:eastAsia="Pretendard" w:hAnsi="Pretendard"/>
+          <w:sz w:val="20"/>
+          <w:szCs w:val="20"/>
+        </w:rPr>
+        <w:t>이원재</w:t>
+      </w:r>
+      <w:proofErr w:type="spellEnd"/>
+      <w:r>
+        <w:rPr>
+          <w:rFonts w:ascii="Pretendard" w:eastAsia="Pretendard" w:hAnsi="Pretendard"/>
+          <w:sz w:val="20"/>
+          <w:szCs w:val="20"/>
+        </w:rPr>
+        <w:t xml:space="preserve">, </w:t>
+      </w:r>
+      <w:r>
+        <w:rPr>
+          <w:rFonts w:ascii="Pretendard" w:eastAsia="Pretendard" w:hAnsi="Pretendard"/>
+          <w:b/>
+          <w:bCs/>
+          <w:sz w:val="20"/>
+          <w:szCs w:val="20"/>
+        </w:rPr>
+        <w:t>김병준</w:t>
+      </w:r>
+      <w:r>
+        <w:rPr>
+          <w:rFonts w:ascii="Pretendard" w:eastAsia="Pretendard" w:hAnsi="Pretendard"/>
+          <w:sz w:val="20"/>
+          <w:szCs w:val="20"/>
+        </w:rPr>
+        <w:t xml:space="preserve">, 조은아, </w:t>
+      </w:r>
+      <w:proofErr w:type="spellStart"/>
+      <w:r>
+        <w:rPr>
+          <w:rFonts w:ascii="Pretendard" w:eastAsia="Pretendard" w:hAnsi="Pretendard"/>
+          <w:sz w:val="20"/>
+          <w:szCs w:val="20"/>
+        </w:rPr>
+        <w:t>강정한</w:t>
+      </w:r>
+      <w:proofErr w:type="spellEnd"/>
+      <w:r>
+        <w:rPr>
+          <w:rFonts w:ascii="Pretendard" w:eastAsia="Pretendard" w:hAnsi="Pretendard"/>
+          <w:sz w:val="20"/>
+          <w:szCs w:val="20"/>
+        </w:rPr>
+        <w:t>, 이호영, 한준. 『플랫폼 사회가 온다: 20대와 50대의 단절과 전승』. 한울아카데미, 2021. ISBN 9788946080744.</w:t>
+      </w:r>
+    </w:p>
+    <w:p>
+      <w:pPr>
+        <w:pStyle w:val="a4"/>
+        <w:numPr>
+          <w:ilvl w:val="0"/>
+          <w:numId w:val="7"/>
+        </w:numPr>
+        <w:spacing w:after="70"/>
+        <w:rPr>
+          <w:rFonts w:ascii="Pretendard" w:eastAsia="Pretendard" w:hAnsi="Pretendard"/>
+          <w:sz w:val="20"/>
+          <w:szCs w:val="20"/>
+        </w:rPr>
+      </w:pPr>
+      <w:proofErr w:type="spellStart"/>
+      <w:r>
+        <w:rPr>
+          <w:rFonts w:ascii="Pretendard" w:eastAsia="Pretendard" w:hAnsi="Pretendard"/>
+          <w:sz w:val="20"/>
+          <w:szCs w:val="20"/>
+        </w:rPr>
+        <w:t>김장현</w:t>
+      </w:r>
+      <w:proofErr w:type="spellEnd"/>
+      <w:r>
+        <w:rPr>
+          <w:rFonts w:ascii="Pretendard" w:eastAsia="Pretendard" w:hAnsi="Pretendard"/>
+          <w:sz w:val="20"/>
+          <w:szCs w:val="20"/>
+        </w:rPr>
+        <w:t xml:space="preserve">, 김윤환, </w:t>
+      </w:r>
+      <w:proofErr w:type="spellStart"/>
+      <w:r>
+        <w:rPr>
+          <w:rFonts w:ascii="Pretendard" w:eastAsia="Pretendard" w:hAnsi="Pretendard"/>
+          <w:sz w:val="20"/>
+          <w:szCs w:val="20"/>
+        </w:rPr>
+        <w:t>이겨레</w:t>
+      </w:r>
+      <w:proofErr w:type="spellEnd"/>
+      <w:r>
+        <w:rPr>
+          <w:rFonts w:ascii="Pretendard" w:eastAsia="Pretendard" w:hAnsi="Pretendard"/>
+          <w:sz w:val="20"/>
+          <w:szCs w:val="20"/>
+        </w:rPr>
+        <w:t xml:space="preserve">, </w:t>
       </w:r>
       <w:r>
         <w:rPr>
@@ -3788,13 +5655,41 @@
           <w:szCs w:val="20"/>
         </w:rPr>
       </w:pPr>
-      <w:r>
-        <w:rPr>
-          <w:rFonts w:ascii="Pretendard" w:eastAsia="Pretendard" w:hAnsi="Pretendard"/>
-          <w:sz w:val="20"/>
-          <w:szCs w:val="20"/>
-        </w:rPr>
-        <w:t xml:space="preserve">박건철, 김장현, </w:t>
+      <w:proofErr w:type="spellStart"/>
+      <w:r>
+        <w:rPr>
+          <w:rFonts w:ascii="Pretendard" w:eastAsia="Pretendard" w:hAnsi="Pretendard"/>
+          <w:sz w:val="20"/>
+          <w:szCs w:val="20"/>
+        </w:rPr>
+        <w:t>박건철</w:t>
+      </w:r>
+      <w:proofErr w:type="spellEnd"/>
+      <w:r>
+        <w:rPr>
+          <w:rFonts w:ascii="Pretendard" w:eastAsia="Pretendard" w:hAnsi="Pretendard"/>
+          <w:sz w:val="20"/>
+          <w:szCs w:val="20"/>
+        </w:rPr>
+        <w:t xml:space="preserve">, </w:t>
+      </w:r>
+      <w:proofErr w:type="spellStart"/>
+      <w:r>
+        <w:rPr>
+          <w:rFonts w:ascii="Pretendard" w:eastAsia="Pretendard" w:hAnsi="Pretendard"/>
+          <w:sz w:val="20"/>
+          <w:szCs w:val="20"/>
+        </w:rPr>
+        <w:t>김장현</w:t>
+      </w:r>
+      <w:proofErr w:type="spellEnd"/>
+      <w:r>
+        <w:rPr>
+          <w:rFonts w:ascii="Pretendard" w:eastAsia="Pretendard" w:hAnsi="Pretendard"/>
+          <w:sz w:val="20"/>
+          <w:szCs w:val="20"/>
+        </w:rPr>
+        <w:t xml:space="preserve">, </w:t>
       </w:r>
       <w:r>
         <w:rPr>
@@ -3812,7 +5707,43 @@
           <w:sz w:val="20"/>
           <w:szCs w:val="20"/>
         </w:rPr>
-        <w:t>, 이겨레. 『도시데이터표준분석모델: 민원분석편』. 서울디지털재단, 2019. ISBN 9791196601584.</w:t>
+        <w:t xml:space="preserve">, </w:t>
+      </w:r>
+      <w:proofErr w:type="spellStart"/>
+      <w:r>
+        <w:rPr>
+          <w:rFonts w:ascii="Pretendard" w:eastAsia="Pretendard" w:hAnsi="Pretendard"/>
+          <w:sz w:val="20"/>
+          <w:szCs w:val="20"/>
+        </w:rPr>
+        <w:t>이겨레</w:t>
+      </w:r>
+      <w:proofErr w:type="spellEnd"/>
+      <w:r>
+        <w:rPr>
+          <w:rFonts w:ascii="Pretendard" w:eastAsia="Pretendard" w:hAnsi="Pretendard"/>
+          <w:sz w:val="20"/>
+          <w:szCs w:val="20"/>
+        </w:rPr>
+        <w:t>. 『</w:t>
+      </w:r>
+      <w:proofErr w:type="spellStart"/>
+      <w:r>
+        <w:rPr>
+          <w:rFonts w:ascii="Pretendard" w:eastAsia="Pretendard" w:hAnsi="Pretendard"/>
+          <w:sz w:val="20"/>
+          <w:szCs w:val="20"/>
+        </w:rPr>
+        <w:t>도시데이터표준분석모델</w:t>
+      </w:r>
+      <w:proofErr w:type="spellEnd"/>
+      <w:r>
+        <w:rPr>
+          <w:rFonts w:ascii="Pretendard" w:eastAsia="Pretendard" w:hAnsi="Pretendard"/>
+          <w:sz w:val="20"/>
+          <w:szCs w:val="20"/>
+        </w:rPr>
+        <w:t>: 민원분석편』. 서울디지털재단, 2019. ISBN 9791196601584.</w:t>
       </w:r>
     </w:p>
     <w:p>
@@ -3835,6 +5766,7 @@
           <w:bCs/>
           <w:caps/>
         </w:rPr>
+        <w:lastRenderedPageBreak/>
         <w:t>Datasets</w:t>
       </w:r>
     </w:p>
@@ -3858,7 +5790,43 @@
           <w:sz w:val="20"/>
           <w:szCs w:val="20"/>
         </w:rPr>
-        <w:t xml:space="preserve">Kim, G., Park, S., Ji, H., Lee, H., Lee, B., Jeong, C., Lee, J.-y., Jo, G., Lim, I., Ismayilov, O., and </w:t>
+        <w:t xml:space="preserve">Kim, G., Park, S., Ji, H., Lee, H., Lee, B., </w:t>
+      </w:r>
+      <w:proofErr w:type="spellStart"/>
+      <w:r>
+        <w:rPr>
+          <w:rFonts w:ascii="Pretendard" w:eastAsia="Pretendard" w:hAnsi="Pretendard"/>
+          <w:sz w:val="20"/>
+          <w:szCs w:val="20"/>
+        </w:rPr>
+        <w:t>Jeong</w:t>
+      </w:r>
+      <w:proofErr w:type="spellEnd"/>
+      <w:r>
+        <w:rPr>
+          <w:rFonts w:ascii="Pretendard" w:eastAsia="Pretendard" w:hAnsi="Pretendard"/>
+          <w:sz w:val="20"/>
+          <w:szCs w:val="20"/>
+        </w:rPr>
+        <w:t xml:space="preserve">, C., Lee, J.-y., Jo, G., Lim, I., </w:t>
+      </w:r>
+      <w:proofErr w:type="spellStart"/>
+      <w:r>
+        <w:rPr>
+          <w:rFonts w:ascii="Pretendard" w:eastAsia="Pretendard" w:hAnsi="Pretendard"/>
+          <w:sz w:val="20"/>
+          <w:szCs w:val="20"/>
+        </w:rPr>
+        <w:t>Ismayilov</w:t>
+      </w:r>
+      <w:proofErr w:type="spellEnd"/>
+      <w:r>
+        <w:rPr>
+          <w:rFonts w:ascii="Pretendard" w:eastAsia="Pretendard" w:hAnsi="Pretendard"/>
+          <w:sz w:val="20"/>
+          <w:szCs w:val="20"/>
+        </w:rPr>
+        <w:t xml:space="preserve">, O., and </w:t>
       </w:r>
       <w:r>
         <w:rPr>
@@ -3877,7 +5845,43 @@
           <w:sz w:val="20"/>
           <w:szCs w:val="20"/>
         </w:rPr>
-        <w:t xml:space="preserve"> (2026). KNoTE (Korean Novel TEI-Encoded) dataset, v4 [Data set]. Zenodo. </w:t>
+        <w:t xml:space="preserve"> (2026). </w:t>
+      </w:r>
+      <w:proofErr w:type="spellStart"/>
+      <w:r>
+        <w:rPr>
+          <w:rFonts w:ascii="Pretendard" w:eastAsia="Pretendard" w:hAnsi="Pretendard"/>
+          <w:sz w:val="20"/>
+          <w:szCs w:val="20"/>
+        </w:rPr>
+        <w:t>KNoTE</w:t>
+      </w:r>
+      <w:proofErr w:type="spellEnd"/>
+      <w:r>
+        <w:rPr>
+          <w:rFonts w:ascii="Pretendard" w:eastAsia="Pretendard" w:hAnsi="Pretendard"/>
+          <w:sz w:val="20"/>
+          <w:szCs w:val="20"/>
+        </w:rPr>
+        <w:t xml:space="preserve"> (Korean Novel TEI-Encoded) dataset, v4 [Data set]. </w:t>
+      </w:r>
+      <w:proofErr w:type="spellStart"/>
+      <w:r>
+        <w:rPr>
+          <w:rFonts w:ascii="Pretendard" w:eastAsia="Pretendard" w:hAnsi="Pretendard"/>
+          <w:sz w:val="20"/>
+          <w:szCs w:val="20"/>
+        </w:rPr>
+        <w:t>Zenodo</w:t>
+      </w:r>
+      <w:proofErr w:type="spellEnd"/>
+      <w:r>
+        <w:rPr>
+          <w:rFonts w:ascii="Pretendard" w:eastAsia="Pretendard" w:hAnsi="Pretendard"/>
+          <w:sz w:val="20"/>
+          <w:szCs w:val="20"/>
+        </w:rPr>
+        <w:t xml:space="preserve">. </w:t>
       </w:r>
       <w:hyperlink r:id="rId47" w:history="1">
         <w:r>
@@ -3911,7 +5915,6 @@
           <w:sz w:val="20"/>
           <w:szCs w:val="20"/>
         </w:rPr>
-        <w:lastRenderedPageBreak/>
         <w:t xml:space="preserve">Lim, I., Ji, H., Koo, S., Jung, S.-y., Yun, J., and </w:t>
       </w:r>
       <w:r>
@@ -3931,7 +5934,43 @@
           <w:sz w:val="20"/>
           <w:szCs w:val="20"/>
         </w:rPr>
-        <w:t xml:space="preserve"> (2025). KPoEM (Korean Poetry Emotion Mapping) dataset, v4 [Data set]. Zenodo. </w:t>
+        <w:t xml:space="preserve"> (2025). </w:t>
+      </w:r>
+      <w:proofErr w:type="spellStart"/>
+      <w:r>
+        <w:rPr>
+          <w:rFonts w:ascii="Pretendard" w:eastAsia="Pretendard" w:hAnsi="Pretendard"/>
+          <w:sz w:val="20"/>
+          <w:szCs w:val="20"/>
+        </w:rPr>
+        <w:t>KPoEM</w:t>
+      </w:r>
+      <w:proofErr w:type="spellEnd"/>
+      <w:r>
+        <w:rPr>
+          <w:rFonts w:ascii="Pretendard" w:eastAsia="Pretendard" w:hAnsi="Pretendard"/>
+          <w:sz w:val="20"/>
+          <w:szCs w:val="20"/>
+        </w:rPr>
+        <w:t xml:space="preserve"> (Korean Poetry Emotion Mapping) dataset, v4 [Data set]. </w:t>
+      </w:r>
+      <w:proofErr w:type="spellStart"/>
+      <w:r>
+        <w:rPr>
+          <w:rFonts w:ascii="Pretendard" w:eastAsia="Pretendard" w:hAnsi="Pretendard"/>
+          <w:sz w:val="20"/>
+          <w:szCs w:val="20"/>
+        </w:rPr>
+        <w:t>Zenodo</w:t>
+      </w:r>
+      <w:proofErr w:type="spellEnd"/>
+      <w:r>
+        <w:rPr>
+          <w:rFonts w:ascii="Pretendard" w:eastAsia="Pretendard" w:hAnsi="Pretendard"/>
+          <w:sz w:val="20"/>
+          <w:szCs w:val="20"/>
+        </w:rPr>
+        <w:t xml:space="preserve">. </w:t>
       </w:r>
       <w:hyperlink r:id="rId48" w:history="1">
         <w:r>
@@ -4209,7 +6248,25 @@
           <w:sz w:val="20"/>
           <w:szCs w:val="20"/>
         </w:rPr>
-        <w:t xml:space="preserve">“Who Carries the Theory?: A Computational Analysis of Conceptual Travel between Korean and English Literary Studies in South Korea.” Invited article for a special issue of </w:t>
+        <w:t xml:space="preserve">“Who Carries the </w:t>
+      </w:r>
+      <w:proofErr w:type="gramStart"/>
+      <w:r>
+        <w:rPr>
+          <w:rFonts w:ascii="Pretendard" w:eastAsia="Pretendard" w:hAnsi="Pretendard"/>
+          <w:sz w:val="20"/>
+          <w:szCs w:val="20"/>
+        </w:rPr>
+        <w:t>Theory?:</w:t>
+      </w:r>
+      <w:proofErr w:type="gramEnd"/>
+      <w:r>
+        <w:rPr>
+          <w:rFonts w:ascii="Pretendard" w:eastAsia="Pretendard" w:hAnsi="Pretendard"/>
+          <w:sz w:val="20"/>
+          <w:szCs w:val="20"/>
+        </w:rPr>
+        <w:t xml:space="preserve"> A Computational Analysis of Conceptual Travel between Korean and English Literary Studies in South Korea.” Invited article for a special issue of </w:t>
       </w:r>
       <w:r>
         <w:rPr>
@@ -4291,7 +6348,25 @@
           <w:sz w:val="20"/>
           <w:szCs w:val="20"/>
         </w:rPr>
-        <w:t xml:space="preserve">“KNoTE: A TEI-Encoded XML Dataset of Modern Korean Novels.” Under review at </w:t>
+        <w:t>“</w:t>
+      </w:r>
+      <w:proofErr w:type="spellStart"/>
+      <w:r>
+        <w:rPr>
+          <w:rFonts w:ascii="Pretendard" w:eastAsia="Pretendard" w:hAnsi="Pretendard"/>
+          <w:sz w:val="20"/>
+          <w:szCs w:val="20"/>
+        </w:rPr>
+        <w:t>KNoTE</w:t>
+      </w:r>
+      <w:proofErr w:type="spellEnd"/>
+      <w:r>
+        <w:rPr>
+          <w:rFonts w:ascii="Pretendard" w:eastAsia="Pretendard" w:hAnsi="Pretendard"/>
+          <w:sz w:val="20"/>
+          <w:szCs w:val="20"/>
+        </w:rPr>
+        <w:t xml:space="preserve">: A TEI-Encoded XML Dataset of Modern Korean Novels.” Under review at </w:t>
       </w:r>
       <w:r>
         <w:rPr>
@@ -4373,6 +6448,7 @@
           <w:bCs/>
           <w:caps/>
         </w:rPr>
+        <w:lastRenderedPageBreak/>
         <w:t>Selected Conference Presentations</w:t>
       </w:r>
     </w:p>
@@ -4502,7 +6578,6 @@
           <w:sz w:val="20"/>
           <w:szCs w:val="20"/>
         </w:rPr>
-        <w:lastRenderedPageBreak/>
         <w:t>Kim, B.</w:t>
       </w:r>
       <w:r>
@@ -4511,7 +6586,25 @@
           <w:sz w:val="20"/>
           <w:szCs w:val="20"/>
         </w:rPr>
-        <w:t>, &amp; Kim, Y. (2025, July). Digital intellectual history of modern Korean literary studies: Bibliometric analysis of KCI and OpenAlex data sets [</w:t>
+        <w:t xml:space="preserve">, &amp; Kim, Y. (2025, July). Digital intellectual history of modern Korean literary studies: Bibliometric analysis of KCI and </w:t>
+      </w:r>
+      <w:proofErr w:type="spellStart"/>
+      <w:r>
+        <w:rPr>
+          <w:rFonts w:ascii="Pretendard" w:eastAsia="Pretendard" w:hAnsi="Pretendard"/>
+          <w:sz w:val="20"/>
+          <w:szCs w:val="20"/>
+        </w:rPr>
+        <w:t>OpenAlex</w:t>
+      </w:r>
+      <w:proofErr w:type="spellEnd"/>
+      <w:r>
+        <w:rPr>
+          <w:rFonts w:ascii="Pretendard" w:eastAsia="Pretendard" w:hAnsi="Pretendard"/>
+          <w:sz w:val="20"/>
+          <w:szCs w:val="20"/>
+        </w:rPr>
+        <w:t xml:space="preserve"> data sets [</w:t>
       </w:r>
       <w:r>
         <w:rPr>
@@ -4612,7 +6705,25 @@
           <w:sz w:val="20"/>
           <w:szCs w:val="20"/>
         </w:rPr>
-        <w:t>. 「AI 대전환, 오픈액세스 학술 생태계에 가져올 변화」. 2024 Open Access Conference, Seoul, Oct. 2024 (oral).</w:t>
+        <w:t xml:space="preserve">. 「AI 대전환, </w:t>
+      </w:r>
+      <w:proofErr w:type="spellStart"/>
+      <w:r>
+        <w:rPr>
+          <w:rFonts w:ascii="Pretendard" w:eastAsia="Pretendard" w:hAnsi="Pretendard"/>
+          <w:sz w:val="20"/>
+          <w:szCs w:val="20"/>
+        </w:rPr>
+        <w:t>오픈액세스</w:t>
+      </w:r>
+      <w:proofErr w:type="spellEnd"/>
+      <w:r>
+        <w:rPr>
+          <w:rFonts w:ascii="Pretendard" w:eastAsia="Pretendard" w:hAnsi="Pretendard"/>
+          <w:sz w:val="20"/>
+          <w:szCs w:val="20"/>
+        </w:rPr>
+        <w:t xml:space="preserve"> 학술 생태계에 가져올 변화」. 2024 Open Access Conference, Seoul, Oct. 2024 (oral).</w:t>
       </w:r>
     </w:p>
     <w:p>
@@ -4678,7 +6789,25 @@
           <w:sz w:val="20"/>
           <w:szCs w:val="20"/>
         </w:rPr>
-        <w:t xml:space="preserve"> (2024, May). OpenAlex database for computational literary studies and digital intellectual history [Invited talk]. TCDH Research Colloquium, Trier, Germany.</w:t>
+        <w:t xml:space="preserve"> (2024, May). </w:t>
+      </w:r>
+      <w:proofErr w:type="spellStart"/>
+      <w:r>
+        <w:rPr>
+          <w:rFonts w:ascii="Pretendard" w:eastAsia="Pretendard" w:hAnsi="Pretendard"/>
+          <w:sz w:val="20"/>
+          <w:szCs w:val="20"/>
+        </w:rPr>
+        <w:t>OpenAlex</w:t>
+      </w:r>
+      <w:proofErr w:type="spellEnd"/>
+      <w:r>
+        <w:rPr>
+          <w:rFonts w:ascii="Pretendard" w:eastAsia="Pretendard" w:hAnsi="Pretendard"/>
+          <w:sz w:val="20"/>
+          <w:szCs w:val="20"/>
+        </w:rPr>
+        <w:t xml:space="preserve"> database for computational literary studies and digital intellectual history [Invited talk]. TCDH Research Colloquium, Trier, Germany.</w:t>
       </w:r>
     </w:p>
     <w:p>
@@ -4806,19 +6935,20 @@
           <w:ilvl w:val="0"/>
           <w:numId w:val="2"/>
         </w:numPr>
-        <w:rPr>
-          <w:rFonts w:ascii="Pretendard" w:eastAsia="Pretendard" w:hAnsi="Pretendard"/>
-          <w:sz w:val="20"/>
-          <w:szCs w:val="20"/>
-        </w:rPr>
-      </w:pPr>
-      <w:r>
-        <w:rPr>
-          <w:rFonts w:ascii="Pretendard" w:eastAsia="Pretendard" w:hAnsi="Pretendard" w:hint="eastAsia"/>
-          <w:sz w:val="20"/>
-          <w:szCs w:val="20"/>
-        </w:rPr>
-        <w:t>「연구자를 위한 텍스트마이닝」, 국립중앙도서관 (2024, 2026).</w:t>
+        <w:spacing w:after="70"/>
+        <w:rPr>
+          <w:rFonts w:ascii="Pretendard" w:eastAsia="Pretendard" w:hAnsi="Pretendard"/>
+          <w:sz w:val="20"/>
+          <w:szCs w:val="20"/>
+        </w:rPr>
+      </w:pPr>
+      <w:r>
+        <w:rPr>
+          <w:rFonts w:ascii="Pretendard" w:eastAsia="Pretendard" w:hAnsi="Pretendard"/>
+          <w:sz w:val="20"/>
+          <w:szCs w:val="20"/>
+        </w:rPr>
+        <w:t>Exploring Humanities Data Design, Cultural Informatics, The Academy of Korean Studies (Fall 2025).</w:t>
       </w:r>
     </w:p>
     <w:p>
@@ -4841,7 +6971,7 @@
           <w:sz w:val="20"/>
           <w:szCs w:val="20"/>
         </w:rPr>
-        <w:t>Exploring Humanities Data Design, Cultural Informatics, The Academy of Korean Studies (Fall 2025).</w:t>
+        <w:t>Introduction to Digital Humanities: Foundations of Methodology, Cultural Informatics, The Academy of Korean Studies (Fall 2025).</w:t>
       </w:r>
     </w:p>
     <w:p>
@@ -4864,7 +6994,7 @@
           <w:sz w:val="20"/>
           <w:szCs w:val="20"/>
         </w:rPr>
-        <w:t>Introduction to Digital Humanities: Foundations of Methodology, Cultural Informatics, The Academy of Korean Studies (Fall 2025).</w:t>
+        <w:t>Methodology of Digital Korean Language and Literature Research 2, Graduate School, Dept. of Korean Language and Literature, Sungkyunkwan University (Spring 2025).</w:t>
       </w:r>
     </w:p>
     <w:p>
@@ -4887,7 +7017,7 @@
           <w:sz w:val="20"/>
           <w:szCs w:val="20"/>
         </w:rPr>
-        <w:t>Methodology of Digital Korean Language and Literature Research 2, Graduate School, Dept. of Korean Language and Literature, Sungkyunkwan University (Spring 2025).</w:t>
+        <w:t>Methodology of Digital Content Compilation in Foreign Languages, Cultural Informatics, The Academy of Korean Studies (Spring 2025).</w:t>
       </w:r>
     </w:p>
     <w:p>
@@ -4910,7 +7040,7 @@
           <w:sz w:val="20"/>
           <w:szCs w:val="20"/>
         </w:rPr>
-        <w:t>Methodology of Digital Content Compilation in Foreign Languages, Cultural Informatics, The Academy of Korean Studies (Spring 2025).</w:t>
+        <w:t>Research on Humanities Information Compilation 1, Cultural Informatics, The Academy of Korean Studies (Spring 2025).</w:t>
       </w:r>
     </w:p>
     <w:p>
@@ -4933,7 +7063,7 @@
           <w:sz w:val="20"/>
           <w:szCs w:val="20"/>
         </w:rPr>
-        <w:t>Research on Humanities Information Compilation 1, Cultural Informatics, The Academy of Korean Studies (Spring 2025).</w:t>
+        <w:t>Computer Programming for Humanities Knowledge, Cultural Informatics, The Academy of Korean Studies (Fall 2024).</w:t>
       </w:r>
     </w:p>
     <w:p>
@@ -4956,7 +7086,25 @@
           <w:sz w:val="20"/>
           <w:szCs w:val="20"/>
         </w:rPr>
-        <w:t>Computer Programming for Humanities Knowledge, Cultural Informatics, The Academy of Korean Studies (Fall 2024).</w:t>
+        <w:t xml:space="preserve">Social Network Analysis for Digital Humanities, </w:t>
+      </w:r>
+      <w:proofErr w:type="spellStart"/>
+      <w:r>
+        <w:rPr>
+          <w:rFonts w:ascii="Pretendard" w:eastAsia="Pretendard" w:hAnsi="Pretendard"/>
+          <w:sz w:val="20"/>
+          <w:szCs w:val="20"/>
+        </w:rPr>
+        <w:t>Hallym</w:t>
+      </w:r>
+      <w:proofErr w:type="spellEnd"/>
+      <w:r>
+        <w:rPr>
+          <w:rFonts w:ascii="Pretendard" w:eastAsia="Pretendard" w:hAnsi="Pretendard"/>
+          <w:sz w:val="20"/>
+          <w:szCs w:val="20"/>
+        </w:rPr>
+        <w:t xml:space="preserve"> University (2024).</w:t>
       </w:r>
     </w:p>
     <w:p>
@@ -4979,7 +7127,7 @@
           <w:sz w:val="20"/>
           <w:szCs w:val="20"/>
         </w:rPr>
-        <w:t>Social Network Analysis for Digital Humanities, Hallym University (2024).</w:t>
+        <w:t>Introduction to Digital Humanities II: Computational Literary Studies, Korea University (Fall 2023; selected as a Best Course).</w:t>
       </w:r>
     </w:p>
     <w:p>
@@ -5002,7 +7150,8 @@
           <w:sz w:val="20"/>
           <w:szCs w:val="20"/>
         </w:rPr>
-        <w:t>Introduction to Digital Humanities II: Computational Literary Studies, Korea University (Fall 2023; selected as a Best Course).</w:t>
+        <w:lastRenderedPageBreak/>
+        <w:t>Literature as Data: The Potential of Quantitative Text Analysis, Winter Institute in Digital Humanities, Korea (Jan. 2023).</w:t>
       </w:r>
     </w:p>
     <w:p>
@@ -5025,7 +7174,89 @@
           <w:sz w:val="20"/>
           <w:szCs w:val="20"/>
         </w:rPr>
-        <w:t>Literature as Data: The Potential of Quantitative Text Analysis, Winter Institute in Digital Humanities, Korea (Jan. 2023).</w:t>
+        <w:t>Digital Humanities and Natural Language Processing courses, Sungkyunkwan University (2020–2021).</w:t>
+      </w:r>
+    </w:p>
+    <w:p>
+      <w:pPr>
+        <w:pStyle w:val="a4"/>
+        <w:numPr>
+          <w:ilvl w:val="0"/>
+          <w:numId w:val="2"/>
+        </w:numPr>
+        <w:spacing w:after="60"/>
+        <w:rPr>
+          <w:rFonts w:ascii="Pretendard" w:eastAsia="Pretendard" w:hAnsi="Pretendard"/>
+          <w:sz w:val="20"/>
+          <w:szCs w:val="20"/>
+        </w:rPr>
+      </w:pPr>
+      <w:r>
+        <w:rPr>
+          <w:rFonts w:ascii="Pretendard" w:eastAsia="Pretendard" w:hAnsi="Pretendard"/>
+          <w:sz w:val="20"/>
+          <w:szCs w:val="20"/>
+        </w:rPr>
+        <w:t xml:space="preserve">Digital Humanities courses, </w:t>
+      </w:r>
+      <w:proofErr w:type="spellStart"/>
+      <w:r>
+        <w:rPr>
+          <w:rFonts w:ascii="Pretendard" w:eastAsia="Pretendard" w:hAnsi="Pretendard"/>
+          <w:sz w:val="20"/>
+          <w:szCs w:val="20"/>
+        </w:rPr>
+        <w:t>Hankuk</w:t>
+      </w:r>
+      <w:proofErr w:type="spellEnd"/>
+      <w:r>
+        <w:rPr>
+          <w:rFonts w:ascii="Pretendard" w:eastAsia="Pretendard" w:hAnsi="Pretendard"/>
+          <w:sz w:val="20"/>
+          <w:szCs w:val="20"/>
+        </w:rPr>
+        <w:t xml:space="preserve"> University of Foreign Studies (Spring 2021); AI and VR liberal arts courses, </w:t>
+      </w:r>
+      <w:proofErr w:type="spellStart"/>
+      <w:r>
+        <w:rPr>
+          <w:rFonts w:ascii="Pretendard" w:eastAsia="Pretendard" w:hAnsi="Pretendard"/>
+          <w:sz w:val="20"/>
+          <w:szCs w:val="20"/>
+        </w:rPr>
+        <w:t>Baekseok</w:t>
+      </w:r>
+      <w:proofErr w:type="spellEnd"/>
+      <w:r>
+        <w:rPr>
+          <w:rFonts w:ascii="Pretendard" w:eastAsia="Pretendard" w:hAnsi="Pretendard"/>
+          <w:sz w:val="20"/>
+          <w:szCs w:val="20"/>
+        </w:rPr>
+        <w:t xml:space="preserve"> University (2020–2021).</w:t>
+      </w:r>
+    </w:p>
+    <w:p>
+      <w:pPr>
+        <w:keepNext/>
+        <w:pBdr>
+          <w:bottom w:val="single" w:sz="6" w:space="2" w:color="404040"/>
+        </w:pBdr>
+        <w:spacing w:before="240" w:after="100"/>
+        <w:rPr>
+          <w:rFonts w:ascii="Pretendard" w:eastAsia="Pretendard" w:hAnsi="Pretendard"/>
+          <w:sz w:val="20"/>
+          <w:szCs w:val="20"/>
+        </w:rPr>
+      </w:pPr>
+      <w:r>
+        <w:rPr>
+          <w:rFonts w:ascii="Pretendard" w:eastAsia="Pretendard" w:hAnsi="Pretendard"/>
+          <w:b/>
+          <w:bCs/>
+          <w:caps/>
+        </w:rPr>
+        <w:t>Technical Skills &amp; Methods</w:t>
       </w:r>
     </w:p>
     <w:p>
@@ -5045,10 +7276,227 @@
       <w:r>
         <w:rPr>
           <w:rFonts w:ascii="Pretendard" w:eastAsia="Pretendard" w:hAnsi="Pretendard"/>
-          <w:sz w:val="20"/>
-          <w:szCs w:val="20"/>
-        </w:rPr>
-        <w:t>Digital Humanities and Natural Language Processing courses, Sungkyunkwan University (2020–2021).</w:t>
+          <w:b/>
+          <w:bCs/>
+          <w:sz w:val="20"/>
+          <w:szCs w:val="20"/>
+        </w:rPr>
+        <w:t xml:space="preserve">Programming and data analysis: </w:t>
+      </w:r>
+      <w:r>
+        <w:rPr>
+          <w:rFonts w:ascii="Pretendard" w:eastAsia="Pretendard" w:hAnsi="Pretendard"/>
+          <w:sz w:val="20"/>
+          <w:szCs w:val="20"/>
+        </w:rPr>
+        <w:t>Python, R, SQL; reproducible, version-controlled data workflows.</w:t>
+      </w:r>
+    </w:p>
+    <w:p>
+      <w:pPr>
+        <w:pStyle w:val="a4"/>
+        <w:numPr>
+          <w:ilvl w:val="0"/>
+          <w:numId w:val="2"/>
+        </w:numPr>
+        <w:spacing w:after="70"/>
+        <w:rPr>
+          <w:rFonts w:ascii="Pretendard" w:eastAsia="Pretendard" w:hAnsi="Pretendard"/>
+          <w:sz w:val="20"/>
+          <w:szCs w:val="20"/>
+        </w:rPr>
+      </w:pPr>
+      <w:r>
+        <w:rPr>
+          <w:rFonts w:ascii="Pretendard" w:eastAsia="Pretendard" w:hAnsi="Pretendard"/>
+          <w:b/>
+          <w:bCs/>
+          <w:sz w:val="20"/>
+          <w:szCs w:val="20"/>
+        </w:rPr>
+        <w:t xml:space="preserve">NLP and machine learning: </w:t>
+      </w:r>
+      <w:r>
+        <w:rPr>
+          <w:rFonts w:ascii="Pretendard" w:eastAsia="Pretendard" w:hAnsi="Pretendard"/>
+          <w:sz w:val="20"/>
+          <w:szCs w:val="20"/>
+        </w:rPr>
+        <w:t xml:space="preserve">topic modeling (STM, </w:t>
+      </w:r>
+      <w:proofErr w:type="spellStart"/>
+      <w:r>
+        <w:rPr>
+          <w:rFonts w:ascii="Pretendard" w:eastAsia="Pretendard" w:hAnsi="Pretendard"/>
+          <w:sz w:val="20"/>
+          <w:szCs w:val="20"/>
+        </w:rPr>
+        <w:t>BERTopic</w:t>
+      </w:r>
+      <w:proofErr w:type="spellEnd"/>
+      <w:r>
+        <w:rPr>
+          <w:rFonts w:ascii="Pretendard" w:eastAsia="Pretendard" w:hAnsi="Pretendard"/>
+          <w:sz w:val="20"/>
+          <w:szCs w:val="20"/>
+        </w:rPr>
+        <w:t>), word and dynamic embeddings, text classification (ELECTRA/BERT), deep learning, LLM/RAG pipelines.</w:t>
+      </w:r>
+    </w:p>
+    <w:p>
+      <w:pPr>
+        <w:pStyle w:val="a4"/>
+        <w:numPr>
+          <w:ilvl w:val="0"/>
+          <w:numId w:val="2"/>
+        </w:numPr>
+        <w:spacing w:after="70"/>
+        <w:rPr>
+          <w:rFonts w:ascii="Pretendard" w:eastAsia="Pretendard" w:hAnsi="Pretendard"/>
+          <w:sz w:val="20"/>
+          <w:szCs w:val="20"/>
+        </w:rPr>
+      </w:pPr>
+      <w:r>
+        <w:rPr>
+          <w:rFonts w:ascii="Pretendard" w:eastAsia="Pretendard" w:hAnsi="Pretendard"/>
+          <w:b/>
+          <w:bCs/>
+          <w:sz w:val="20"/>
+          <w:szCs w:val="20"/>
+        </w:rPr>
+        <w:t xml:space="preserve">Bibliometrics and network analysis: </w:t>
+      </w:r>
+      <w:r>
+        <w:rPr>
+          <w:rFonts w:ascii="Pretendard" w:eastAsia="Pretendard" w:hAnsi="Pretendard"/>
+          <w:sz w:val="20"/>
+          <w:szCs w:val="20"/>
+        </w:rPr>
+        <w:t xml:space="preserve">KCI, </w:t>
+      </w:r>
+      <w:proofErr w:type="spellStart"/>
+      <w:r>
+        <w:rPr>
+          <w:rFonts w:ascii="Pretendard" w:eastAsia="Pretendard" w:hAnsi="Pretendard"/>
+          <w:sz w:val="20"/>
+          <w:szCs w:val="20"/>
+        </w:rPr>
+        <w:t>OpenAlex</w:t>
+      </w:r>
+      <w:proofErr w:type="spellEnd"/>
+      <w:r>
+        <w:rPr>
+          <w:rFonts w:ascii="Pretendard" w:eastAsia="Pretendard" w:hAnsi="Pretendard"/>
+          <w:sz w:val="20"/>
+          <w:szCs w:val="20"/>
+        </w:rPr>
+        <w:t xml:space="preserve">, citation and reference data; Gephi, </w:t>
+      </w:r>
+      <w:proofErr w:type="spellStart"/>
+      <w:r>
+        <w:rPr>
+          <w:rFonts w:ascii="Pretendard" w:eastAsia="Pretendard" w:hAnsi="Pretendard"/>
+          <w:sz w:val="20"/>
+          <w:szCs w:val="20"/>
+        </w:rPr>
+        <w:t>networkx</w:t>
+      </w:r>
+      <w:proofErr w:type="spellEnd"/>
+      <w:r>
+        <w:rPr>
+          <w:rFonts w:ascii="Pretendard" w:eastAsia="Pretendard" w:hAnsi="Pretendard"/>
+          <w:sz w:val="20"/>
+          <w:szCs w:val="20"/>
+        </w:rPr>
+        <w:t xml:space="preserve">, </w:t>
+      </w:r>
+      <w:proofErr w:type="spellStart"/>
+      <w:r>
+        <w:rPr>
+          <w:rFonts w:ascii="Pretendard" w:eastAsia="Pretendard" w:hAnsi="Pretendard"/>
+          <w:sz w:val="20"/>
+          <w:szCs w:val="20"/>
+        </w:rPr>
+        <w:t>igraph</w:t>
+      </w:r>
+      <w:proofErr w:type="spellEnd"/>
+      <w:r>
+        <w:rPr>
+          <w:rFonts w:ascii="Pretendard" w:eastAsia="Pretendard" w:hAnsi="Pretendard"/>
+          <w:sz w:val="20"/>
+          <w:szCs w:val="20"/>
+        </w:rPr>
+        <w:t xml:space="preserve">, </w:t>
+      </w:r>
+      <w:proofErr w:type="spellStart"/>
+      <w:r>
+        <w:rPr>
+          <w:rFonts w:ascii="Pretendard" w:eastAsia="Pretendard" w:hAnsi="Pretendard"/>
+          <w:sz w:val="20"/>
+          <w:szCs w:val="20"/>
+        </w:rPr>
+        <w:t>VOSviewer</w:t>
+      </w:r>
+      <w:proofErr w:type="spellEnd"/>
+      <w:r>
+        <w:rPr>
+          <w:rFonts w:ascii="Pretendard" w:eastAsia="Pretendard" w:hAnsi="Pretendard"/>
+          <w:sz w:val="20"/>
+          <w:szCs w:val="20"/>
+        </w:rPr>
+        <w:t xml:space="preserve">, </w:t>
+      </w:r>
+      <w:proofErr w:type="spellStart"/>
+      <w:r>
+        <w:rPr>
+          <w:rFonts w:ascii="Pretendard" w:eastAsia="Pretendard" w:hAnsi="Pretendard"/>
+          <w:sz w:val="20"/>
+          <w:szCs w:val="20"/>
+        </w:rPr>
+        <w:t>CiteSpace</w:t>
+      </w:r>
+      <w:proofErr w:type="spellEnd"/>
+      <w:r>
+        <w:rPr>
+          <w:rFonts w:ascii="Pretendard" w:eastAsia="Pretendard" w:hAnsi="Pretendard"/>
+          <w:sz w:val="20"/>
+          <w:szCs w:val="20"/>
+        </w:rPr>
+        <w:t>.</w:t>
+      </w:r>
+    </w:p>
+    <w:p>
+      <w:pPr>
+        <w:pStyle w:val="a4"/>
+        <w:numPr>
+          <w:ilvl w:val="0"/>
+          <w:numId w:val="2"/>
+        </w:numPr>
+        <w:spacing w:after="70"/>
+        <w:rPr>
+          <w:rFonts w:ascii="Pretendard" w:eastAsia="Pretendard" w:hAnsi="Pretendard"/>
+          <w:sz w:val="20"/>
+          <w:szCs w:val="20"/>
+        </w:rPr>
+      </w:pPr>
+      <w:r>
+        <w:rPr>
+          <w:rFonts w:ascii="Pretendard" w:eastAsia="Pretendard" w:hAnsi="Pretendard"/>
+          <w:b/>
+          <w:bCs/>
+          <w:sz w:val="20"/>
+          <w:szCs w:val="20"/>
+        </w:rPr>
+        <w:t xml:space="preserve">Knowledge organization and data infrastructure: </w:t>
+      </w:r>
+      <w:r>
+        <w:rPr>
+          <w:rFonts w:ascii="Pretendard" w:eastAsia="Pretendard" w:hAnsi="Pretendard"/>
+          <w:sz w:val="20"/>
+          <w:szCs w:val="20"/>
+        </w:rPr>
+        <w:t>corpus and dataset construction, metadata and TEI/XML, Linked Open Data (RDF/SPARQL), RDBMS, NoSQL, web scraping and crawling.</w:t>
       </w:r>
     </w:p>
     <w:p>
@@ -5068,10 +7516,20 @@
       <w:r>
         <w:rPr>
           <w:rFonts w:ascii="Pretendard" w:eastAsia="Pretendard" w:hAnsi="Pretendard"/>
-          <w:sz w:val="20"/>
-          <w:szCs w:val="20"/>
-        </w:rPr>
-        <w:t>Digital Humanities courses, Hankuk University of Foreign Studies (Spring 2021); AI and VR liberal arts courses, Baekseok University (2020–2021).</w:t>
+          <w:b/>
+          <w:bCs/>
+          <w:sz w:val="20"/>
+          <w:szCs w:val="20"/>
+        </w:rPr>
+        <w:t xml:space="preserve">Visualization: </w:t>
+      </w:r>
+      <w:r>
+        <w:rPr>
+          <w:rFonts w:ascii="Pretendard" w:eastAsia="Pretendard" w:hAnsi="Pretendard"/>
+          <w:sz w:val="20"/>
+          <w:szCs w:val="20"/>
+        </w:rPr>
+        <w:t>statistical graphics, network visualization, data storytelling for the humanities and social sciences.</w:t>
       </w:r>
     </w:p>
     <w:p>
@@ -5094,8 +7552,7 @@
           <w:bCs/>
           <w:caps/>
         </w:rPr>
-        <w:lastRenderedPageBreak/>
-        <w:t>Technical Skills &amp; Methods</w:t>
+        <w:t>Professional Service</w:t>
       </w:r>
     </w:p>
     <w:p>
@@ -5115,20 +7572,10 @@
       <w:r>
         <w:rPr>
           <w:rFonts w:ascii="Pretendard" w:eastAsia="Pretendard" w:hAnsi="Pretendard"/>
-          <w:b/>
-          <w:bCs/>
-          <w:sz w:val="20"/>
-          <w:szCs w:val="20"/>
-        </w:rPr>
-        <w:t xml:space="preserve">Programming and data analysis: </w:t>
-      </w:r>
-      <w:r>
-        <w:rPr>
-          <w:rFonts w:ascii="Pretendard" w:eastAsia="Pretendard" w:hAnsi="Pretendard"/>
-          <w:sz w:val="20"/>
-          <w:szCs w:val="20"/>
-        </w:rPr>
-        <w:t>Python, R, SQL; reproducible, version-controlled data workflows.</w:t>
+          <w:sz w:val="20"/>
+          <w:szCs w:val="20"/>
+        </w:rPr>
+        <w:t>Local Organizer and Technical Support Committee Chair, ADHO Digital Humanities Conference 2026 (DH2026), Daejeon, 2025 – 2026.</w:t>
       </w:r>
     </w:p>
     <w:p>
@@ -5148,20 +7595,10 @@
       <w:r>
         <w:rPr>
           <w:rFonts w:ascii="Pretendard" w:eastAsia="Pretendard" w:hAnsi="Pretendard"/>
-          <w:b/>
-          <w:bCs/>
-          <w:sz w:val="20"/>
-          <w:szCs w:val="20"/>
-        </w:rPr>
-        <w:t xml:space="preserve">NLP and machine learning: </w:t>
-      </w:r>
-      <w:r>
-        <w:rPr>
-          <w:rFonts w:ascii="Pretendard" w:eastAsia="Pretendard" w:hAnsi="Pretendard"/>
-          <w:sz w:val="20"/>
-          <w:szCs w:val="20"/>
-        </w:rPr>
-        <w:t>topic modeling (STM, BERTopic), word and dynamic embeddings, text classification (ELECTRA/BERT), deep learning, LLM/RAG pipelines.</w:t>
+          <w:sz w:val="20"/>
+          <w:szCs w:val="20"/>
+        </w:rPr>
+        <w:t>Co-President, Knowledge Sharing Alliance (지식공유연대; open-access advocacy coalition of Korean scholarly societies), 2019 – Present.</w:t>
       </w:r>
     </w:p>
     <w:p>
@@ -5181,20 +7618,55 @@
       <w:r>
         <w:rPr>
           <w:rFonts w:ascii="Pretendard" w:eastAsia="Pretendard" w:hAnsi="Pretendard"/>
-          <w:b/>
-          <w:bCs/>
-          <w:sz w:val="20"/>
-          <w:szCs w:val="20"/>
-        </w:rPr>
-        <w:t xml:space="preserve">Bibliometrics and network analysis: </w:t>
-      </w:r>
-      <w:r>
-        <w:rPr>
-          <w:rFonts w:ascii="Pretendard" w:eastAsia="Pretendard" w:hAnsi="Pretendard"/>
-          <w:sz w:val="20"/>
-          <w:szCs w:val="20"/>
-        </w:rPr>
-        <w:t>KCI, OpenAlex, citation and reference data; Gephi, networkx, igraph, VOSviewer, CiteSpace.</w:t>
+          <w:sz w:val="20"/>
+          <w:szCs w:val="20"/>
+        </w:rPr>
+        <w:t>Board of Directors and Editorial Board, Korean Association for Digital Humanities (KADH), 2022 – Present.</w:t>
+      </w:r>
+    </w:p>
+    <w:p>
+      <w:pPr>
+        <w:pStyle w:val="a4"/>
+        <w:numPr>
+          <w:ilvl w:val="0"/>
+          <w:numId w:val="2"/>
+        </w:numPr>
+        <w:spacing w:after="60"/>
+        <w:rPr>
+          <w:rFonts w:ascii="Pretendard" w:eastAsia="Pretendard" w:hAnsi="Pretendard"/>
+          <w:sz w:val="20"/>
+          <w:szCs w:val="20"/>
+        </w:rPr>
+      </w:pPr>
+      <w:r>
+        <w:rPr>
+          <w:rFonts w:ascii="Pretendard" w:eastAsia="Pretendard" w:hAnsi="Pretendard"/>
+          <w:sz w:val="20"/>
+          <w:szCs w:val="20"/>
+        </w:rPr>
+        <w:t>Operating Committee Member, Korean Modern Literature Scholars’ Conference, 2023 – Present.</w:t>
+      </w:r>
+    </w:p>
+    <w:p>
+      <w:pPr>
+        <w:widowControl/>
+        <w:wordWrap/>
+        <w:autoSpaceDE/>
+        <w:autoSpaceDN/>
+        <w:rPr>
+          <w:rFonts w:ascii="Pretendard" w:eastAsia="Pretendard" w:hAnsi="Pretendard"/>
+          <w:sz w:val="20"/>
+          <w:szCs w:val="20"/>
+        </w:rPr>
+      </w:pPr>
+      <w:r>
+        <w:rPr>
+          <w:rFonts w:ascii="Pretendard" w:eastAsia="Pretendard" w:hAnsi="Pretendard"/>
+          <w:b/>
+          <w:bCs/>
+          <w:caps/>
+        </w:rPr>
+        <w:t>Awards &amp; Honors</w:t>
       </w:r>
     </w:p>
     <w:p>
@@ -5214,20 +7686,33 @@
       <w:r>
         <w:rPr>
           <w:rFonts w:ascii="Pretendard" w:eastAsia="Pretendard" w:hAnsi="Pretendard"/>
-          <w:b/>
-          <w:bCs/>
-          <w:sz w:val="20"/>
-          <w:szCs w:val="20"/>
-        </w:rPr>
-        <w:t xml:space="preserve">Knowledge organization and data infrastructure: </w:t>
-      </w:r>
-      <w:r>
-        <w:rPr>
-          <w:rFonts w:ascii="Pretendard" w:eastAsia="Pretendard" w:hAnsi="Pretendard"/>
-          <w:sz w:val="20"/>
-          <w:szCs w:val="20"/>
-        </w:rPr>
-        <w:t>corpus and dataset construction, metadata and TEI/XML, Linked Open Data (RDF/SPARQL), RDBMS, NoSQL, web scraping and crawling.</w:t>
+          <w:sz w:val="20"/>
+          <w:szCs w:val="20"/>
+        </w:rPr>
+        <w:t>2021 SKKU Graduate Student Paper Award, Sungkyunkwan University (Oct. 2021).</w:t>
+      </w:r>
+    </w:p>
+    <w:p>
+      <w:pPr>
+        <w:pStyle w:val="a4"/>
+        <w:numPr>
+          <w:ilvl w:val="0"/>
+          <w:numId w:val="2"/>
+        </w:numPr>
+        <w:spacing w:after="70"/>
+        <w:rPr>
+          <w:rFonts w:ascii="Pretendard" w:eastAsia="Pretendard" w:hAnsi="Pretendard"/>
+          <w:sz w:val="20"/>
+          <w:szCs w:val="20"/>
+        </w:rPr>
+      </w:pPr>
+      <w:r>
+        <w:rPr>
+          <w:rFonts w:ascii="Pretendard" w:eastAsia="Pretendard" w:hAnsi="Pretendard"/>
+          <w:sz w:val="20"/>
+          <w:szCs w:val="20"/>
+        </w:rPr>
+        <w:t>Best Paper Award, 2021 National Graduate Student Conference, Korean Society for Journalism and Communication Studies (Aug. 2021).</w:t>
       </w:r>
     </w:p>
     <w:p>
@@ -5247,20 +7732,10 @@
       <w:r>
         <w:rPr>
           <w:rFonts w:ascii="Pretendard" w:eastAsia="Pretendard" w:hAnsi="Pretendard"/>
-          <w:b/>
-          <w:bCs/>
-          <w:sz w:val="20"/>
-          <w:szCs w:val="20"/>
-        </w:rPr>
-        <w:t xml:space="preserve">Visualization: </w:t>
-      </w:r>
-      <w:r>
-        <w:rPr>
-          <w:rFonts w:ascii="Pretendard" w:eastAsia="Pretendard" w:hAnsi="Pretendard"/>
-          <w:sz w:val="20"/>
-          <w:szCs w:val="20"/>
-        </w:rPr>
-        <w:t>statistical graphics, network visualization, data storytelling for the humanities and social sciences.</w:t>
+          <w:sz w:val="20"/>
+          <w:szCs w:val="20"/>
+        </w:rPr>
+        <w:t>BK21+ Scholar, National Research Foundation of Korea (2019–2020); Graduate Scholarship, Sungkyunkwan University (2018–2020); National Scholar, KAIST (2015–2017).</w:t>
       </w:r>
     </w:p>
     <w:p>
@@ -5283,85 +7758,11 @@
           <w:bCs/>
           <w:caps/>
         </w:rPr>
-        <w:t>Professional Service</w:t>
-      </w:r>
-    </w:p>
-    <w:p>
-      <w:pPr>
-        <w:pStyle w:val="a4"/>
-        <w:numPr>
-          <w:ilvl w:val="0"/>
-          <w:numId w:val="2"/>
-        </w:numPr>
-        <w:spacing w:after="70"/>
-        <w:rPr>
-          <w:rFonts w:ascii="Pretendard" w:eastAsia="Pretendard" w:hAnsi="Pretendard"/>
-          <w:sz w:val="20"/>
-          <w:szCs w:val="20"/>
-        </w:rPr>
-      </w:pPr>
-      <w:r>
-        <w:rPr>
-          <w:rFonts w:ascii="Pretendard" w:eastAsia="Pretendard" w:hAnsi="Pretendard"/>
-          <w:sz w:val="20"/>
-          <w:szCs w:val="20"/>
-        </w:rPr>
-        <w:t>Local Organizer and Technical Support Committee Chair, ADHO Digital Humanities Conference 2026 (DH2026), Daejeon, 2025 – 2026.</w:t>
-      </w:r>
-    </w:p>
-    <w:p>
-      <w:pPr>
-        <w:pStyle w:val="a4"/>
-        <w:numPr>
-          <w:ilvl w:val="0"/>
-          <w:numId w:val="2"/>
-        </w:numPr>
-        <w:spacing w:after="70"/>
-        <w:rPr>
-          <w:rFonts w:ascii="Pretendard" w:eastAsia="Pretendard" w:hAnsi="Pretendard"/>
-          <w:sz w:val="20"/>
-          <w:szCs w:val="20"/>
-        </w:rPr>
-      </w:pPr>
-      <w:r>
-        <w:rPr>
-          <w:rFonts w:ascii="Pretendard" w:eastAsia="Pretendard" w:hAnsi="Pretendard"/>
-          <w:sz w:val="20"/>
-          <w:szCs w:val="20"/>
-        </w:rPr>
-        <w:t>Co-President, Knowledge Sharing Alliance (지식공유연대; open-access advocacy coalition of Korean scholarly societies), 2019 – Present.</w:t>
-      </w:r>
-    </w:p>
-    <w:p>
-      <w:pPr>
-        <w:pStyle w:val="a4"/>
-        <w:numPr>
-          <w:ilvl w:val="0"/>
-          <w:numId w:val="2"/>
-        </w:numPr>
-        <w:spacing w:after="70"/>
-        <w:rPr>
-          <w:rFonts w:ascii="Pretendard" w:eastAsia="Pretendard" w:hAnsi="Pretendard"/>
-          <w:sz w:val="20"/>
-          <w:szCs w:val="20"/>
-        </w:rPr>
-      </w:pPr>
-      <w:r>
-        <w:rPr>
-          <w:rFonts w:ascii="Pretendard" w:eastAsia="Pretendard" w:hAnsi="Pretendard"/>
-          <w:sz w:val="20"/>
-          <w:szCs w:val="20"/>
-        </w:rPr>
-        <w:t>Board of Directors and Editorial Board, Korean Association for Digital Humanities (KADH), 2022 – Present.</w:t>
-      </w:r>
-    </w:p>
-    <w:p>
-      <w:pPr>
-        <w:pStyle w:val="a4"/>
-        <w:numPr>
-          <w:ilvl w:val="0"/>
-          <w:numId w:val="2"/>
-        </w:numPr>
+        <w:t>References</w:t>
+      </w:r>
+    </w:p>
+    <w:p>
+      <w:pPr>
         <w:spacing w:after="60"/>
         <w:rPr>
           <w:rFonts w:ascii="Pretendard" w:eastAsia="Pretendard" w:hAnsi="Pretendard"/>
@@ -5372,87 +7773,24 @@
       <w:r>
         <w:rPr>
           <w:rFonts w:ascii="Pretendard" w:eastAsia="Pretendard" w:hAnsi="Pretendard"/>
-          <w:sz w:val="20"/>
-          <w:szCs w:val="20"/>
-        </w:rPr>
-        <w:t>Operating Committee Member, Korean Modern Literature Scholars’ Conference, 2023 – Present.</w:t>
-      </w:r>
-    </w:p>
-    <w:p>
-      <w:pPr>
-        <w:widowControl/>
-        <w:wordWrap/>
-        <w:autoSpaceDE/>
-        <w:autoSpaceDN/>
-        <w:rPr>
-          <w:rFonts w:ascii="Pretendard" w:eastAsia="Pretendard" w:hAnsi="Pretendard"/>
-          <w:sz w:val="20"/>
-          <w:szCs w:val="20"/>
-        </w:rPr>
-      </w:pPr>
-      <w:r>
-        <w:rPr>
-          <w:rFonts w:ascii="Pretendard" w:eastAsia="Pretendard" w:hAnsi="Pretendard"/>
-          <w:b/>
-          <w:bCs/>
-          <w:caps/>
-        </w:rPr>
-        <w:t>Awards &amp; Honors</w:t>
-      </w:r>
-    </w:p>
-    <w:p>
-      <w:pPr>
-        <w:pStyle w:val="a4"/>
-        <w:numPr>
-          <w:ilvl w:val="0"/>
-          <w:numId w:val="2"/>
-        </w:numPr>
-        <w:spacing w:after="70"/>
-        <w:rPr>
-          <w:rFonts w:ascii="Pretendard" w:eastAsia="Pretendard" w:hAnsi="Pretendard"/>
-          <w:sz w:val="20"/>
-          <w:szCs w:val="20"/>
-        </w:rPr>
-      </w:pPr>
-      <w:r>
-        <w:rPr>
-          <w:rFonts w:ascii="Pretendard" w:eastAsia="Pretendard" w:hAnsi="Pretendard"/>
-          <w:sz w:val="20"/>
-          <w:szCs w:val="20"/>
-        </w:rPr>
-        <w:t>2021 SKKU Graduate Student Paper Award, Sungkyunkwan University (Oct. 2021).</w:t>
-      </w:r>
-    </w:p>
-    <w:p>
-      <w:pPr>
-        <w:pStyle w:val="a4"/>
-        <w:numPr>
-          <w:ilvl w:val="0"/>
-          <w:numId w:val="2"/>
-        </w:numPr>
-        <w:spacing w:after="70"/>
-        <w:rPr>
-          <w:rFonts w:ascii="Pretendard" w:eastAsia="Pretendard" w:hAnsi="Pretendard"/>
-          <w:sz w:val="20"/>
-          <w:szCs w:val="20"/>
-        </w:rPr>
-      </w:pPr>
-      <w:r>
-        <w:rPr>
-          <w:rFonts w:ascii="Pretendard" w:eastAsia="Pretendard" w:hAnsi="Pretendard"/>
-          <w:sz w:val="20"/>
-          <w:szCs w:val="20"/>
-        </w:rPr>
-        <w:t>Best Paper Award, 2021 National Graduate Student Conference, Korean Society for Journalism and Communication Studies (Aug. 2021).</w:t>
-      </w:r>
-    </w:p>
-    <w:p>
-      <w:pPr>
-        <w:pStyle w:val="a4"/>
-        <w:numPr>
-          <w:ilvl w:val="0"/>
-          <w:numId w:val="2"/>
-        </w:numPr>
+          <w:b/>
+          <w:bCs/>
+          <w:sz w:val="20"/>
+          <w:szCs w:val="20"/>
+        </w:rPr>
+        <w:t>Dr. Jang Hyun Kim</w:t>
+      </w:r>
+      <w:r>
+        <w:rPr>
+          <w:rFonts w:ascii="Pretendard" w:eastAsia="Pretendard" w:hAnsi="Pretendard"/>
+          <w:sz w:val="20"/>
+          <w:szCs w:val="20"/>
+        </w:rPr>
+        <w:t>, Professor of Data Science, Sungkyunkwan University (doctoral advisor). alohakim@skku.edu</w:t>
+      </w:r>
+    </w:p>
+    <w:p>
+      <w:pPr>
         <w:spacing w:after="60"/>
         <w:rPr>
           <w:rFonts w:ascii="Pretendard" w:eastAsia="Pretendard" w:hAnsi="Pretendard"/>
@@ -5463,33 +7801,42 @@
       <w:r>
         <w:rPr>
           <w:rFonts w:ascii="Pretendard" w:eastAsia="Pretendard" w:hAnsi="Pretendard"/>
-          <w:sz w:val="20"/>
-          <w:szCs w:val="20"/>
-        </w:rPr>
-        <w:t>BK21+ Scholar, National Research Foundation of Korea (2019–2020); Graduate Scholarship, Sungkyunkwan University (2018–2020); National Scholar, KAIST (2015–2017).</w:t>
-      </w:r>
-    </w:p>
-    <w:p>
-      <w:pPr>
-        <w:keepNext/>
-        <w:pBdr>
-          <w:bottom w:val="single" w:sz="6" w:space="2" w:color="404040"/>
-        </w:pBdr>
-        <w:spacing w:before="240" w:after="100"/>
-        <w:rPr>
-          <w:rFonts w:ascii="Pretendard" w:eastAsia="Pretendard" w:hAnsi="Pretendard"/>
-          <w:sz w:val="20"/>
-          <w:szCs w:val="20"/>
-        </w:rPr>
-      </w:pPr>
-      <w:r>
-        <w:rPr>
-          <w:rFonts w:ascii="Pretendard" w:eastAsia="Pretendard" w:hAnsi="Pretendard"/>
-          <w:b/>
-          <w:bCs/>
-          <w:caps/>
-        </w:rPr>
-        <w:t>References</w:t>
+          <w:b/>
+          <w:bCs/>
+          <w:sz w:val="20"/>
+          <w:szCs w:val="20"/>
+        </w:rPr>
+        <w:t xml:space="preserve">Dr. </w:t>
+      </w:r>
+      <w:proofErr w:type="spellStart"/>
+      <w:r>
+        <w:rPr>
+          <w:rFonts w:ascii="Pretendard" w:eastAsia="Pretendard" w:hAnsi="Pretendard"/>
+          <w:b/>
+          <w:bCs/>
+          <w:sz w:val="20"/>
+          <w:szCs w:val="20"/>
+        </w:rPr>
+        <w:t>Wonjae</w:t>
+      </w:r>
+      <w:proofErr w:type="spellEnd"/>
+      <w:r>
+        <w:rPr>
+          <w:rFonts w:ascii="Pretendard" w:eastAsia="Pretendard" w:hAnsi="Pretendard"/>
+          <w:b/>
+          <w:bCs/>
+          <w:sz w:val="20"/>
+          <w:szCs w:val="20"/>
+        </w:rPr>
+        <w:t xml:space="preserve"> Lee</w:t>
+      </w:r>
+      <w:r>
+        <w:rPr>
+          <w:rFonts w:ascii="Pretendard" w:eastAsia="Pretendard" w:hAnsi="Pretendard"/>
+          <w:sz w:val="20"/>
+          <w:szCs w:val="20"/>
+        </w:rPr>
+        <w:t>, Professor of Sociology, KAIST (master’s advisor). wnjlee@kaist.ac.kr</w:t>
       </w:r>
     </w:p>
     <w:p>
@@ -5509,63 +7856,29 @@
           <w:sz w:val="20"/>
           <w:szCs w:val="20"/>
         </w:rPr>
-        <w:t>Dr. Jang Hyun Kim</w:t>
-      </w:r>
-      <w:r>
-        <w:rPr>
-          <w:rFonts w:ascii="Pretendard" w:eastAsia="Pretendard" w:hAnsi="Pretendard"/>
-          <w:sz w:val="20"/>
-          <w:szCs w:val="20"/>
-        </w:rPr>
-        <w:t>, Professor of Data Science, Sungkyunkwan University (doctoral advisor). alohakim@skku.edu</w:t>
-      </w:r>
-    </w:p>
-    <w:p>
-      <w:pPr>
-        <w:spacing w:after="60"/>
-        <w:rPr>
-          <w:rFonts w:ascii="Pretendard" w:eastAsia="Pretendard" w:hAnsi="Pretendard"/>
-          <w:sz w:val="20"/>
-          <w:szCs w:val="20"/>
-        </w:rPr>
-      </w:pPr>
-      <w:r>
-        <w:rPr>
-          <w:rFonts w:ascii="Pretendard" w:eastAsia="Pretendard" w:hAnsi="Pretendard"/>
-          <w:b/>
-          <w:bCs/>
-          <w:sz w:val="20"/>
-          <w:szCs w:val="20"/>
-        </w:rPr>
-        <w:t>Dr. Wonjae Lee</w:t>
-      </w:r>
-      <w:r>
-        <w:rPr>
-          <w:rFonts w:ascii="Pretendard" w:eastAsia="Pretendard" w:hAnsi="Pretendard"/>
-          <w:sz w:val="20"/>
-          <w:szCs w:val="20"/>
-        </w:rPr>
-        <w:t>, Professor of Sociology, KAIST (master’s advisor). wnjlee@kaist.ac.kr</w:t>
-      </w:r>
-    </w:p>
-    <w:p>
-      <w:pPr>
-        <w:spacing w:after="60"/>
-        <w:rPr>
-          <w:rFonts w:ascii="Pretendard" w:eastAsia="Pretendard" w:hAnsi="Pretendard"/>
-          <w:sz w:val="20"/>
-          <w:szCs w:val="20"/>
-        </w:rPr>
-      </w:pPr>
-      <w:r>
-        <w:rPr>
-          <w:rFonts w:ascii="Pretendard" w:eastAsia="Pretendard" w:hAnsi="Pretendard"/>
-          <w:b/>
-          <w:bCs/>
-          <w:sz w:val="20"/>
-          <w:szCs w:val="20"/>
-        </w:rPr>
-        <w:t>Dr. Bong Gwan Jun</w:t>
+        <w:t xml:space="preserve">Dr. Bong </w:t>
+      </w:r>
+      <w:proofErr w:type="spellStart"/>
+      <w:r>
+        <w:rPr>
+          <w:rFonts w:ascii="Pretendard" w:eastAsia="Pretendard" w:hAnsi="Pretendard"/>
+          <w:b/>
+          <w:bCs/>
+          <w:sz w:val="20"/>
+          <w:szCs w:val="20"/>
+        </w:rPr>
+        <w:t>Gwan</w:t>
+      </w:r>
+      <w:proofErr w:type="spellEnd"/>
+      <w:r>
+        <w:rPr>
+          <w:rFonts w:ascii="Pretendard" w:eastAsia="Pretendard" w:hAnsi="Pretendard"/>
+          <w:b/>
+          <w:bCs/>
+          <w:sz w:val="20"/>
+          <w:szCs w:val="20"/>
+        </w:rPr>
+        <w:t xml:space="preserve"> Jun</w:t>
       </w:r>
       <w:r>
         <w:rPr>

--- a/files/ByungjunKim_CV_2606.docx
+++ b/files/ByungjunKim_CV_2606.docx
@@ -1040,11 +1040,12 @@
         <w:r>
           <w:rPr>
             <w:rStyle w:val="a5"/>
-            <w:rFonts w:ascii="Pretendard" w:eastAsia="Pretendard" w:hAnsi="Pretendard"/>
+            <w:rFonts w:ascii="Pretendard" w:eastAsia="Pretendard" w:hAnsi="Pretendard" w:hint="eastAsia"/>
             <w:sz w:val="20"/>
             <w:szCs w:val="20"/>
+            <w:shd w:val="clear" w:color="auto" w:fill="FFFFFF"/>
           </w:rPr>
-          <w:t>https://accesson.kr/rks/v.29/1/161/59312</w:t>
+          <w:t>10.25024/review.2026.29.1.006</w:t>
         </w:r>
       </w:hyperlink>
     </w:p>
@@ -1114,7 +1115,37 @@
           <w:sz w:val="20"/>
           <w:szCs w:val="20"/>
         </w:rPr>
-        <w:t xml:space="preserve">, fqag003. </w:t>
+        <w:t xml:space="preserve">, </w:t>
+      </w:r>
+      <w:r>
+        <w:rPr>
+          <w:rFonts w:ascii="Arial" w:hAnsi="Arial" w:cs="Arial"/>
+          <w:i/>
+          <w:iCs/>
+          <w:color w:val="222222"/>
+          <w:sz w:val="20"/>
+          <w:szCs w:val="20"/>
+          <w:shd w:val="clear" w:color="auto" w:fill="FFFFFF"/>
+        </w:rPr>
+        <w:t>41</w:t>
+      </w:r>
+      <w:r>
+        <w:rPr>
+          <w:rFonts w:ascii="Arial" w:hAnsi="Arial" w:cs="Arial"/>
+          <w:color w:val="222222"/>
+          <w:sz w:val="20"/>
+          <w:szCs w:val="20"/>
+          <w:shd w:val="clear" w:color="auto" w:fill="FFFFFF"/>
+        </w:rPr>
+        <w:t>(2), 778-793.</w:t>
+      </w:r>
+      <w:r>
+        <w:rPr>
+          <w:rFonts w:ascii="Pretendard" w:eastAsia="Pretendard" w:hAnsi="Pretendard"/>
+          <w:sz w:val="20"/>
+          <w:szCs w:val="20"/>
+        </w:rPr>
+        <w:t xml:space="preserve"> </w:t>
       </w:r>
       <w:hyperlink r:id="rId13" w:history="1">
         <w:r>
@@ -1124,7 +1155,7 @@
             <w:sz w:val="20"/>
             <w:szCs w:val="20"/>
           </w:rPr>
-          <w:t>https://doi.org/10.1093/llc/fqag003</w:t>
+          <w:t>doi.org/10.1093/llc/fqag003</w:t>
         </w:r>
       </w:hyperlink>
     </w:p>
@@ -1194,7 +1225,7 @@
             <w:sz w:val="20"/>
             <w:szCs w:val="20"/>
           </w:rPr>
-          <w:t>https://doi.org/10.1057/s41599-025-06126-7</w:t>
+          <w:t>doi.org/10.1057/s41599-025-06126-7</w:t>
         </w:r>
       </w:hyperlink>
     </w:p>
@@ -1264,7 +1295,7 @@
             <w:sz w:val="20"/>
             <w:szCs w:val="20"/>
           </w:rPr>
-          <w:t>https://doi.org/10.5334/johd.205</w:t>
+          <w:t>doi.org/10.5334/johd.205</w:t>
         </w:r>
       </w:hyperlink>
     </w:p>
@@ -1352,7 +1383,7 @@
           <w:sz w:val="20"/>
           <w:szCs w:val="20"/>
         </w:rPr>
-        <w:t xml:space="preserve">. </w:t>
+        <w:t xml:space="preserve">, 34(4), 399-418. </w:t>
       </w:r>
       <w:hyperlink r:id="rId16" w:history="1">
         <w:r>
@@ -1362,7 +1393,7 @@
             <w:sz w:val="20"/>
             <w:szCs w:val="20"/>
           </w:rPr>
-          <w:t>https://doi.org/10.1080/01292986.2024.2342822</w:t>
+          <w:t>doi.org/10.1080/01292986.2024.2342822</w:t>
         </w:r>
       </w:hyperlink>
     </w:p>
@@ -1424,7 +1455,7 @@
             <w:sz w:val="20"/>
             <w:szCs w:val="20"/>
           </w:rPr>
-          <w:t>https://doi.org/10.1016/j.enpol.2024.114020</w:t>
+          <w:t>doi.org/10.1016/j.enpol.2024.114020</w:t>
         </w:r>
       </w:hyperlink>
     </w:p>
@@ -1484,7 +1515,7 @@
           <w:sz w:val="20"/>
           <w:szCs w:val="20"/>
         </w:rPr>
-        <w:t xml:space="preserve">. </w:t>
+        <w:t xml:space="preserve">, 66(9), 3399-3412. </w:t>
       </w:r>
       <w:hyperlink r:id="rId18" w:history="1">
         <w:r>
@@ -1494,7 +1525,7 @@
             <w:sz w:val="20"/>
             <w:szCs w:val="20"/>
           </w:rPr>
-          <w:t>https://doi.org/10.1044/2023_JSLHR-23-00137</w:t>
+          <w:t>doi.org/10.1044/2023_JSLHR-23-00137</w:t>
         </w:r>
       </w:hyperlink>
     </w:p>
@@ -1554,7 +1585,7 @@
           <w:sz w:val="20"/>
           <w:szCs w:val="20"/>
         </w:rPr>
-        <w:t xml:space="preserve">. </w:t>
+        <w:t xml:space="preserve">, 19(3), orad011. </w:t>
       </w:r>
       <w:hyperlink r:id="rId19" w:history="1">
         <w:r>
@@ -1564,7 +1595,7 @@
             <w:sz w:val="20"/>
             <w:szCs w:val="20"/>
           </w:rPr>
-          <w:t>https://doi.org/10.1093/fpa/orad011</w:t>
+          <w:t>doi.org/10.1093/fpa/orad011</w:t>
         </w:r>
       </w:hyperlink>
     </w:p>
@@ -1635,7 +1666,7 @@
             <w:sz w:val="20"/>
             <w:szCs w:val="20"/>
           </w:rPr>
-          <w:t>https://doi.org/10.1080/19761597.2022.2134154</w:t>
+          <w:t>doi.org/10.1080/19761597.2022.2134154</w:t>
         </w:r>
       </w:hyperlink>
     </w:p>
@@ -1705,7 +1736,7 @@
             <w:sz w:val="20"/>
             <w:szCs w:val="20"/>
           </w:rPr>
-          <w:t>https://doi.org/10.3390/ijerph18126432</w:t>
+          <w:t>doi.org/10.3390/ijerph18126432</w:t>
         </w:r>
       </w:hyperlink>
     </w:p>
@@ -1785,7 +1816,7 @@
             <w:sz w:val="20"/>
             <w:szCs w:val="20"/>
           </w:rPr>
-          <w:t>https://doi.org/10.1016/j.cities.2020.102941</w:t>
+          <w:t>10.1016/j.cities.2020.102941</w:t>
         </w:r>
       </w:hyperlink>
     </w:p>
@@ -1976,16 +2007,7 @@
           <w:sz w:val="20"/>
           <w:szCs w:val="20"/>
         </w:rPr>
-        <w:t xml:space="preserve">: A multilingual coreference dataset of </w:t>
-      </w:r>
-      <w:r>
-        <w:rPr>
-          <w:rFonts w:ascii="Pretendard" w:eastAsia="Pretendard" w:hAnsi="Pretendard"/>
-          <w:sz w:val="20"/>
-          <w:szCs w:val="20"/>
-        </w:rPr>
-        <w:lastRenderedPageBreak/>
-        <w:t xml:space="preserve">fiction. </w:t>
+        <w:t xml:space="preserve">: A multilingual coreference dataset of fiction. </w:t>
       </w:r>
       <w:r>
         <w:rPr>
@@ -2046,6 +2068,7 @@
           <w:bCs/>
           <w:caps/>
         </w:rPr>
+        <w:lastRenderedPageBreak/>
         <w:t>Peer-Reviewed Domestic Journal Articles (KCI)</w:t>
       </w:r>
     </w:p>
@@ -3854,7 +3877,6 @@
           <w:sz w:val="20"/>
           <w:szCs w:val="20"/>
         </w:rPr>
-        <w:lastRenderedPageBreak/>
         <w:t>전성규</w:t>
       </w:r>
       <w:proofErr w:type="spellEnd"/>
@@ -4110,6 +4132,7 @@
           <w:sz w:val="20"/>
           <w:szCs w:val="20"/>
         </w:rPr>
+        <w:lastRenderedPageBreak/>
         <w:t>이원재</w:t>
       </w:r>
       <w:proofErr w:type="spellEnd"/>
@@ -5766,7 +5789,6 @@
           <w:bCs/>
           <w:caps/>
         </w:rPr>
-        <w:lastRenderedPageBreak/>
         <w:t>Datasets</w:t>
       </w:r>
     </w:p>
@@ -6004,6 +6026,7 @@
           <w:bCs/>
           <w:caps/>
         </w:rPr>
+        <w:lastRenderedPageBreak/>
         <w:t>Grants &amp; Funded Projects</w:t>
       </w:r>
     </w:p>
@@ -6448,7 +6471,6 @@
           <w:bCs/>
           <w:caps/>
         </w:rPr>
-        <w:lastRenderedPageBreak/>
         <w:t>Selected Conference Presentations</w:t>
       </w:r>
     </w:p>
@@ -6654,6 +6676,7 @@
           <w:sz w:val="20"/>
           <w:szCs w:val="20"/>
         </w:rPr>
+        <w:lastRenderedPageBreak/>
         <w:t xml:space="preserve">Lim, I., Ji, H., &amp; </w:t>
       </w:r>
       <w:r>
@@ -7150,7 +7173,6 @@
           <w:sz w:val="20"/>
           <w:szCs w:val="20"/>
         </w:rPr>
-        <w:lastRenderedPageBreak/>
         <w:t>Literature as Data: The Potential of Quantitative Text Analysis, Winter Institute in Digital Humanities, Korea (Jan. 2023).</w:t>
       </w:r>
     </w:p>
@@ -7314,6 +7336,7 @@
           <w:sz w:val="20"/>
           <w:szCs w:val="20"/>
         </w:rPr>
+        <w:lastRenderedPageBreak/>
         <w:t xml:space="preserve">NLP and machine learning: </w:t>
       </w:r>
       <w:r>
@@ -9206,6 +9229,30 @@
       <w:szCs w:val="20"/>
     </w:rPr>
   </w:style>
+  <w:style w:type="character" w:styleId="aa">
+    <w:name w:val="Unresolved Mention"/>
+    <w:basedOn w:val="a0"/>
+    <w:uiPriority w:val="99"/>
+    <w:semiHidden/>
+    <w:unhideWhenUsed/>
+    <w:rsid w:val="00DC6F4C"/>
+    <w:rPr>
+      <w:color w:val="605E5C"/>
+      <w:shd w:val="clear" w:color="auto" w:fill="E1DFDD"/>
+    </w:rPr>
+  </w:style>
+  <w:style w:type="character" w:styleId="ab">
+    <w:name w:val="FollowedHyperlink"/>
+    <w:basedOn w:val="a0"/>
+    <w:uiPriority w:val="99"/>
+    <w:semiHidden/>
+    <w:unhideWhenUsed/>
+    <w:rsid w:val="00132C6F"/>
+    <w:rPr>
+      <w:color w:val="954F72" w:themeColor="followedHyperlink"/>
+      <w:u w:val="single"/>
+    </w:rPr>
+  </w:style>
 </w:styles>
 </file>
 

--- a/files/ByungjunKim_CV_2606.docx
+++ b/files/ByungjunKim_CV_2606.docx
@@ -1850,7 +1850,6 @@
           <w:ilvl w:val="0"/>
           <w:numId w:val="4"/>
         </w:numPr>
-        <w:spacing w:after="60"/>
         <w:rPr>
           <w:rFonts w:ascii="Pretendard" w:eastAsia="Pretendard" w:hAnsi="Pretendard"/>
           <w:sz w:val="20"/>
@@ -1935,25 +1934,7 @@
           <w:sz w:val="20"/>
           <w:szCs w:val="20"/>
         </w:rPr>
-        <w:t xml:space="preserve">, A., </w:t>
-      </w:r>
-      <w:r>
-        <w:rPr>
-          <w:rFonts w:ascii="Pretendard" w:eastAsia="Pretendard" w:hAnsi="Pretendard"/>
-          <w:b/>
-          <w:bCs/>
-          <w:sz w:val="20"/>
-          <w:szCs w:val="20"/>
-        </w:rPr>
-        <w:t>Kim, B.</w:t>
-      </w:r>
-      <w:r>
-        <w:rPr>
-          <w:rFonts w:ascii="Pretendard" w:eastAsia="Pretendard" w:hAnsi="Pretendard"/>
-          <w:sz w:val="20"/>
-          <w:szCs w:val="20"/>
-        </w:rPr>
-        <w:t xml:space="preserve">, Park, S., Visser </w:t>
+        <w:t xml:space="preserve">, A., Kim, B., Park, S., Visser </w:t>
       </w:r>
       <w:proofErr w:type="spellStart"/>
       <w:r>
@@ -2007,45 +1988,26 @@
           <w:sz w:val="20"/>
           <w:szCs w:val="20"/>
         </w:rPr>
-        <w:t xml:space="preserve">: A multilingual coreference dataset of fiction. </w:t>
-      </w:r>
-      <w:r>
-        <w:rPr>
-          <w:rFonts w:ascii="Pretendard" w:eastAsia="Pretendard" w:hAnsi="Pretendard"/>
-          <w:i/>
-          <w:iCs/>
-          <w:sz w:val="20"/>
-          <w:szCs w:val="20"/>
-        </w:rPr>
-        <w:t>Proceedings of the 64th Annual Meeting of the Association for Computational Linguistics (ACL 2026</w:t>
-      </w:r>
-      <w:r>
-        <w:rPr>
-          <w:rFonts w:ascii="Pretendard" w:eastAsia="Pretendard" w:hAnsi="Pretendard"/>
-          <w:i/>
-          <w:iCs/>
-          <w:sz w:val="20"/>
-          <w:szCs w:val="20"/>
-        </w:rPr>
-        <w:t>, acceptance rate: 19%</w:t>
-      </w:r>
-      <w:r>
-        <w:rPr>
-          <w:rFonts w:ascii="Pretendard" w:eastAsia="Pretendard" w:hAnsi="Pretendard"/>
-          <w:i/>
-          <w:iCs/>
-          <w:sz w:val="20"/>
-          <w:szCs w:val="20"/>
-        </w:rPr>
-        <w:t>)</w:t>
-      </w:r>
-      <w:r>
-        <w:rPr>
-          <w:rFonts w:ascii="Pretendard" w:eastAsia="Pretendard" w:hAnsi="Pretendard"/>
-          <w:sz w:val="20"/>
-          <w:szCs w:val="20"/>
-        </w:rPr>
-        <w:t>.</w:t>
+        <w:t xml:space="preserve">: A multilingual coreference dataset of fiction. Proceedings of the 64th Annual Meeting of the Association for Computational Linguistics (Volume 2: Short Papers), 472–480. </w:t>
+      </w:r>
+      <w:hyperlink r:id="rId23" w:history="1">
+        <w:r>
+          <w:rPr>
+            <w:rStyle w:val="a5"/>
+            <w:rFonts w:ascii="Pretendard" w:eastAsia="Pretendard" w:hAnsi="Pretendard"/>
+            <w:sz w:val="20"/>
+            <w:szCs w:val="20"/>
+          </w:rPr>
+          <w:t>https://aclanthology.org/2026.acl-short.39/</w:t>
+        </w:r>
+      </w:hyperlink>
+      <w:r>
+        <w:rPr>
+          <w:rFonts w:ascii="Pretendard" w:eastAsia="Pretendard" w:hAnsi="Pretendard"/>
+          <w:sz w:val="20"/>
+          <w:szCs w:val="20"/>
+        </w:rPr>
+        <w:t xml:space="preserve"> </w:t>
       </w:r>
     </w:p>
     <w:p>
@@ -2131,7 +2093,7 @@
         </w:rPr>
         <w:t xml:space="preserve">, 30(1): 1–24, 2026. </w:t>
       </w:r>
-      <w:hyperlink r:id="rId23" w:history="1">
+      <w:hyperlink r:id="rId24" w:history="1">
         <w:r>
           <w:rPr>
             <w:rStyle w:val="a5"/>
@@ -2229,7 +2191,7 @@
         </w:rPr>
         <w:t xml:space="preserve">, 100, 2025. </w:t>
       </w:r>
-      <w:hyperlink r:id="rId24" w:history="1">
+      <w:hyperlink r:id="rId25" w:history="1">
         <w:r>
           <w:rPr>
             <w:rStyle w:val="a5"/>
@@ -2311,7 +2273,7 @@
         </w:rPr>
         <w:t xml:space="preserve">, 59, 2025. </w:t>
       </w:r>
-      <w:hyperlink r:id="rId25" w:history="1">
+      <w:hyperlink r:id="rId26" w:history="1">
         <w:r>
           <w:rPr>
             <w:rStyle w:val="a5"/>
@@ -2507,114 +2469,6 @@
         </w:rPr>
         <w:t xml:space="preserve">, 34, 2024. </w:t>
       </w:r>
-      <w:hyperlink r:id="rId26" w:history="1">
-        <w:r>
-          <w:rPr>
-            <w:rStyle w:val="a5"/>
-            <w:rFonts w:ascii="Pretendard" w:eastAsia="Pretendard" w:hAnsi="Pretendard"/>
-            <w:sz w:val="20"/>
-            <w:szCs w:val="20"/>
-          </w:rPr>
-          <w:t>doi.org/10.15797/</w:t>
-        </w:r>
-        <w:proofErr w:type="gramStart"/>
-        <w:r>
-          <w:rPr>
-            <w:rStyle w:val="a5"/>
-            <w:rFonts w:ascii="Pretendard" w:eastAsia="Pretendard" w:hAnsi="Pretendard"/>
-            <w:sz w:val="20"/>
-            <w:szCs w:val="20"/>
-          </w:rPr>
-          <w:t>concom.2024..</w:t>
-        </w:r>
-        <w:proofErr w:type="gramEnd"/>
-        <w:r>
-          <w:rPr>
-            <w:rStyle w:val="a5"/>
-            <w:rFonts w:ascii="Pretendard" w:eastAsia="Pretendard" w:hAnsi="Pretendard"/>
-            <w:sz w:val="20"/>
-            <w:szCs w:val="20"/>
-          </w:rPr>
-          <w:t>34.004</w:t>
-        </w:r>
-      </w:hyperlink>
-    </w:p>
-    <w:p>
-      <w:pPr>
-        <w:pStyle w:val="a4"/>
-        <w:numPr>
-          <w:ilvl w:val="0"/>
-          <w:numId w:val="5"/>
-        </w:numPr>
-        <w:spacing w:after="70"/>
-        <w:rPr>
-          <w:rFonts w:ascii="Pretendard" w:eastAsia="Pretendard" w:hAnsi="Pretendard"/>
-          <w:sz w:val="20"/>
-          <w:szCs w:val="20"/>
-        </w:rPr>
-      </w:pPr>
-      <w:r>
-        <w:rPr>
-          <w:rFonts w:ascii="Pretendard" w:eastAsia="Pretendard" w:hAnsi="Pretendard"/>
-          <w:sz w:val="20"/>
-          <w:szCs w:val="20"/>
-        </w:rPr>
-        <w:t xml:space="preserve">서재현, 하나, 김민우, 한지민, </w:t>
-      </w:r>
-      <w:r>
-        <w:rPr>
-          <w:rFonts w:ascii="Pretendard" w:eastAsia="Pretendard" w:hAnsi="Pretendard"/>
-          <w:b/>
-          <w:bCs/>
-          <w:sz w:val="20"/>
-          <w:szCs w:val="20"/>
-        </w:rPr>
-        <w:t>김병준</w:t>
-      </w:r>
-      <w:r>
-        <w:rPr>
-          <w:rFonts w:ascii="Pretendard" w:eastAsia="Pretendard" w:hAnsi="Pretendard"/>
-          <w:sz w:val="20"/>
-          <w:szCs w:val="20"/>
-        </w:rPr>
-        <w:t xml:space="preserve">, </w:t>
-      </w:r>
-      <w:proofErr w:type="spellStart"/>
-      <w:r>
-        <w:rPr>
-          <w:rFonts w:ascii="Pretendard" w:eastAsia="Pretendard" w:hAnsi="Pretendard"/>
-          <w:sz w:val="20"/>
-          <w:szCs w:val="20"/>
-        </w:rPr>
-        <w:t>박소정</w:t>
-      </w:r>
-      <w:proofErr w:type="spellEnd"/>
-      <w:r>
-        <w:rPr>
-          <w:rFonts w:ascii="Pretendard" w:eastAsia="Pretendard" w:hAnsi="Pretendard"/>
-          <w:sz w:val="20"/>
-          <w:szCs w:val="20"/>
-        </w:rPr>
-        <w:t xml:space="preserve">. 「멀리서 읽는 “저희” — ELECTRA 기반 의미 분류 모델과 N-gram을 활용한 두 가지 ‘저희’의 통시적 변화 양상 연구」. </w:t>
-      </w:r>
-      <w:r>
-        <w:rPr>
-          <w:rFonts w:ascii="Pretendard" w:eastAsia="Pretendard" w:hAnsi="Pretendard"/>
-          <w:i/>
-          <w:iCs/>
-          <w:sz w:val="20"/>
-          <w:szCs w:val="20"/>
-        </w:rPr>
-        <w:t>대동문화연구</w:t>
-      </w:r>
-      <w:r>
-        <w:rPr>
-          <w:rFonts w:ascii="Pretendard" w:eastAsia="Pretendard" w:hAnsi="Pretendard"/>
-          <w:sz w:val="20"/>
-          <w:szCs w:val="20"/>
-        </w:rPr>
-        <w:t xml:space="preserve">, 128, 2024. </w:t>
-      </w:r>
       <w:hyperlink r:id="rId27" w:history="1">
         <w:r>
           <w:rPr>
@@ -2623,9 +2477,87 @@
             <w:sz w:val="20"/>
             <w:szCs w:val="20"/>
           </w:rPr>
-          <w:t>doi.org/10.18219/</w:t>
+          <w:t>doi.org/10.15797/concom.2024..34.004</w:t>
         </w:r>
-        <w:proofErr w:type="gramStart"/>
+      </w:hyperlink>
+    </w:p>
+    <w:p>
+      <w:pPr>
+        <w:pStyle w:val="a4"/>
+        <w:numPr>
+          <w:ilvl w:val="0"/>
+          <w:numId w:val="5"/>
+        </w:numPr>
+        <w:spacing w:after="70"/>
+        <w:rPr>
+          <w:rFonts w:ascii="Pretendard" w:eastAsia="Pretendard" w:hAnsi="Pretendard"/>
+          <w:sz w:val="20"/>
+          <w:szCs w:val="20"/>
+        </w:rPr>
+      </w:pPr>
+      <w:r>
+        <w:rPr>
+          <w:rFonts w:ascii="Pretendard" w:eastAsia="Pretendard" w:hAnsi="Pretendard"/>
+          <w:sz w:val="20"/>
+          <w:szCs w:val="20"/>
+        </w:rPr>
+        <w:t xml:space="preserve">서재현, 하나, 김민우, 한지민, </w:t>
+      </w:r>
+      <w:r>
+        <w:rPr>
+          <w:rFonts w:ascii="Pretendard" w:eastAsia="Pretendard" w:hAnsi="Pretendard"/>
+          <w:b/>
+          <w:bCs/>
+          <w:sz w:val="20"/>
+          <w:szCs w:val="20"/>
+        </w:rPr>
+        <w:t>김병준</w:t>
+      </w:r>
+      <w:r>
+        <w:rPr>
+          <w:rFonts w:ascii="Pretendard" w:eastAsia="Pretendard" w:hAnsi="Pretendard"/>
+          <w:sz w:val="20"/>
+          <w:szCs w:val="20"/>
+        </w:rPr>
+        <w:t xml:space="preserve">, </w:t>
+      </w:r>
+      <w:proofErr w:type="spellStart"/>
+      <w:r>
+        <w:rPr>
+          <w:rFonts w:ascii="Pretendard" w:eastAsia="Pretendard" w:hAnsi="Pretendard"/>
+          <w:sz w:val="20"/>
+          <w:szCs w:val="20"/>
+        </w:rPr>
+        <w:t>박소정</w:t>
+      </w:r>
+      <w:proofErr w:type="spellEnd"/>
+      <w:r>
+        <w:rPr>
+          <w:rFonts w:ascii="Pretendard" w:eastAsia="Pretendard" w:hAnsi="Pretendard"/>
+          <w:sz w:val="20"/>
+          <w:szCs w:val="20"/>
+        </w:rPr>
+        <w:t xml:space="preserve">. 「멀리서 읽는 “저희” — ELECTRA 기반 의미 분류 모델과 N-gram을 활용한 두 가지 ‘저희’의 통시적 변화 양상 연구」. </w:t>
+      </w:r>
+      <w:r>
+        <w:rPr>
+          <w:rFonts w:ascii="Pretendard" w:eastAsia="Pretendard" w:hAnsi="Pretendard"/>
+          <w:i/>
+          <w:iCs/>
+          <w:sz w:val="20"/>
+          <w:szCs w:val="20"/>
+        </w:rPr>
+        <w:t>대동문화연구</w:t>
+      </w:r>
+      <w:r>
+        <w:rPr>
+          <w:rFonts w:ascii="Pretendard" w:eastAsia="Pretendard" w:hAnsi="Pretendard"/>
+          <w:sz w:val="20"/>
+          <w:szCs w:val="20"/>
+        </w:rPr>
+        <w:t xml:space="preserve">, 128, 2024. </w:t>
+      </w:r>
+      <w:hyperlink r:id="rId28" w:history="1">
         <w:r>
           <w:rPr>
             <w:rStyle w:val="a5"/>
@@ -2633,17 +2565,7 @@
             <w:sz w:val="20"/>
             <w:szCs w:val="20"/>
           </w:rPr>
-          <w:t>ddmh..</w:t>
-        </w:r>
-        <w:proofErr w:type="gramEnd"/>
-        <w:r>
-          <w:rPr>
-            <w:rStyle w:val="a5"/>
-            <w:rFonts w:ascii="Pretendard" w:eastAsia="Pretendard" w:hAnsi="Pretendard"/>
-            <w:sz w:val="20"/>
-            <w:szCs w:val="20"/>
-          </w:rPr>
-          <w:t>128.202412.513</w:t>
+          <w:t>doi.org/10.18219/ddmh..128.202412.513</w:t>
         </w:r>
       </w:hyperlink>
     </w:p>
@@ -2760,7 +2682,7 @@
         </w:rPr>
         <w:t xml:space="preserve">, 1(2), 2024. </w:t>
       </w:r>
-      <w:hyperlink r:id="rId28" w:history="1">
+      <w:hyperlink r:id="rId29" w:history="1">
         <w:r>
           <w:rPr>
             <w:rStyle w:val="a5"/>
@@ -2904,7 +2826,7 @@
         </w:rPr>
         <w:t xml:space="preserve">, 74, 2024. </w:t>
       </w:r>
-      <w:hyperlink r:id="rId29" w:history="1">
+      <w:hyperlink r:id="rId30" w:history="1">
         <w:r>
           <w:rPr>
             <w:rStyle w:val="a5"/>
@@ -2993,7 +2915,7 @@
         </w:rPr>
         <w:t xml:space="preserve">, 20(3), 2024. </w:t>
       </w:r>
-      <w:hyperlink r:id="rId30" w:history="1">
+      <w:hyperlink r:id="rId31" w:history="1">
         <w:r>
           <w:rPr>
             <w:rStyle w:val="a5"/>
@@ -3120,7 +3042,7 @@
         </w:rPr>
         <w:t xml:space="preserve">, 2024. </w:t>
       </w:r>
-      <w:hyperlink r:id="rId31" w:history="1">
+      <w:hyperlink r:id="rId32" w:history="1">
         <w:r>
           <w:rPr>
             <w:rStyle w:val="a5"/>
@@ -3254,7 +3176,7 @@
         </w:rPr>
         <w:t xml:space="preserve">, 46, 2023. </w:t>
       </w:r>
-      <w:hyperlink r:id="rId32" w:history="1">
+      <w:hyperlink r:id="rId33" w:history="1">
         <w:r>
           <w:rPr>
             <w:rStyle w:val="a5"/>
@@ -3352,7 +3274,7 @@
         </w:rPr>
         <w:t xml:space="preserve">, 90, 2023. </w:t>
       </w:r>
-      <w:hyperlink r:id="rId33" w:history="1">
+      <w:hyperlink r:id="rId34" w:history="1">
         <w:r>
           <w:rPr>
             <w:rStyle w:val="a5"/>
@@ -3440,7 +3362,7 @@
         </w:rPr>
         <w:t xml:space="preserve">, 57(2): 131–157, 2023. </w:t>
       </w:r>
-      <w:hyperlink r:id="rId34" w:history="1">
+      <w:hyperlink r:id="rId35" w:history="1">
         <w:r>
           <w:rPr>
             <w:rStyle w:val="a5"/>
@@ -3582,7 +3504,7 @@
         </w:rPr>
         <w:t xml:space="preserve">, 96, 2023. </w:t>
       </w:r>
-      <w:hyperlink r:id="rId35" w:history="1">
+      <w:hyperlink r:id="rId36" w:history="1">
         <w:r>
           <w:rPr>
             <w:rStyle w:val="a5"/>
@@ -3652,7 +3574,7 @@
         </w:rPr>
         <w:t xml:space="preserve">, 11(2), 202–226. </w:t>
       </w:r>
-      <w:hyperlink r:id="rId36" w:history="1">
+      <w:hyperlink r:id="rId37" w:history="1">
         <w:r>
           <w:rPr>
             <w:rStyle w:val="a5"/>
@@ -3740,90 +3662,6 @@
         </w:rPr>
         <w:t xml:space="preserve">, 115, 2021. </w:t>
       </w:r>
-      <w:hyperlink r:id="rId37" w:history="1">
-        <w:r>
-          <w:rPr>
-            <w:rStyle w:val="a5"/>
-            <w:rFonts w:ascii="Pretendard" w:eastAsia="Pretendard" w:hAnsi="Pretendard"/>
-            <w:sz w:val="20"/>
-            <w:szCs w:val="20"/>
-          </w:rPr>
-          <w:t>doi.org/10.18219/</w:t>
-        </w:r>
-        <w:proofErr w:type="gramStart"/>
-        <w:r>
-          <w:rPr>
-            <w:rStyle w:val="a5"/>
-            <w:rFonts w:ascii="Pretendard" w:eastAsia="Pretendard" w:hAnsi="Pretendard"/>
-            <w:sz w:val="20"/>
-            <w:szCs w:val="20"/>
-          </w:rPr>
-          <w:t>ddmh..</w:t>
-        </w:r>
-        <w:proofErr w:type="gramEnd"/>
-        <w:r>
-          <w:rPr>
-            <w:rStyle w:val="a5"/>
-            <w:rFonts w:ascii="Pretendard" w:eastAsia="Pretendard" w:hAnsi="Pretendard"/>
-            <w:sz w:val="20"/>
-            <w:szCs w:val="20"/>
-          </w:rPr>
-          <w:t>115.202109.349</w:t>
-        </w:r>
-      </w:hyperlink>
-    </w:p>
-    <w:p>
-      <w:pPr>
-        <w:pStyle w:val="a4"/>
-        <w:numPr>
-          <w:ilvl w:val="0"/>
-          <w:numId w:val="5"/>
-        </w:numPr>
-        <w:spacing w:after="70"/>
-        <w:rPr>
-          <w:rFonts w:ascii="Pretendard" w:eastAsia="Pretendard" w:hAnsi="Pretendard"/>
-          <w:sz w:val="20"/>
-          <w:szCs w:val="20"/>
-        </w:rPr>
-      </w:pPr>
-      <w:r>
-        <w:rPr>
-          <w:rFonts w:ascii="Pretendard" w:eastAsia="Pretendard" w:hAnsi="Pretendard"/>
-          <w:b/>
-          <w:bCs/>
-          <w:sz w:val="20"/>
-          <w:szCs w:val="20"/>
-        </w:rPr>
-        <w:t>김병준</w:t>
-      </w:r>
-      <w:r>
-        <w:rPr>
-          <w:rFonts w:ascii="Pretendard" w:eastAsia="Pretendard" w:hAnsi="Pretendard"/>
-          <w:sz w:val="20"/>
-          <w:szCs w:val="20"/>
-        </w:rPr>
-        <w:t xml:space="preserve">, 천정환. 「박사학위 논문(2000~2019) 데이터 분석을 통해 본 한국 현대문학 연구의 변화와 전망」. </w:t>
-      </w:r>
-      <w:proofErr w:type="spellStart"/>
-      <w:r>
-        <w:rPr>
-          <w:rFonts w:ascii="Pretendard" w:eastAsia="Pretendard" w:hAnsi="Pretendard"/>
-          <w:i/>
-          <w:iCs/>
-          <w:sz w:val="20"/>
-          <w:szCs w:val="20"/>
-        </w:rPr>
-        <w:t>상허학보</w:t>
-      </w:r>
-      <w:proofErr w:type="spellEnd"/>
-      <w:r>
-        <w:rPr>
-          <w:rFonts w:ascii="Pretendard" w:eastAsia="Pretendard" w:hAnsi="Pretendard"/>
-          <w:sz w:val="20"/>
-          <w:szCs w:val="20"/>
-        </w:rPr>
-        <w:t xml:space="preserve">, 60, 2020. </w:t>
-      </w:r>
       <w:hyperlink r:id="rId38" w:history="1">
         <w:r>
           <w:rPr>
@@ -3832,27 +3670,7 @@
             <w:sz w:val="20"/>
             <w:szCs w:val="20"/>
           </w:rPr>
-          <w:t>doi.org/10.22936/sh.</w:t>
-        </w:r>
-        <w:proofErr w:type="gramStart"/>
-        <w:r>
-          <w:rPr>
-            <w:rStyle w:val="a5"/>
-            <w:rFonts w:ascii="Pretendard" w:eastAsia="Pretendard" w:hAnsi="Pretendard"/>
-            <w:sz w:val="20"/>
-            <w:szCs w:val="20"/>
-          </w:rPr>
-          <w:t>60..</w:t>
-        </w:r>
-        <w:proofErr w:type="gramEnd"/>
-        <w:r>
-          <w:rPr>
-            <w:rStyle w:val="a5"/>
-            <w:rFonts w:ascii="Pretendard" w:eastAsia="Pretendard" w:hAnsi="Pretendard"/>
-            <w:sz w:val="20"/>
-            <w:szCs w:val="20"/>
-          </w:rPr>
-          <w:t>202010.012</w:t>
+          <w:t>doi.org/10.18219/ddmh..115.202109.349</w:t>
         </w:r>
       </w:hyperlink>
     </w:p>
@@ -3870,32 +3688,13 @@
           <w:szCs w:val="20"/>
         </w:rPr>
       </w:pPr>
-      <w:proofErr w:type="spellStart"/>
-      <w:r>
-        <w:rPr>
-          <w:rFonts w:ascii="Pretendard" w:eastAsia="Pretendard" w:hAnsi="Pretendard"/>
-          <w:sz w:val="20"/>
-          <w:szCs w:val="20"/>
-        </w:rPr>
-        <w:t>전성규</w:t>
-      </w:r>
-      <w:proofErr w:type="spellEnd"/>
-      <w:r>
-        <w:rPr>
-          <w:rFonts w:ascii="Pretendard" w:eastAsia="Pretendard" w:hAnsi="Pretendard"/>
-          <w:sz w:val="20"/>
-          <w:szCs w:val="20"/>
-        </w:rPr>
-        <w:t xml:space="preserve">, </w:t>
-      </w:r>
-      <w:r>
-        <w:rPr>
-          <w:rFonts w:ascii="Pretendard" w:eastAsia="Pretendard" w:hAnsi="Pretendard"/>
-          <w:b/>
-          <w:bCs/>
-          <w:sz w:val="20"/>
-          <w:szCs w:val="20"/>
-          <w:u w:val="single"/>
+      <w:r>
+        <w:rPr>
+          <w:rFonts w:ascii="Pretendard" w:eastAsia="Pretendard" w:hAnsi="Pretendard"/>
+          <w:b/>
+          <w:bCs/>
+          <w:sz w:val="20"/>
+          <w:szCs w:val="20"/>
         </w:rPr>
         <w:t>김병준</w:t>
       </w:r>
@@ -3905,44 +3704,9 @@
           <w:sz w:val="20"/>
           <w:szCs w:val="20"/>
         </w:rPr>
-        <w:t>. 「디지털인문학 방법론을 통한 『</w:t>
-      </w:r>
-      <w:proofErr w:type="spellStart"/>
-      <w:r>
-        <w:rPr>
-          <w:rFonts w:ascii="Pretendard" w:eastAsia="Pretendard" w:hAnsi="Pretendard"/>
-          <w:sz w:val="20"/>
-          <w:szCs w:val="20"/>
-        </w:rPr>
-        <w:t>서북학회월보』와</w:t>
-      </w:r>
-      <w:proofErr w:type="spellEnd"/>
-      <w:r>
-        <w:rPr>
-          <w:rFonts w:ascii="Pretendard" w:eastAsia="Pretendard" w:hAnsi="Pretendard"/>
-          <w:sz w:val="20"/>
-          <w:szCs w:val="20"/>
-        </w:rPr>
-        <w:t xml:space="preserve"> 『</w:t>
-      </w:r>
-      <w:proofErr w:type="spellStart"/>
-      <w:r>
-        <w:rPr>
-          <w:rFonts w:ascii="Pretendard" w:eastAsia="Pretendard" w:hAnsi="Pretendard"/>
-          <w:sz w:val="20"/>
-          <w:szCs w:val="20"/>
-        </w:rPr>
-        <w:t>태극학보』의</w:t>
-      </w:r>
-      <w:proofErr w:type="spellEnd"/>
-      <w:r>
-        <w:rPr>
-          <w:rFonts w:ascii="Pretendard" w:eastAsia="Pretendard" w:hAnsi="Pretendard"/>
-          <w:sz w:val="20"/>
-          <w:szCs w:val="20"/>
-        </w:rPr>
-        <w:t xml:space="preserve"> 담론적 상관관계 연구」. </w:t>
-      </w:r>
+        <w:t xml:space="preserve">, 천정환. 「박사학위 논문(2000~2019) 데이터 분석을 통해 본 한국 현대문학 연구의 변화와 전망」. </w:t>
+      </w:r>
+      <w:proofErr w:type="spellStart"/>
       <w:r>
         <w:rPr>
           <w:rFonts w:ascii="Pretendard" w:eastAsia="Pretendard" w:hAnsi="Pretendard"/>
@@ -3951,15 +3715,16 @@
           <w:sz w:val="20"/>
           <w:szCs w:val="20"/>
         </w:rPr>
-        <w:t>개념과 소통</w:t>
-      </w:r>
-      <w:r>
-        <w:rPr>
-          <w:rFonts w:ascii="Pretendard" w:eastAsia="Pretendard" w:hAnsi="Pretendard"/>
-          <w:sz w:val="20"/>
-          <w:szCs w:val="20"/>
-        </w:rPr>
-        <w:t xml:space="preserve">, 23, 2019. </w:t>
+        <w:t>상허학보</w:t>
+      </w:r>
+      <w:proofErr w:type="spellEnd"/>
+      <w:r>
+        <w:rPr>
+          <w:rFonts w:ascii="Pretendard" w:eastAsia="Pretendard" w:hAnsi="Pretendard"/>
+          <w:sz w:val="20"/>
+          <w:szCs w:val="20"/>
+        </w:rPr>
+        <w:t xml:space="preserve">, 60, 2020. </w:t>
       </w:r>
       <w:hyperlink r:id="rId39" w:history="1">
         <w:r>
@@ -3969,27 +3734,7 @@
             <w:sz w:val="20"/>
             <w:szCs w:val="20"/>
           </w:rPr>
-          <w:t>doi.org/10.15797/</w:t>
-        </w:r>
-        <w:proofErr w:type="gramStart"/>
-        <w:r>
-          <w:rPr>
-            <w:rStyle w:val="a5"/>
-            <w:rFonts w:ascii="Pretendard" w:eastAsia="Pretendard" w:hAnsi="Pretendard"/>
-            <w:sz w:val="20"/>
-            <w:szCs w:val="20"/>
-          </w:rPr>
-          <w:t>concom.2019..</w:t>
-        </w:r>
-        <w:proofErr w:type="gramEnd"/>
-        <w:r>
-          <w:rPr>
-            <w:rStyle w:val="a5"/>
-            <w:rFonts w:ascii="Pretendard" w:eastAsia="Pretendard" w:hAnsi="Pretendard"/>
-            <w:sz w:val="20"/>
-            <w:szCs w:val="20"/>
-          </w:rPr>
-          <w:t>23.005</w:t>
+          <w:t>doi.org/10.22936/sh.60..202010.012</w:t>
         </w:r>
       </w:hyperlink>
     </w:p>
@@ -4007,13 +3752,32 @@
           <w:szCs w:val="20"/>
         </w:rPr>
       </w:pPr>
-      <w:r>
-        <w:rPr>
-          <w:rFonts w:ascii="Pretendard" w:eastAsia="Pretendard" w:hAnsi="Pretendard"/>
-          <w:b/>
-          <w:bCs/>
-          <w:sz w:val="20"/>
-          <w:szCs w:val="20"/>
+      <w:proofErr w:type="spellStart"/>
+      <w:r>
+        <w:rPr>
+          <w:rFonts w:ascii="Pretendard" w:eastAsia="Pretendard" w:hAnsi="Pretendard"/>
+          <w:sz w:val="20"/>
+          <w:szCs w:val="20"/>
+        </w:rPr>
+        <w:t>전성규</w:t>
+      </w:r>
+      <w:proofErr w:type="spellEnd"/>
+      <w:r>
+        <w:rPr>
+          <w:rFonts w:ascii="Pretendard" w:eastAsia="Pretendard" w:hAnsi="Pretendard"/>
+          <w:sz w:val="20"/>
+          <w:szCs w:val="20"/>
+        </w:rPr>
+        <w:t xml:space="preserve">, </w:t>
+      </w:r>
+      <w:r>
+        <w:rPr>
+          <w:rFonts w:ascii="Pretendard" w:eastAsia="Pretendard" w:hAnsi="Pretendard"/>
+          <w:b/>
+          <w:bCs/>
+          <w:sz w:val="20"/>
+          <w:szCs w:val="20"/>
+          <w:u w:val="single"/>
         </w:rPr>
         <w:t>김병준</w:t>
       </w:r>
@@ -4023,43 +3787,43 @@
           <w:sz w:val="20"/>
           <w:szCs w:val="20"/>
         </w:rPr>
-        <w:t xml:space="preserve">, </w:t>
-      </w:r>
-      <w:proofErr w:type="spellStart"/>
-      <w:r>
-        <w:rPr>
-          <w:rFonts w:ascii="Pretendard" w:eastAsia="Pretendard" w:hAnsi="Pretendard"/>
-          <w:sz w:val="20"/>
-          <w:szCs w:val="20"/>
-        </w:rPr>
-        <w:t>전봉관</w:t>
-      </w:r>
-      <w:proofErr w:type="spellEnd"/>
-      <w:r>
-        <w:rPr>
-          <w:rFonts w:ascii="Pretendard" w:eastAsia="Pretendard" w:hAnsi="Pretendard"/>
-          <w:sz w:val="20"/>
-          <w:szCs w:val="20"/>
-        </w:rPr>
-        <w:t xml:space="preserve">, </w:t>
-      </w:r>
-      <w:proofErr w:type="spellStart"/>
-      <w:r>
-        <w:rPr>
-          <w:rFonts w:ascii="Pretendard" w:eastAsia="Pretendard" w:hAnsi="Pretendard"/>
-          <w:sz w:val="20"/>
-          <w:szCs w:val="20"/>
-        </w:rPr>
-        <w:t>이원재</w:t>
-      </w:r>
-      <w:proofErr w:type="spellEnd"/>
-      <w:r>
-        <w:rPr>
-          <w:rFonts w:ascii="Pretendard" w:eastAsia="Pretendard" w:hAnsi="Pretendard"/>
-          <w:sz w:val="20"/>
-          <w:szCs w:val="20"/>
-        </w:rPr>
-        <w:t xml:space="preserve">. 「비평 언어의 변동: 문예지 비평 텍스트에 나타난 개념단어의 변동 양상, 1995~2015」. </w:t>
+        <w:t>. 「디지털인문학 방법론을 통한 『</w:t>
+      </w:r>
+      <w:proofErr w:type="spellStart"/>
+      <w:r>
+        <w:rPr>
+          <w:rFonts w:ascii="Pretendard" w:eastAsia="Pretendard" w:hAnsi="Pretendard"/>
+          <w:sz w:val="20"/>
+          <w:szCs w:val="20"/>
+        </w:rPr>
+        <w:t>서북학회월보』와</w:t>
+      </w:r>
+      <w:proofErr w:type="spellEnd"/>
+      <w:r>
+        <w:rPr>
+          <w:rFonts w:ascii="Pretendard" w:eastAsia="Pretendard" w:hAnsi="Pretendard"/>
+          <w:sz w:val="20"/>
+          <w:szCs w:val="20"/>
+        </w:rPr>
+        <w:t xml:space="preserve"> 『</w:t>
+      </w:r>
+      <w:proofErr w:type="spellStart"/>
+      <w:r>
+        <w:rPr>
+          <w:rFonts w:ascii="Pretendard" w:eastAsia="Pretendard" w:hAnsi="Pretendard"/>
+          <w:sz w:val="20"/>
+          <w:szCs w:val="20"/>
+        </w:rPr>
+        <w:t>태극학보』의</w:t>
+      </w:r>
+      <w:proofErr w:type="spellEnd"/>
+      <w:r>
+        <w:rPr>
+          <w:rFonts w:ascii="Pretendard" w:eastAsia="Pretendard" w:hAnsi="Pretendard"/>
+          <w:sz w:val="20"/>
+          <w:szCs w:val="20"/>
+        </w:rPr>
+        <w:t xml:space="preserve"> 담론적 상관관계 연구」. </w:t>
       </w:r>
       <w:r>
         <w:rPr>
@@ -4069,15 +3833,15 @@
           <w:sz w:val="20"/>
           <w:szCs w:val="20"/>
         </w:rPr>
-        <w:t>현대문학의 연구</w:t>
-      </w:r>
-      <w:r>
-        <w:rPr>
-          <w:rFonts w:ascii="Pretendard" w:eastAsia="Pretendard" w:hAnsi="Pretendard"/>
-          <w:sz w:val="20"/>
-          <w:szCs w:val="20"/>
-        </w:rPr>
-        <w:t xml:space="preserve">, 61, 2017. </w:t>
+        <w:t>개념과 소통</w:t>
+      </w:r>
+      <w:r>
+        <w:rPr>
+          <w:rFonts w:ascii="Pretendard" w:eastAsia="Pretendard" w:hAnsi="Pretendard"/>
+          <w:sz w:val="20"/>
+          <w:szCs w:val="20"/>
+        </w:rPr>
+        <w:t xml:space="preserve">, 23, 2019. </w:t>
       </w:r>
       <w:hyperlink r:id="rId40" w:history="1">
         <w:r>
@@ -4087,9 +3851,97 @@
             <w:sz w:val="20"/>
             <w:szCs w:val="20"/>
           </w:rPr>
-          <w:t>doi.org/10.35419/</w:t>
+          <w:t>doi.org/10.15797/concom.2019..23.005</w:t>
         </w:r>
-        <w:proofErr w:type="gramStart"/>
+      </w:hyperlink>
+    </w:p>
+    <w:p>
+      <w:pPr>
+        <w:pStyle w:val="a4"/>
+        <w:numPr>
+          <w:ilvl w:val="0"/>
+          <w:numId w:val="5"/>
+        </w:numPr>
+        <w:spacing w:after="70"/>
+        <w:rPr>
+          <w:rFonts w:ascii="Pretendard" w:eastAsia="Pretendard" w:hAnsi="Pretendard"/>
+          <w:sz w:val="20"/>
+          <w:szCs w:val="20"/>
+        </w:rPr>
+      </w:pPr>
+      <w:r>
+        <w:rPr>
+          <w:rFonts w:ascii="Pretendard" w:eastAsia="Pretendard" w:hAnsi="Pretendard"/>
+          <w:b/>
+          <w:bCs/>
+          <w:sz w:val="20"/>
+          <w:szCs w:val="20"/>
+        </w:rPr>
+        <w:t>김병준</w:t>
+      </w:r>
+      <w:r>
+        <w:rPr>
+          <w:rFonts w:ascii="Pretendard" w:eastAsia="Pretendard" w:hAnsi="Pretendard"/>
+          <w:sz w:val="20"/>
+          <w:szCs w:val="20"/>
+        </w:rPr>
+        <w:t xml:space="preserve">, </w:t>
+      </w:r>
+      <w:proofErr w:type="spellStart"/>
+      <w:r>
+        <w:rPr>
+          <w:rFonts w:ascii="Pretendard" w:eastAsia="Pretendard" w:hAnsi="Pretendard"/>
+          <w:sz w:val="20"/>
+          <w:szCs w:val="20"/>
+        </w:rPr>
+        <w:t>전봉관</w:t>
+      </w:r>
+      <w:proofErr w:type="spellEnd"/>
+      <w:r>
+        <w:rPr>
+          <w:rFonts w:ascii="Pretendard" w:eastAsia="Pretendard" w:hAnsi="Pretendard"/>
+          <w:sz w:val="20"/>
+          <w:szCs w:val="20"/>
+        </w:rPr>
+        <w:t xml:space="preserve">, </w:t>
+      </w:r>
+      <w:proofErr w:type="spellStart"/>
+      <w:r>
+        <w:rPr>
+          <w:rFonts w:ascii="Pretendard" w:eastAsia="Pretendard" w:hAnsi="Pretendard"/>
+          <w:sz w:val="20"/>
+          <w:szCs w:val="20"/>
+        </w:rPr>
+        <w:t>이원재</w:t>
+      </w:r>
+      <w:proofErr w:type="spellEnd"/>
+      <w:r>
+        <w:rPr>
+          <w:rFonts w:ascii="Pretendard" w:eastAsia="Pretendard" w:hAnsi="Pretendard"/>
+          <w:sz w:val="20"/>
+          <w:szCs w:val="20"/>
+        </w:rPr>
+        <w:t xml:space="preserve">. 「비평 언어의 변동: 문예지 비평 텍스트에 나타난 개념단어의 변동 양상, 1995~2015」. </w:t>
+      </w:r>
+      <w:r>
+        <w:rPr>
+          <w:rFonts w:ascii="Pretendard" w:eastAsia="Pretendard" w:hAnsi="Pretendard"/>
+          <w:i/>
+          <w:iCs/>
+          <w:sz w:val="20"/>
+          <w:szCs w:val="20"/>
+        </w:rPr>
+        <w:t>현대문학의 연구</w:t>
+      </w:r>
+      <w:r>
+        <w:rPr>
+          <w:rFonts w:ascii="Pretendard" w:eastAsia="Pretendard" w:hAnsi="Pretendard"/>
+          <w:sz w:val="20"/>
+          <w:szCs w:val="20"/>
+        </w:rPr>
+        <w:t xml:space="preserve">, 61, 2017. </w:t>
+      </w:r>
+      <w:hyperlink r:id="rId41" w:history="1">
         <w:r>
           <w:rPr>
             <w:rStyle w:val="a5"/>
@@ -4097,17 +3949,7 @@
             <w:sz w:val="20"/>
             <w:szCs w:val="20"/>
           </w:rPr>
-          <w:t>kmlit.2017..</w:t>
-        </w:r>
-        <w:proofErr w:type="gramEnd"/>
-        <w:r>
-          <w:rPr>
-            <w:rStyle w:val="a5"/>
-            <w:rFonts w:ascii="Pretendard" w:eastAsia="Pretendard" w:hAnsi="Pretendard"/>
-            <w:sz w:val="20"/>
-            <w:szCs w:val="20"/>
-          </w:rPr>
-          <w:t>61.002</w:t>
+          <w:t>doi.org/10.35419/kmlit.2017..61.002</w:t>
         </w:r>
       </w:hyperlink>
     </w:p>
@@ -4198,7 +4040,7 @@
         </w:rPr>
         <w:t xml:space="preserve">, 48, 2016. </w:t>
       </w:r>
-      <w:hyperlink r:id="rId41" w:history="1">
+      <w:hyperlink r:id="rId42" w:history="1">
         <w:r>
           <w:rPr>
             <w:rStyle w:val="a5"/>
@@ -4296,7 +4138,7 @@
         </w:rPr>
         <w:t xml:space="preserve">, 61, 2016. </w:t>
       </w:r>
-      <w:hyperlink r:id="rId42" w:history="1">
+      <w:hyperlink r:id="rId43" w:history="1">
         <w:r>
           <w:rPr>
             <w:rStyle w:val="a5"/>
@@ -4435,7 +4277,7 @@
         </w:rPr>
         <w:t xml:space="preserve">, 48(1): 107–131, 2025. </w:t>
       </w:r>
-      <w:hyperlink r:id="rId43" w:history="1">
+      <w:hyperlink r:id="rId44" w:history="1">
         <w:r>
           <w:rPr>
             <w:rStyle w:val="a5"/>
@@ -4500,7 +4342,7 @@
         </w:rPr>
         <w:t xml:space="preserve">, 74, 2025. </w:t>
       </w:r>
-      <w:hyperlink r:id="rId44" w:history="1">
+      <w:hyperlink r:id="rId45" w:history="1">
         <w:r>
           <w:rPr>
             <w:rStyle w:val="a5"/>
@@ -4508,27 +4350,7 @@
             <w:sz w:val="20"/>
             <w:szCs w:val="20"/>
           </w:rPr>
-          <w:t>doi.org/10.22936/sh.</w:t>
-        </w:r>
-        <w:proofErr w:type="gramStart"/>
-        <w:r>
-          <w:rPr>
-            <w:rStyle w:val="a5"/>
-            <w:rFonts w:ascii="Pretendard" w:eastAsia="Pretendard" w:hAnsi="Pretendard"/>
-            <w:sz w:val="20"/>
-            <w:szCs w:val="20"/>
-          </w:rPr>
-          <w:t>74..</w:t>
-        </w:r>
-        <w:proofErr w:type="gramEnd"/>
-        <w:r>
-          <w:rPr>
-            <w:rStyle w:val="a5"/>
-            <w:rFonts w:ascii="Pretendard" w:eastAsia="Pretendard" w:hAnsi="Pretendard"/>
-            <w:sz w:val="20"/>
-            <w:szCs w:val="20"/>
-          </w:rPr>
-          <w:t>202506.016</w:t>
+          <w:t>doi.org/10.22936/sh.74..202506.016</w:t>
         </w:r>
       </w:hyperlink>
     </w:p>
@@ -4682,7 +4504,7 @@
         </w:rPr>
         <w:t xml:space="preserve">, 2024. </w:t>
       </w:r>
-      <w:hyperlink r:id="rId45" w:history="1">
+      <w:hyperlink r:id="rId46" w:history="1">
         <w:r>
           <w:rPr>
             <w:rStyle w:val="a5"/>
@@ -4781,7 +4603,7 @@
         </w:rPr>
         <w:t xml:space="preserve">, 28, 2021. </w:t>
       </w:r>
-      <w:hyperlink r:id="rId46" w:history="1">
+      <w:hyperlink r:id="rId47" w:history="1">
         <w:r>
           <w:rPr>
             <w:rStyle w:val="a5"/>
@@ -5905,7 +5727,7 @@
         </w:rPr>
         <w:t xml:space="preserve">. </w:t>
       </w:r>
-      <w:hyperlink r:id="rId47" w:history="1">
+      <w:hyperlink r:id="rId48" w:history="1">
         <w:r>
           <w:rPr>
             <w:rStyle w:val="a5"/>
@@ -5994,7 +5816,7 @@
         </w:rPr>
         <w:t xml:space="preserve">. </w:t>
       </w:r>
-      <w:hyperlink r:id="rId48" w:history="1">
+      <w:hyperlink r:id="rId49" w:history="1">
         <w:r>
           <w:rPr>
             <w:rStyle w:val="a5"/>
@@ -6271,25 +6093,7 @@
           <w:sz w:val="20"/>
           <w:szCs w:val="20"/>
         </w:rPr>
-        <w:t xml:space="preserve">“Who Carries the </w:t>
-      </w:r>
-      <w:proofErr w:type="gramStart"/>
-      <w:r>
-        <w:rPr>
-          <w:rFonts w:ascii="Pretendard" w:eastAsia="Pretendard" w:hAnsi="Pretendard"/>
-          <w:sz w:val="20"/>
-          <w:szCs w:val="20"/>
-        </w:rPr>
-        <w:t>Theory?:</w:t>
-      </w:r>
-      <w:proofErr w:type="gramEnd"/>
-      <w:r>
-        <w:rPr>
-          <w:rFonts w:ascii="Pretendard" w:eastAsia="Pretendard" w:hAnsi="Pretendard"/>
-          <w:sz w:val="20"/>
-          <w:szCs w:val="20"/>
-        </w:rPr>
-        <w:t xml:space="preserve"> A Computational Analysis of Conceptual Travel between Korean and English Literary Studies in South Korea.” Invited article for a special issue of </w:t>
+        <w:t xml:space="preserve">“Who Carries the Theory?: A Computational Analysis of Conceptual Travel between Korean and English Literary Studies in South Korea.” Invited article for a special issue of </w:t>
       </w:r>
       <w:r>
         <w:rPr>
@@ -6514,7 +6318,7 @@
         </w:rPr>
         <w:t xml:space="preserve">. 「2008~2024 KCI 데이터로 본 한국문학/한국영문학 담론의 시계열적 비교 분석」. 제3회 한국현대문학자대회, Feb. 2026. </w:t>
       </w:r>
-      <w:hyperlink r:id="rId49" w:history="1">
+      <w:hyperlink r:id="rId50" w:history="1">
         <w:r>
           <w:rPr>
             <w:rStyle w:val="a5"/>
@@ -6566,7 +6370,7 @@
         </w:rPr>
         <w:t xml:space="preserve"> (2026, January). Co-Reading: A human–AI co-reader media system for poetry–emotion–color [Paper presentation]. Hong Kong Association for Digital Humanities Conference (HKADH2026), Hong Kong. </w:t>
       </w:r>
-      <w:hyperlink r:id="rId50" w:history="1">
+      <w:hyperlink r:id="rId51" w:history="1">
         <w:r>
           <w:rPr>
             <w:rStyle w:val="a5"/>
@@ -6644,7 +6448,7 @@
         </w:rPr>
         <w:t xml:space="preserve">]. ADHO Digital Humanities Conference (DH2025), Lisbon, Portugal. </w:t>
       </w:r>
-      <w:hyperlink r:id="rId51" w:history="1">
+      <w:hyperlink r:id="rId52" w:history="1">
         <w:r>
           <w:rPr>
             <w:rStyle w:val="a5"/>
@@ -6885,7 +6689,7 @@
         </w:rPr>
         <w:t xml:space="preserve">Additional conference presentations are listed at </w:t>
       </w:r>
-      <w:hyperlink r:id="rId52" w:history="1">
+      <w:hyperlink r:id="rId53" w:history="1">
         <w:r>
           <w:rPr>
             <w:rStyle w:val="a5"/>
@@ -6906,7 +6710,7 @@
         </w:rPr>
         <w:t xml:space="preserve"> and on </w:t>
       </w:r>
-      <w:hyperlink r:id="rId53" w:history="1">
+      <w:hyperlink r:id="rId54" w:history="1">
         <w:r>
           <w:rPr>
             <w:rStyle w:val="a5"/>
@@ -7913,7 +7717,7 @@
       </w:r>
     </w:p>
     <w:sectPr>
-      <w:footerReference w:type="default" r:id="rId54"/>
+      <w:footerReference w:type="default" r:id="rId55"/>
       <w:pgSz w:w="11906" w:h="16838"/>
       <w:pgMar w:top="1080" w:right="1080" w:bottom="1080" w:left="1080" w:header="708" w:footer="708" w:gutter="0"/>
       <w:cols w:space="720"/>
